--- a/examples/habs_round1_2026/game3_post_2026-04-25_FR.docx
+++ b/examples/habs_round1_2026/game3_post_2026-04-25_FR.docx
@@ -17,7 +17,7 @@
           <w:sz w:val="44"/>
           <w:szCs w:val="44"/>
         </w:rPr>
-        <w:t xml:space="preserve">Match 3 — Lightning au Canadien</w:t>
+        <w:t xml:space="preserve">Match no 3 — Lightning au Canadien</w:t>
       </w:r>
     </w:p>
     <w:p>
@@ -34,7 +34,7 @@
           <w:sz w:val="24"/>
           <w:szCs w:val="24"/>
         </w:rPr>
-        <w:t xml:space="preserve">Ce que trois matchs de données confirment, infirment ou nuancent</w:t>
+        <w:t xml:space="preserve">Trois matchs, des chiffres, et le tri entre les narratifs qui tiennent et ceux qui s'effritent</w:t>
       </w:r>
     </w:p>
     <w:p>
@@ -52,7 +52,7 @@
           <w:sz w:val="18"/>
           <w:szCs w:val="18"/>
         </w:rPr>
-        <w:t xml:space="preserve">Publié 2026-04-25 · Série : MTL mène 2–1 · Match 4 à Montréal</w:t>
+        <w:t xml:space="preserve">Publié le 25 avril 2026 · Le CH mène 2–1 · Match no 4 dimanche au Centre Bell</w:t>
       </w:r>
     </w:p>
     <w:p>
@@ -68,7 +68,35 @@
           <w:sz w:val="24"/>
           <w:szCs w:val="24"/>
         </w:rPr>
-        <w:t xml:space="preserve">En un coup d'œil</w:t>
+        <w:t xml:space="preserve">L'essentiel</w:t>
+      </w:r>
+    </w:p>
+    <w:p>
+      <w:pPr>
+        <w:pStyle w:val="ListParagraph"/>
+        <w:numPr>
+          <w:ilvl w:val="0"/>
+          <w:numId w:val="2"/>
+        </w:numPr>
+        <w:spacing w:after="80"/>
+      </w:pPr>
+      <w:r>
+        <w:rPr>
+          <w:rFonts w:ascii="Arial" w:cs="Arial" w:eastAsia="Arial" w:hAnsi="Arial"/>
+          <w:b/>
+          <w:bCs/>
+          <w:sz w:val="20"/>
+          <w:szCs w:val="20"/>
+        </w:rPr>
+        <w:t xml:space="preserve">La victoire du match no 3 vient d'un brassage de trios, pas d'une formation intacte.</w:t>
+      </w:r>
+      <w:r>
+        <w:rPr>
+          <w:rFonts w:ascii="Arial" w:cs="Arial" w:eastAsia="Arial" w:hAnsi="Arial"/>
+          <w:sz w:val="20"/>
+          <w:szCs w:val="20"/>
+        </w:rPr>
+        <w:t xml:space="preserve"> Le CH a gardé ses 18 patineurs, mais Martin St-Louis a défait deux trios de la veille : Texier (AG) part en flanc avec Dach (C) et Bolduc (AD), et Kapanen prend le centre entre Newhook et Demidov (le poste qu'occupait Newhook au M2). Le nouveau trio Texier-Dach-Bolduc a partagé 6 minutes 42 sur la glace à 5 c. 5 et a produit 2 des 3 buts de Montréal. Radio-Canada avait annoncé le changement avant la mise au jeu; les présences réelles le confirment.</w:t>
       </w:r>
     </w:p>
     <w:p>
@@ -86,7 +114,7 @@
           <w:sz w:val="20"/>
           <w:szCs w:val="20"/>
         </w:rPr>
-        <w:t xml:space="preserve">La série est un cas d'école </w:t>
+        <w:t xml:space="preserve">Tampa Bay </w:t>
       </w:r>
       <w:r>
         <w:rPr>
@@ -96,7 +124,7 @@
           <w:sz w:val="20"/>
           <w:szCs w:val="20"/>
         </w:rPr>
-        <w:t xml:space="preserve">Tampa génère le volume de tirs, Montréal convertit sur la qualité</w:t>
+        <w:t xml:space="preserve">a brassé encore davantage</w:t>
       </w:r>
       <w:r>
         <w:rPr>
@@ -104,7 +132,43 @@
           <w:sz w:val="20"/>
           <w:szCs w:val="20"/>
         </w:rPr>
-        <w:t xml:space="preserve">. À 5 c. 5 sur 3 matchs, le TBL a 55,4 % des tentatives de tir (CF%) mais MTL détient 56,1 % des buts attendus et </w:t>
+        <w:t xml:space="preserve"> : seul un de leurs six trios les plus utilisés du match no 2 est revenu intact. Les deux entraîneurs ont cligné.</w:t>
+      </w:r>
+    </w:p>
+    <w:p>
+      <w:pPr>
+        <w:pStyle w:val="ListParagraph"/>
+        <w:numPr>
+          <w:ilvl w:val="0"/>
+          <w:numId w:val="2"/>
+        </w:numPr>
+        <w:spacing w:after="80"/>
+      </w:pPr>
+      <w:r>
+        <w:rPr>
+          <w:rFonts w:ascii="Arial" w:cs="Arial" w:eastAsia="Arial" w:hAnsi="Arial"/>
+          <w:sz w:val="20"/>
+          <w:szCs w:val="20"/>
+        </w:rPr>
+        <w:t xml:space="preserve">La série conserve son visage tactique : </w:t>
+      </w:r>
+      <w:r>
+        <w:rPr>
+          <w:rFonts w:ascii="Arial" w:cs="Arial" w:eastAsia="Arial" w:hAnsi="Arial"/>
+          <w:b/>
+          <w:bCs/>
+          <w:sz w:val="20"/>
+          <w:szCs w:val="20"/>
+        </w:rPr>
+        <w:t xml:space="preserve">Tampa génère le volume, le CH convertit sur la qualité</w:t>
+      </w:r>
+      <w:r>
+        <w:rPr>
+          <w:rFonts w:ascii="Arial" w:cs="Arial" w:eastAsia="Arial" w:hAnsi="Arial"/>
+          <w:sz w:val="20"/>
+          <w:szCs w:val="20"/>
+        </w:rPr>
+        <w:t xml:space="preserve">. À 5 c. 5 sur trois matchs, le TBL détient 55,4 % des tentatives Corsi mais le CH s'arroge </w:t>
       </w:r>
       <w:r>
         <w:rPr>
@@ -122,7 +186,7 @@
           <w:sz w:val="20"/>
           <w:szCs w:val="20"/>
         </w:rPr>
-        <w:t xml:space="preserve"> des chances à haut danger.</w:t>
+        <w:t xml:space="preserve"> des chances à haut danger et 56,1 % des buts attendus.</w:t>
       </w:r>
     </w:p>
     <w:p>
@@ -140,115 +204,7 @@
           <w:sz w:val="20"/>
           <w:szCs w:val="20"/>
         </w:rPr>
-        <w:t xml:space="preserve">L'offensive individuelle de Slafkovský </w:t>
-      </w:r>
-      <w:r>
-        <w:rPr>
-          <w:rFonts w:ascii="Arial" w:cs="Arial" w:eastAsia="Arial" w:hAnsi="Arial"/>
-          <w:b/>
-          <w:bCs/>
-          <w:sz w:val="20"/>
-          <w:szCs w:val="20"/>
-        </w:rPr>
-        <w:t xml:space="preserve">s'est effondrée après son combat avec Hagel au M2 P2 5:14</w:t>
-      </w:r>
-      <w:r>
-        <w:rPr>
-          <w:rFonts w:ascii="Arial" w:cs="Arial" w:eastAsia="Arial" w:hAnsi="Arial"/>
-          <w:sz w:val="20"/>
-          <w:szCs w:val="20"/>
-        </w:rPr>
-        <w:t xml:space="preserve"> — 8 tirs / 3 buts avant, 2 tirs / 0 but après — mais </w:t>
-      </w:r>
-      <w:r>
-        <w:rPr>
-          <w:rFonts w:ascii="Arial" w:cs="Arial" w:eastAsia="Arial" w:hAnsi="Arial"/>
-          <w:b/>
-          <w:bCs/>
-          <w:sz w:val="20"/>
-          <w:szCs w:val="20"/>
-        </w:rPr>
-        <w:t xml:space="preserve">son trio gagne toujours le combat sur la glace (tirs 20-9, buts 2-1 après le combat)</w:t>
-      </w:r>
-      <w:r>
-        <w:rPr>
-          <w:rFonts w:ascii="Arial" w:cs="Arial" w:eastAsia="Arial" w:hAnsi="Arial"/>
-          <w:sz w:val="20"/>
-          <w:szCs w:val="20"/>
-        </w:rPr>
-        <w:t xml:space="preserve">. « Moins impactant » est le mauvais cadrage; « rôle modifié » est plus juste.</w:t>
-      </w:r>
-    </w:p>
-    <w:p>
-      <w:pPr>
-        <w:pStyle w:val="ListParagraph"/>
-        <w:numPr>
-          <w:ilvl w:val="0"/>
-          <w:numId w:val="2"/>
-        </w:numPr>
-        <w:spacing w:after="80"/>
-      </w:pPr>
-      <w:r>
-        <w:rPr>
-          <w:rFonts w:ascii="Arial" w:cs="Arial" w:eastAsia="Arial" w:hAnsi="Arial"/>
-          <w:sz w:val="20"/>
-          <w:szCs w:val="20"/>
-        </w:rPr>
-        <w:t xml:space="preserve">Le narratif de la profondeur offensive est réel, avec une nuance. </w:t>
-      </w:r>
-      <w:r>
-        <w:rPr>
-          <w:rFonts w:ascii="Arial" w:cs="Arial" w:eastAsia="Arial" w:hAnsi="Arial"/>
-          <w:b/>
-          <w:bCs/>
-          <w:sz w:val="20"/>
-          <w:szCs w:val="20"/>
-        </w:rPr>
-        <w:t xml:space="preserve">Bolduc, Dach, Texier, Hutson et Xhekaj ont surperformé leur impact isolé de la saison régulière</w:t>
-      </w:r>
-      <w:r>
-        <w:rPr>
-          <w:rFonts w:ascii="Arial" w:cs="Arial" w:eastAsia="Arial" w:hAnsi="Arial"/>
-          <w:sz w:val="20"/>
-          <w:szCs w:val="20"/>
-        </w:rPr>
-        <w:t xml:space="preserve">, alors que </w:t>
-      </w:r>
-      <w:r>
-        <w:rPr>
-          <w:rFonts w:ascii="Arial" w:cs="Arial" w:eastAsia="Arial" w:hAnsi="Arial"/>
-          <w:b/>
-          <w:bCs/>
-          <w:sz w:val="20"/>
-          <w:szCs w:val="20"/>
-        </w:rPr>
-        <w:t xml:space="preserve">Suzuki, Caufield et Hutson</w:t>
-      </w:r>
-      <w:r>
-        <w:rPr>
-          <w:rFonts w:ascii="Arial" w:cs="Arial" w:eastAsia="Arial" w:hAnsi="Arial"/>
-          <w:sz w:val="20"/>
-          <w:szCs w:val="20"/>
-        </w:rPr>
-        <w:t xml:space="preserve"> (malgré leurs buts) sont en deçà de leur impact isolé régulier à 5 c. 5. Les vedettes ne pilotent plus le jeu à forces égales; la profondeur prend le relais.</w:t>
-      </w:r>
-    </w:p>
-    <w:p>
-      <w:pPr>
-        <w:pStyle w:val="ListParagraph"/>
-        <w:numPr>
-          <w:ilvl w:val="0"/>
-          <w:numId w:val="2"/>
-        </w:numPr>
-        <w:spacing w:after="80"/>
-      </w:pPr>
-      <w:r>
-        <w:rPr>
-          <w:rFonts w:ascii="Arial" w:cs="Arial" w:eastAsia="Arial" w:hAnsi="Arial"/>
-          <w:sz w:val="20"/>
-          <w:szCs w:val="20"/>
-        </w:rPr>
-        <w:t xml:space="preserve">Les PDO sont MTL 1,008 / TBL 0,992 — les chiffres sous-jacents sont plus serrés que ne le laisse croire le 2-1. Sur la série, Vasilevskiy et Dobes ont fait face à des volumes de tirs quasi identiques (75 c. 74) avec des pourcentages d'arrêts similaires (,893 c. ,905) — l'écart de 29-17 du Match 3 est un phénomène d'un seul match, pas une tendance de série.</w:t>
+        <w:t xml:space="preserve">L'argument d'avant-série voulant que Vasilevskiy soit « plus fiable » que Dobes ne tient pas à l'examen des trois premiers matchs : le pourcentage d'arrêts implicite de Dobes (,905) est en fait légèrement supérieur à celui de Vasilevskiy (,893), avec des charges de travail quasi identiques (74 c. 75 tirs subis).</w:t>
       </w:r>
     </w:p>
     <w:p>
@@ -309,11 +265,18 @@
                 <w:rFonts w:ascii="Arial" w:cs="Arial" w:eastAsia="Arial" w:hAnsi="Arial"/>
                 <w:b/>
                 <w:bCs/>
-                <w:color w:val="111111"/>
-                <w:sz w:val="22"/>
-                <w:szCs w:val="22"/>
-              </w:rPr>
-              <w:t xml:space="preserve"/>
+                <w:sz w:val="20"/>
+                <w:szCs w:val="20"/>
+              </w:rPr>
+              <w:t xml:space="preserve">Codes couleur des verdicts.</w:t>
+            </w:r>
+            <w:r>
+              <w:rPr>
+                <w:rFonts w:ascii="Arial" w:cs="Arial" w:eastAsia="Arial" w:hAnsi="Arial"/>
+                <w:sz w:val="20"/>
+                <w:szCs w:val="20"/>
+              </w:rPr>
+              <w:t xml:space="preserve"> Chaque affirmation est notée selon les chiffres : vert = confirmée, ambre = mitigée ou directionnelle, rouge = infirmée.</w:t>
             </w:r>
           </w:p>
           <w:p>
@@ -328,7 +291,7 @@
                 <w:sz w:val="20"/>
                 <w:szCs w:val="20"/>
               </w:rPr>
-              <w:t xml:space="preserve">Codes couleurs des verdicts.</w:t>
+              <w:t xml:space="preserve">Sources.</w:t>
             </w:r>
             <w:r>
               <w:rPr>
@@ -336,7 +299,7 @@
                 <w:sz w:val="20"/>
                 <w:szCs w:val="20"/>
               </w:rPr>
-              <w:t xml:space="preserve"> Chaque affirmation est notée selon les données : vert = confirmée, ambre = mitigée ou directionnelle, rouge = infirmée par les données disponibles.</w:t>
+              <w:t xml:space="preserve"> Les chiffres viennent de Natural Stat Trick (totaux 5 c. 5 / 5 c. 4 de série) et des API publiques de LNH.com (jeu par jeu, présences). Les affirmations citées proviennent de La Presse, RDS, Radio-Canada, du New York Post, de Habs Eyes On The Prize et de HockeyDB.</w:t>
             </w:r>
           </w:p>
           <w:p>
@@ -351,7 +314,7 @@
                 <w:sz w:val="20"/>
                 <w:szCs w:val="20"/>
               </w:rPr>
-              <w:t xml:space="preserve">Sources.</w:t>
+              <w:t xml:space="preserve">Aucune prédiction.</w:t>
             </w:r>
             <w:r>
               <w:rPr>
@@ -359,30 +322,7 @@
                 <w:sz w:val="20"/>
                 <w:szCs w:val="20"/>
               </w:rPr>
-              <w:t xml:space="preserve"> Tous les chiffres proviennent de Natural Stat Trick (totaux 5 c. 5 / 5 c. 4 de série) ou des API publiques de LNH.com (jeu par jeu et présences). La méthodologie, les formules et les mises en garde sont dans le lexique du projet.</w:t>
-            </w:r>
-          </w:p>
-          <w:p>
-            <w:pPr>
-              <w:spacing w:after="60"/>
-            </w:pPr>
-            <w:r>
-              <w:rPr>
-                <w:rFonts w:ascii="Arial" w:cs="Arial" w:eastAsia="Arial" w:hAnsi="Arial"/>
-                <w:b/>
-                <w:bCs/>
-                <w:sz w:val="20"/>
-                <w:szCs w:val="20"/>
-              </w:rPr>
-              <w:t xml:space="preserve">Pas de prédictions.</w:t>
-            </w:r>
-            <w:r>
-              <w:rPr>
-                <w:rFonts w:ascii="Arial" w:cs="Arial" w:eastAsia="Arial" w:hAnsi="Arial"/>
-                <w:sz w:val="20"/>
-                <w:szCs w:val="20"/>
-              </w:rPr>
-              <w:t xml:space="preserve"> Ce rapport note les affirmations, il ne prédit pas l'issue de la série. Trois matchs, c'est minuscule — chaque chiffre d'impact isolé est directionnel, pas prédictif.</w:t>
+              <w:t xml:space="preserve"> Ce rapport note les affirmations, il ne prédit pas l'issue de la série. Trois matchs, c'est minuscule; chaque chiffre d'impact isolé est directionnel, pas prédictif.</w:t>
             </w:r>
           </w:p>
         </w:tc>
@@ -391,6 +331,35 @@
     <w:p>
       <w:r>
         <w:br w:type="page"/>
+      </w:r>
+    </w:p>
+    <w:p>
+      <w:pPr>
+        <w:pStyle w:val="Heading1"/>
+      </w:pPr>
+      <w:r>
+        <w:rPr>
+          <w:rFonts w:ascii="Arial" w:cs="Arial" w:eastAsia="Arial" w:hAnsi="Arial"/>
+          <w:b/>
+          <w:bCs/>
+          <w:color w:val="1F2F4A"/>
+          <w:sz w:val="30"/>
+          <w:szCs w:val="30"/>
+        </w:rPr>
+        <w:t xml:space="preserve">1. Le brassage de trios du match no 3 — et ce qu'il a produit</w:t>
+      </w:r>
+    </w:p>
+    <w:p>
+      <w:pPr>
+        <w:spacing w:after="100"/>
+      </w:pPr>
+      <w:r>
+        <w:rPr>
+          <w:rFonts w:ascii="Arial" w:cs="Arial" w:eastAsia="Arial" w:hAnsi="Arial"/>
+          <w:sz w:val="20"/>
+          <w:szCs w:val="20"/>
+        </w:rPr>
+        <w:t xml:space="preserve">L'intuition voulant que « le CH avait la même formation » est à moitié juste. Les 18 patineurs étaient les mêmes, mais deux des quatre trios offensifs ont été reconfigurés. Selon Radio-Canada avant la rencontre, St-Louis a placé Kapanen au centre entre Newhook et Demidov (en remplacement de Newhook, qui était centre de ce trio au M2 et qui glisse à l'aile), et il a déplacé Texier de ce trio vers celui de Dach et Bolduc. On a recoupé avec les présences réelles tirées de LNH.com — le changement concorde.</w:t>
       </w:r>
     </w:p>
     <w:p>
@@ -406,7 +375,7 @@
           <w:sz w:val="24"/>
           <w:szCs w:val="24"/>
         </w:rPr>
-        <w:t xml:space="preserve">Tableau des affirmations</w:t>
+        <w:t xml:space="preserve">Trios du CH, match no 2 → match no 3</w:t>
       </w:r>
     </w:p>
     <w:p>
@@ -422,7 +391,1853 @@
           <w:sz w:val="20"/>
           <w:szCs w:val="20"/>
         </w:rPr>
-        <w:t xml:space="preserve">Chaque ligne associe une citation publique à ce que les données montrent. Codes couleurs : vert = confirmée, ambre = mitigée, rouge = infirmée.</w:t>
+        <w:t xml:space="preserve">Trios offensifs par total de secondes ensemble sur la glace, toutes situations confondues, à partir des présences réelles (et non des formations annoncées avant-match).</w:t>
+      </w:r>
+    </w:p>
+    <w:tbl>
+      <w:tblPr>
+        <w:tblW w:type="auto" w:w="100"/>
+        <w:tblBorders>
+          <w:top w:val="single" w:color="auto" w:sz="4"/>
+          <w:left w:val="single" w:color="auto" w:sz="4"/>
+          <w:bottom w:val="single" w:color="auto" w:sz="4"/>
+          <w:right w:val="single" w:color="auto" w:sz="4"/>
+          <w:insideH w:val="single" w:color="auto" w:sz="4"/>
+          <w:insideV w:val="single" w:color="auto" w:sz="4"/>
+        </w:tblBorders>
+        <w:tblCellMar>
+          <w:top w:type="dxa" w:w="70"/>
+          <w:left w:type="dxa" w:w="120"/>
+          <w:bottom w:type="dxa" w:w="70"/>
+          <w:right w:type="dxa" w:w="120"/>
+        </w:tblCellMar>
+      </w:tblPr>
+      <w:tblGrid>
+        <w:gridCol w:w="1100"/>
+        <w:gridCol w:w="3500"/>
+        <w:gridCol w:w="3500"/>
+        <w:gridCol w:w="1260"/>
+      </w:tblGrid>
+      <w:tr>
+        <w:trPr>
+          <w:tblHeader/>
+        </w:trPr>
+        <w:tc>
+          <w:tcPr>
+            <w:tcW w:type="dxa" w:w="1100"/>
+            <w:tcBorders>
+              <w:top w:val="single" w:color="BFBFBF" w:sz="4"/>
+              <w:left w:val="single" w:color="BFBFBF" w:sz="4"/>
+              <w:bottom w:val="single" w:color="BFBFBF" w:sz="4"/>
+              <w:right w:val="single" w:color="BFBFBF" w:sz="4"/>
+            </w:tcBorders>
+            <w:shd w:fill="1F2F4A" w:val="clear"/>
+            <w:vAlign w:val="center"/>
+          </w:tcPr>
+          <w:p>
+            <w:pPr>
+              <w:jc w:val="center"/>
+            </w:pPr>
+            <w:r>
+              <w:rPr>
+                <w:rFonts w:ascii="Arial" w:cs="Arial" w:eastAsia="Arial" w:hAnsi="Arial"/>
+                <w:b/>
+                <w:bCs/>
+                <w:color w:val="FFFFFF"/>
+                <w:sz w:val="18"/>
+                <w:szCs w:val="18"/>
+              </w:rPr>
+              <w:t xml:space="preserve">Trio</w:t>
+            </w:r>
+          </w:p>
+        </w:tc>
+        <w:tc>
+          <w:tcPr>
+            <w:tcW w:type="dxa" w:w="3500"/>
+            <w:tcBorders>
+              <w:top w:val="single" w:color="BFBFBF" w:sz="4"/>
+              <w:left w:val="single" w:color="BFBFBF" w:sz="4"/>
+              <w:bottom w:val="single" w:color="BFBFBF" w:sz="4"/>
+              <w:right w:val="single" w:color="BFBFBF" w:sz="4"/>
+            </w:tcBorders>
+            <w:shd w:fill="1F2F4A" w:val="clear"/>
+            <w:vAlign w:val="center"/>
+          </w:tcPr>
+          <w:p>
+            <w:pPr>
+              <w:jc w:val="center"/>
+            </w:pPr>
+            <w:r>
+              <w:rPr>
+                <w:rFonts w:ascii="Arial" w:cs="Arial" w:eastAsia="Arial" w:hAnsi="Arial"/>
+                <w:b/>
+                <w:bCs/>
+                <w:color w:val="FFFFFF"/>
+                <w:sz w:val="18"/>
+                <w:szCs w:val="18"/>
+              </w:rPr>
+              <w:t xml:space="preserve">Match 2 (TG)</w:t>
+            </w:r>
+          </w:p>
+        </w:tc>
+        <w:tc>
+          <w:tcPr>
+            <w:tcW w:type="dxa" w:w="3500"/>
+            <w:tcBorders>
+              <w:top w:val="single" w:color="BFBFBF" w:sz="4"/>
+              <w:left w:val="single" w:color="BFBFBF" w:sz="4"/>
+              <w:bottom w:val="single" w:color="BFBFBF" w:sz="4"/>
+              <w:right w:val="single" w:color="BFBFBF" w:sz="4"/>
+            </w:tcBorders>
+            <w:shd w:fill="1F2F4A" w:val="clear"/>
+            <w:vAlign w:val="center"/>
+          </w:tcPr>
+          <w:p>
+            <w:pPr>
+              <w:jc w:val="center"/>
+            </w:pPr>
+            <w:r>
+              <w:rPr>
+                <w:rFonts w:ascii="Arial" w:cs="Arial" w:eastAsia="Arial" w:hAnsi="Arial"/>
+                <w:b/>
+                <w:bCs/>
+                <w:color w:val="FFFFFF"/>
+                <w:sz w:val="18"/>
+                <w:szCs w:val="18"/>
+              </w:rPr>
+              <w:t xml:space="preserve">Match 3 (TG)</w:t>
+            </w:r>
+          </w:p>
+        </w:tc>
+        <w:tc>
+          <w:tcPr>
+            <w:tcW w:type="dxa" w:w="1260"/>
+            <w:tcBorders>
+              <w:top w:val="single" w:color="BFBFBF" w:sz="4"/>
+              <w:left w:val="single" w:color="BFBFBF" w:sz="4"/>
+              <w:bottom w:val="single" w:color="BFBFBF" w:sz="4"/>
+              <w:right w:val="single" w:color="BFBFBF" w:sz="4"/>
+            </w:tcBorders>
+            <w:shd w:fill="1F2F4A" w:val="clear"/>
+            <w:vAlign w:val="center"/>
+          </w:tcPr>
+          <w:p>
+            <w:pPr>
+              <w:jc w:val="center"/>
+            </w:pPr>
+            <w:r>
+              <w:rPr>
+                <w:rFonts w:ascii="Arial" w:cs="Arial" w:eastAsia="Arial" w:hAnsi="Arial"/>
+                <w:b/>
+                <w:bCs/>
+                <w:color w:val="FFFFFF"/>
+                <w:sz w:val="18"/>
+                <w:szCs w:val="18"/>
+              </w:rPr>
+              <w:t xml:space="preserve">Statut</w:t>
+            </w:r>
+          </w:p>
+        </w:tc>
+      </w:tr>
+      <w:tr>
+        <w:tc>
+          <w:tcPr>
+            <w:tcW w:type="dxa" w:w="1100"/>
+            <w:tcBorders>
+              <w:top w:val="single" w:color="BFBFBF" w:sz="4"/>
+              <w:left w:val="single" w:color="BFBFBF" w:sz="4"/>
+              <w:bottom w:val="single" w:color="BFBFBF" w:sz="4"/>
+              <w:right w:val="single" w:color="BFBFBF" w:sz="4"/>
+            </w:tcBorders>
+            <w:shd w:fill="E2F0D9" w:val="clear"/>
+            <w:vAlign w:val="center"/>
+          </w:tcPr>
+          <w:p>
+            <w:pPr>
+              <w:jc w:val="left"/>
+            </w:pPr>
+            <w:r>
+              <w:rPr>
+                <w:rFonts w:ascii="Arial" w:cs="Arial" w:eastAsia="Arial" w:hAnsi="Arial"/>
+                <w:sz w:val="18"/>
+                <w:szCs w:val="18"/>
+              </w:rPr>
+              <w:t xml:space="preserve">Trio 1</w:t>
+            </w:r>
+          </w:p>
+        </w:tc>
+        <w:tc>
+          <w:tcPr>
+            <w:tcW w:type="dxa" w:w="3500"/>
+            <w:tcBorders>
+              <w:top w:val="single" w:color="BFBFBF" w:sz="4"/>
+              <w:left w:val="single" w:color="BFBFBF" w:sz="4"/>
+              <w:bottom w:val="single" w:color="BFBFBF" w:sz="4"/>
+              <w:right w:val="single" w:color="BFBFBF" w:sz="4"/>
+            </w:tcBorders>
+            <w:shd w:fill="E2F0D9" w:val="clear"/>
+            <w:vAlign w:val="center"/>
+          </w:tcPr>
+          <w:p>
+            <w:pPr>
+              <w:jc w:val="left"/>
+            </w:pPr>
+            <w:r>
+              <w:rPr>
+                <w:rFonts w:ascii="Arial" w:cs="Arial" w:eastAsia="Arial" w:hAnsi="Arial"/>
+                <w:sz w:val="18"/>
+                <w:szCs w:val="18"/>
+              </w:rPr>
+              <w:t xml:space="preserve">Nick Suzuki / Cole Caufield / Juraj SlafkovskÃ½ (14.6 min)</w:t>
+            </w:r>
+          </w:p>
+        </w:tc>
+        <w:tc>
+          <w:tcPr>
+            <w:tcW w:type="dxa" w:w="3500"/>
+            <w:tcBorders>
+              <w:top w:val="single" w:color="BFBFBF" w:sz="4"/>
+              <w:left w:val="single" w:color="BFBFBF" w:sz="4"/>
+              <w:bottom w:val="single" w:color="BFBFBF" w:sz="4"/>
+              <w:right w:val="single" w:color="BFBFBF" w:sz="4"/>
+            </w:tcBorders>
+            <w:shd w:fill="E2F0D9" w:val="clear"/>
+            <w:vAlign w:val="center"/>
+          </w:tcPr>
+          <w:p>
+            <w:pPr>
+              <w:jc w:val="left"/>
+            </w:pPr>
+            <w:r>
+              <w:rPr>
+                <w:rFonts w:ascii="Arial" w:cs="Arial" w:eastAsia="Arial" w:hAnsi="Arial"/>
+                <w:sz w:val="18"/>
+                <w:szCs w:val="18"/>
+              </w:rPr>
+              <w:t xml:space="preserve">Nick Suzuki / Cole Caufield / Juraj SlafkovskÃ½ (9.6 min)</w:t>
+            </w:r>
+          </w:p>
+        </w:tc>
+        <w:tc>
+          <w:tcPr>
+            <w:tcW w:type="dxa" w:w="1260"/>
+            <w:tcBorders>
+              <w:top w:val="single" w:color="BFBFBF" w:sz="4"/>
+              <w:left w:val="single" w:color="BFBFBF" w:sz="4"/>
+              <w:bottom w:val="single" w:color="BFBFBF" w:sz="4"/>
+              <w:right w:val="single" w:color="BFBFBF" w:sz="4"/>
+            </w:tcBorders>
+            <w:shd w:fill="E2F0D9" w:val="clear"/>
+            <w:vAlign w:val="center"/>
+          </w:tcPr>
+          <w:p>
+            <w:pPr>
+              <w:jc w:val="left"/>
+            </w:pPr>
+            <w:r>
+              <w:rPr>
+                <w:rFonts w:ascii="Arial" w:cs="Arial" w:eastAsia="Arial" w:hAnsi="Arial"/>
+                <w:sz w:val="18"/>
+                <w:szCs w:val="18"/>
+              </w:rPr>
+              <w:t xml:space="preserve">Maintenu</w:t>
+            </w:r>
+          </w:p>
+        </w:tc>
+      </w:tr>
+      <w:tr>
+        <w:tc>
+          <w:tcPr>
+            <w:tcW w:type="dxa" w:w="1100"/>
+            <w:tcBorders>
+              <w:top w:val="single" w:color="BFBFBF" w:sz="4"/>
+              <w:left w:val="single" w:color="BFBFBF" w:sz="4"/>
+              <w:bottom w:val="single" w:color="BFBFBF" w:sz="4"/>
+              <w:right w:val="single" w:color="BFBFBF" w:sz="4"/>
+            </w:tcBorders>
+            <w:shd w:fill="E2F0D9" w:val="clear"/>
+            <w:vAlign w:val="center"/>
+          </w:tcPr>
+          <w:p>
+            <w:pPr>
+              <w:jc w:val="left"/>
+            </w:pPr>
+            <w:r>
+              <w:rPr>
+                <w:rFonts w:ascii="Arial" w:cs="Arial" w:eastAsia="Arial" w:hAnsi="Arial"/>
+                <w:sz w:val="18"/>
+                <w:szCs w:val="18"/>
+              </w:rPr>
+              <w:t xml:space="preserve">Trio 2</w:t>
+            </w:r>
+          </w:p>
+        </w:tc>
+        <w:tc>
+          <w:tcPr>
+            <w:tcW w:type="dxa" w:w="3500"/>
+            <w:tcBorders>
+              <w:top w:val="single" w:color="BFBFBF" w:sz="4"/>
+              <w:left w:val="single" w:color="BFBFBF" w:sz="4"/>
+              <w:bottom w:val="single" w:color="BFBFBF" w:sz="4"/>
+              <w:right w:val="single" w:color="BFBFBF" w:sz="4"/>
+            </w:tcBorders>
+            <w:shd w:fill="E2F0D9" w:val="clear"/>
+            <w:vAlign w:val="center"/>
+          </w:tcPr>
+          <w:p>
+            <w:pPr>
+              <w:jc w:val="left"/>
+            </w:pPr>
+            <w:r>
+              <w:rPr>
+                <w:rFonts w:ascii="Arial" w:cs="Arial" w:eastAsia="Arial" w:hAnsi="Arial"/>
+                <w:sz w:val="18"/>
+                <w:szCs w:val="18"/>
+              </w:rPr>
+              <w:t xml:space="preserve">Phillip Danault / Josh Anderson / Jake Evans (10.4 min)</w:t>
+            </w:r>
+          </w:p>
+        </w:tc>
+        <w:tc>
+          <w:tcPr>
+            <w:tcW w:type="dxa" w:w="3500"/>
+            <w:tcBorders>
+              <w:top w:val="single" w:color="BFBFBF" w:sz="4"/>
+              <w:left w:val="single" w:color="BFBFBF" w:sz="4"/>
+              <w:bottom w:val="single" w:color="BFBFBF" w:sz="4"/>
+              <w:right w:val="single" w:color="BFBFBF" w:sz="4"/>
+            </w:tcBorders>
+            <w:shd w:fill="E2F0D9" w:val="clear"/>
+            <w:vAlign w:val="center"/>
+          </w:tcPr>
+          <w:p>
+            <w:pPr>
+              <w:jc w:val="left"/>
+            </w:pPr>
+            <w:r>
+              <w:rPr>
+                <w:rFonts w:ascii="Arial" w:cs="Arial" w:eastAsia="Arial" w:hAnsi="Arial"/>
+                <w:sz w:val="18"/>
+                <w:szCs w:val="18"/>
+              </w:rPr>
+              <w:t xml:space="preserve">Phillip Danault / Josh Anderson / Jake Evans (8.4 min)</w:t>
+            </w:r>
+          </w:p>
+        </w:tc>
+        <w:tc>
+          <w:tcPr>
+            <w:tcW w:type="dxa" w:w="1260"/>
+            <w:tcBorders>
+              <w:top w:val="single" w:color="BFBFBF" w:sz="4"/>
+              <w:left w:val="single" w:color="BFBFBF" w:sz="4"/>
+              <w:bottom w:val="single" w:color="BFBFBF" w:sz="4"/>
+              <w:right w:val="single" w:color="BFBFBF" w:sz="4"/>
+            </w:tcBorders>
+            <w:shd w:fill="E2F0D9" w:val="clear"/>
+            <w:vAlign w:val="center"/>
+          </w:tcPr>
+          <w:p>
+            <w:pPr>
+              <w:jc w:val="left"/>
+            </w:pPr>
+            <w:r>
+              <w:rPr>
+                <w:rFonts w:ascii="Arial" w:cs="Arial" w:eastAsia="Arial" w:hAnsi="Arial"/>
+                <w:sz w:val="18"/>
+                <w:szCs w:val="18"/>
+              </w:rPr>
+              <w:t xml:space="preserve">Maintenu</w:t>
+            </w:r>
+          </w:p>
+        </w:tc>
+      </w:tr>
+      <w:tr>
+        <w:tc>
+          <w:tcPr>
+            <w:tcW w:type="dxa" w:w="1100"/>
+            <w:tcBorders>
+              <w:top w:val="single" w:color="BFBFBF" w:sz="4"/>
+              <w:left w:val="single" w:color="BFBFBF" w:sz="4"/>
+              <w:bottom w:val="single" w:color="BFBFBF" w:sz="4"/>
+              <w:right w:val="single" w:color="BFBFBF" w:sz="4"/>
+            </w:tcBorders>
+            <w:shd w:fill="FFF2CC" w:val="clear"/>
+            <w:vAlign w:val="center"/>
+          </w:tcPr>
+          <w:p>
+            <w:pPr>
+              <w:jc w:val="left"/>
+            </w:pPr>
+            <w:r>
+              <w:rPr>
+                <w:rFonts w:ascii="Arial" w:cs="Arial" w:eastAsia="Arial" w:hAnsi="Arial"/>
+                <w:sz w:val="18"/>
+                <w:szCs w:val="18"/>
+              </w:rPr>
+              <w:t xml:space="preserve">Trio 3</w:t>
+            </w:r>
+          </w:p>
+        </w:tc>
+        <w:tc>
+          <w:tcPr>
+            <w:tcW w:type="dxa" w:w="3500"/>
+            <w:tcBorders>
+              <w:top w:val="single" w:color="BFBFBF" w:sz="4"/>
+              <w:left w:val="single" w:color="BFBFBF" w:sz="4"/>
+              <w:bottom w:val="single" w:color="BFBFBF" w:sz="4"/>
+              <w:right w:val="single" w:color="BFBFBF" w:sz="4"/>
+            </w:tcBorders>
+            <w:shd w:fill="FFF2CC" w:val="clear"/>
+            <w:vAlign w:val="center"/>
+          </w:tcPr>
+          <w:p>
+            <w:pPr>
+              <w:jc w:val="left"/>
+            </w:pPr>
+            <w:r>
+              <w:rPr>
+                <w:rFonts w:ascii="Arial" w:cs="Arial" w:eastAsia="Arial" w:hAnsi="Arial"/>
+                <w:sz w:val="18"/>
+                <w:szCs w:val="18"/>
+              </w:rPr>
+              <w:t xml:space="preserve">Alexandre Texier / Alex Newhook / Ivan Demidov (10.0 min)</w:t>
+            </w:r>
+          </w:p>
+        </w:tc>
+        <w:tc>
+          <w:tcPr>
+            <w:tcW w:type="dxa" w:w="3500"/>
+            <w:tcBorders>
+              <w:top w:val="single" w:color="BFBFBF" w:sz="4"/>
+              <w:left w:val="single" w:color="BFBFBF" w:sz="4"/>
+              <w:bottom w:val="single" w:color="BFBFBF" w:sz="4"/>
+              <w:right w:val="single" w:color="BFBFBF" w:sz="4"/>
+            </w:tcBorders>
+            <w:shd w:fill="FFF2CC" w:val="clear"/>
+            <w:vAlign w:val="center"/>
+          </w:tcPr>
+          <w:p>
+            <w:pPr>
+              <w:jc w:val="left"/>
+            </w:pPr>
+            <w:r>
+              <w:rPr>
+                <w:rFonts w:ascii="Arial" w:cs="Arial" w:eastAsia="Arial" w:hAnsi="Arial"/>
+                <w:sz w:val="18"/>
+                <w:szCs w:val="18"/>
+              </w:rPr>
+              <w:t xml:space="preserve">Alex Newhook / Oliver Kapanen / Ivan Demidov (7.9 min)</w:t>
+            </w:r>
+          </w:p>
+        </w:tc>
+        <w:tc>
+          <w:tcPr>
+            <w:tcW w:type="dxa" w:w="1260"/>
+            <w:tcBorders>
+              <w:top w:val="single" w:color="BFBFBF" w:sz="4"/>
+              <w:left w:val="single" w:color="BFBFBF" w:sz="4"/>
+              <w:bottom w:val="single" w:color="BFBFBF" w:sz="4"/>
+              <w:right w:val="single" w:color="BFBFBF" w:sz="4"/>
+            </w:tcBorders>
+            <w:shd w:fill="FFF2CC" w:val="clear"/>
+            <w:vAlign w:val="center"/>
+          </w:tcPr>
+          <w:p>
+            <w:pPr>
+              <w:jc w:val="left"/>
+            </w:pPr>
+            <w:r>
+              <w:rPr>
+                <w:rFonts w:ascii="Arial" w:cs="Arial" w:eastAsia="Arial" w:hAnsi="Arial"/>
+                <w:sz w:val="18"/>
+                <w:szCs w:val="18"/>
+              </w:rPr>
+              <w:t xml:space="preserve">Nouveau (2/3 communs)</w:t>
+            </w:r>
+          </w:p>
+        </w:tc>
+      </w:tr>
+      <w:tr>
+        <w:tc>
+          <w:tcPr>
+            <w:tcW w:type="dxa" w:w="1100"/>
+            <w:tcBorders>
+              <w:top w:val="single" w:color="BFBFBF" w:sz="4"/>
+              <w:left w:val="single" w:color="BFBFBF" w:sz="4"/>
+              <w:bottom w:val="single" w:color="BFBFBF" w:sz="4"/>
+              <w:right w:val="single" w:color="BFBFBF" w:sz="4"/>
+            </w:tcBorders>
+            <w:shd w:fill="FFF2CC" w:val="clear"/>
+            <w:vAlign w:val="center"/>
+          </w:tcPr>
+          <w:p>
+            <w:pPr>
+              <w:jc w:val="left"/>
+            </w:pPr>
+            <w:r>
+              <w:rPr>
+                <w:rFonts w:ascii="Arial" w:cs="Arial" w:eastAsia="Arial" w:hAnsi="Arial"/>
+                <w:sz w:val="18"/>
+                <w:szCs w:val="18"/>
+              </w:rPr>
+              <w:t xml:space="preserve">Trio 4</w:t>
+            </w:r>
+          </w:p>
+        </w:tc>
+        <w:tc>
+          <w:tcPr>
+            <w:tcW w:type="dxa" w:w="3500"/>
+            <w:tcBorders>
+              <w:top w:val="single" w:color="BFBFBF" w:sz="4"/>
+              <w:left w:val="single" w:color="BFBFBF" w:sz="4"/>
+              <w:bottom w:val="single" w:color="BFBFBF" w:sz="4"/>
+              <w:right w:val="single" w:color="BFBFBF" w:sz="4"/>
+            </w:tcBorders>
+            <w:shd w:fill="FFF2CC" w:val="clear"/>
+            <w:vAlign w:val="center"/>
+          </w:tcPr>
+          <w:p>
+            <w:pPr>
+              <w:jc w:val="left"/>
+            </w:pPr>
+            <w:r>
+              <w:rPr>
+                <w:rFonts w:ascii="Arial" w:cs="Arial" w:eastAsia="Arial" w:hAnsi="Arial"/>
+                <w:sz w:val="18"/>
+                <w:szCs w:val="18"/>
+              </w:rPr>
+              <w:t xml:space="preserve">Kirby Dach / Zachary Bolduc / Oliver Kapanen (7.7 min)</w:t>
+            </w:r>
+          </w:p>
+        </w:tc>
+        <w:tc>
+          <w:tcPr>
+            <w:tcW w:type="dxa" w:w="3500"/>
+            <w:tcBorders>
+              <w:top w:val="single" w:color="BFBFBF" w:sz="4"/>
+              <w:left w:val="single" w:color="BFBFBF" w:sz="4"/>
+              <w:bottom w:val="single" w:color="BFBFBF" w:sz="4"/>
+              <w:right w:val="single" w:color="BFBFBF" w:sz="4"/>
+            </w:tcBorders>
+            <w:shd w:fill="FFF2CC" w:val="clear"/>
+            <w:vAlign w:val="center"/>
+          </w:tcPr>
+          <w:p>
+            <w:pPr>
+              <w:jc w:val="left"/>
+            </w:pPr>
+            <w:r>
+              <w:rPr>
+                <w:rFonts w:ascii="Arial" w:cs="Arial" w:eastAsia="Arial" w:hAnsi="Arial"/>
+                <w:sz w:val="18"/>
+                <w:szCs w:val="18"/>
+              </w:rPr>
+              <w:t xml:space="preserve">Alexandre Texier / Kirby Dach / Zachary Bolduc (6.7 min)</w:t>
+            </w:r>
+          </w:p>
+        </w:tc>
+        <w:tc>
+          <w:tcPr>
+            <w:tcW w:type="dxa" w:w="1260"/>
+            <w:tcBorders>
+              <w:top w:val="single" w:color="BFBFBF" w:sz="4"/>
+              <w:left w:val="single" w:color="BFBFBF" w:sz="4"/>
+              <w:bottom w:val="single" w:color="BFBFBF" w:sz="4"/>
+              <w:right w:val="single" w:color="BFBFBF" w:sz="4"/>
+            </w:tcBorders>
+            <w:shd w:fill="FFF2CC" w:val="clear"/>
+            <w:vAlign w:val="center"/>
+          </w:tcPr>
+          <w:p>
+            <w:pPr>
+              <w:jc w:val="left"/>
+            </w:pPr>
+            <w:r>
+              <w:rPr>
+                <w:rFonts w:ascii="Arial" w:cs="Arial" w:eastAsia="Arial" w:hAnsi="Arial"/>
+                <w:sz w:val="18"/>
+                <w:szCs w:val="18"/>
+              </w:rPr>
+              <w:t xml:space="preserve">Nouveau (2/3 communs)</w:t>
+            </w:r>
+          </w:p>
+        </w:tc>
+      </w:tr>
+    </w:tbl>
+    <w:p>
+      <w:pPr>
+        <w:pStyle w:val="Heading2"/>
+      </w:pPr>
+      <w:r>
+        <w:rPr>
+          <w:rFonts w:ascii="Arial" w:cs="Arial" w:eastAsia="Arial" w:hAnsi="Arial"/>
+          <w:b/>
+          <w:bCs/>
+          <w:color w:val="2F4A70"/>
+          <w:sz w:val="24"/>
+          <w:szCs w:val="24"/>
+        </w:rPr>
+        <w:t xml:space="preserve">Le brassage a-t-il rapporté ?</w:t>
+      </w:r>
+    </w:p>
+    <w:p>
+      <w:pPr>
+        <w:spacing w:after="100"/>
+      </w:pPr>
+      <w:r>
+        <w:rPr>
+          <w:rFonts w:ascii="Arial" w:cs="Arial" w:eastAsia="Arial" w:hAnsi="Arial"/>
+          <w:sz w:val="20"/>
+          <w:szCs w:val="20"/>
+        </w:rPr>
+        <w:t xml:space="preserve">Le nouveau trio </w:t>
+      </w:r>
+      <w:r>
+        <w:rPr>
+          <w:rFonts w:ascii="Arial" w:cs="Arial" w:eastAsia="Arial" w:hAnsi="Arial"/>
+          <w:b/>
+          <w:bCs/>
+          <w:sz w:val="20"/>
+          <w:szCs w:val="20"/>
+        </w:rPr>
+        <w:t xml:space="preserve">Texier-Dach-Bolduc</w:t>
+      </w:r>
+      <w:r>
+        <w:rPr>
+          <w:rFonts w:ascii="Arial" w:cs="Arial" w:eastAsia="Arial" w:hAnsi="Arial"/>
+          <w:sz w:val="20"/>
+          <w:szCs w:val="20"/>
+        </w:rPr>
+        <w:t xml:space="preserve"> a inscrit les deux buts à 5 c. 5 du CH (Texier en début de match, Dach en deuxième) et a totalisé 6 points. Selon la chronique de Martin Leclerc à Radio-Canada, ce trio a piloté la victoire.</w:t>
+      </w:r>
+    </w:p>
+    <w:p>
+      <w:pPr>
+        <w:spacing w:after="100"/>
+      </w:pPr>
+      <w:r>
+        <w:rPr>
+          <w:rFonts w:ascii="Arial" w:cs="Arial" w:eastAsia="Arial" w:hAnsi="Arial"/>
+          <w:sz w:val="20"/>
+          <w:szCs w:val="20"/>
+        </w:rPr>
+        <w:t xml:space="preserve">Le nouveau trio </w:t>
+      </w:r>
+      <w:r>
+        <w:rPr>
+          <w:rFonts w:ascii="Arial" w:cs="Arial" w:eastAsia="Arial" w:hAnsi="Arial"/>
+          <w:b/>
+          <w:bCs/>
+          <w:sz w:val="20"/>
+          <w:szCs w:val="20"/>
+        </w:rPr>
+        <w:t xml:space="preserve">Kapanen-Newhook-Demidov</w:t>
+      </w:r>
+      <w:r>
+        <w:rPr>
+          <w:rFonts w:ascii="Arial" w:cs="Arial" w:eastAsia="Arial" w:hAnsi="Arial"/>
+          <w:sz w:val="20"/>
+          <w:szCs w:val="20"/>
+        </w:rPr>
+        <w:t xml:space="preserve"> a partagé 7 minutes 54 et n'a accordé aucun but : début discret mais responsable défensivement.</w:t>
+      </w:r>
+    </w:p>
+    <w:p>
+      <w:pPr>
+        <w:spacing w:after="100"/>
+      </w:pPr>
+      <w:r>
+        <w:rPr>
+          <w:rFonts w:ascii="Arial" w:cs="Arial" w:eastAsia="Arial" w:hAnsi="Arial"/>
+          <w:sz w:val="20"/>
+          <w:szCs w:val="20"/>
+        </w:rPr>
+        <w:t xml:space="preserve">François Gagnon a présenté le tout comme une rédemption pour Dach, après les attaques en ligne qui ont suivi son match no 2. La réponse de St-Louis : « Je n'abandonnerai jamais un joueur à moins qu'il n'abandonne sur lui-même. » Les chiffres confortent la lecture : le trio de Dach a dominé territorialement.</w:t>
+      </w:r>
+    </w:p>
+    <w:p>
+      <w:pPr>
+        <w:pStyle w:val="Heading2"/>
+      </w:pPr>
+      <w:r>
+        <w:rPr>
+          <w:rFonts w:ascii="Arial" w:cs="Arial" w:eastAsia="Arial" w:hAnsi="Arial"/>
+          <w:b/>
+          <w:bCs/>
+          <w:color w:val="2F4A70"/>
+          <w:sz w:val="24"/>
+          <w:szCs w:val="24"/>
+        </w:rPr>
+        <w:t xml:space="preserve">Le Lightning a cligné aussi</w:t>
+      </w:r>
+    </w:p>
+    <w:p>
+      <w:pPr>
+        <w:spacing w:after="100"/>
+      </w:pPr>
+      <w:r>
+        <w:rPr>
+          <w:rFonts w:ascii="Arial" w:cs="Arial" w:eastAsia="Arial" w:hAnsi="Arial"/>
+          <w:sz w:val="20"/>
+          <w:szCs w:val="20"/>
+        </w:rPr>
+        <w:t xml:space="preserve">Tampa a brassé encore plus agressivement — un seul de leurs six trios les plus utilisés au match no 2 est revenu au match no 3, contre cinq nouveaux. Les choix de Jon Cooper sont eux-mêmes une histoire; Martin Leclerc s'en est pris à un en particulier — Scott Sabourin obtenant 45 secondes en prolongation après n'avoir joué que 3 minutes en temps réglementaire. Sa formule : « Si Martin St-Louis avait pris de telles décisions dans des matchs de cette importance, il serait probablement en disgrâce à jamais auprès des partisans du Canadien. »</w:t>
+      </w:r>
+    </w:p>
+    <w:p>
+      <w:r>
+        <w:br w:type="page"/>
+      </w:r>
+    </w:p>
+    <w:p>
+      <w:pPr>
+        <w:pStyle w:val="Heading1"/>
+      </w:pPr>
+      <w:r>
+        <w:rPr>
+          <w:rFonts w:ascii="Arial" w:cs="Arial" w:eastAsia="Arial" w:hAnsi="Arial"/>
+          <w:b/>
+          <w:bCs/>
+          <w:color w:val="1F2F4A"/>
+          <w:sz w:val="30"/>
+          <w:szCs w:val="30"/>
+        </w:rPr>
+        <w:t xml:space="preserve">Observations sur l'utilisation — ce que le sommaire ne dit pas</w:t>
+      </w:r>
+    </w:p>
+    <w:p>
+      <w:pPr>
+        <w:spacing w:after="100"/>
+      </w:pPr>
+      <w:r>
+        <w:rPr>
+          <w:rFonts w:ascii="Arial" w:cs="Arial" w:eastAsia="Arial" w:hAnsi="Arial"/>
+          <w:i/>
+          <w:iCs/>
+          <w:color w:val="666666"/>
+          <w:sz w:val="20"/>
+          <w:szCs w:val="20"/>
+        </w:rPr>
+        <w:t xml:space="preserve">Décisions de déploiement glanées dans la presse (et corroborées par les présences réelles quand c'est possible). Ce sont les lectures qualitatives qui rendent les chiffres interprétables — l'intention d'un entraîneur n'apparaît jamais dans un chiffre Corsi. Consigné dans `game3_usage_observations.yaml` pour usage en aval.</w:t>
+      </w:r>
+    </w:p>
+    <w:tbl>
+      <w:tblPr>
+        <w:tblW w:type="auto" w:w="100"/>
+        <w:tblBorders>
+          <w:top w:val="single" w:color="auto" w:sz="4"/>
+          <w:left w:val="single" w:color="auto" w:sz="4"/>
+          <w:bottom w:val="single" w:color="auto" w:sz="4"/>
+          <w:right w:val="single" w:color="auto" w:sz="4"/>
+          <w:insideH w:val="single" w:color="auto" w:sz="4"/>
+          <w:insideV w:val="single" w:color="auto" w:sz="4"/>
+        </w:tblBorders>
+        <w:tblCellMar>
+          <w:top w:type="dxa" w:w="70"/>
+          <w:left w:type="dxa" w:w="120"/>
+          <w:bottom w:type="dxa" w:w="70"/>
+          <w:right w:type="dxa" w:w="120"/>
+        </w:tblCellMar>
+      </w:tblPr>
+      <w:tblGrid>
+        <w:gridCol w:w="1700"/>
+        <w:gridCol w:w="1700"/>
+        <w:gridCol w:w="4500"/>
+        <w:gridCol w:w="1460"/>
+      </w:tblGrid>
+      <w:tr>
+        <w:trPr>
+          <w:tblHeader/>
+        </w:trPr>
+        <w:tc>
+          <w:tcPr>
+            <w:tcW w:type="dxa" w:w="1700"/>
+            <w:tcBorders>
+              <w:top w:val="single" w:color="BFBFBF" w:sz="4"/>
+              <w:left w:val="single" w:color="BFBFBF" w:sz="4"/>
+              <w:bottom w:val="single" w:color="BFBFBF" w:sz="4"/>
+              <w:right w:val="single" w:color="BFBFBF" w:sz="4"/>
+            </w:tcBorders>
+            <w:shd w:fill="1F2F4A" w:val="clear"/>
+            <w:vAlign w:val="center"/>
+          </w:tcPr>
+          <w:p>
+            <w:pPr>
+              <w:jc w:val="center"/>
+            </w:pPr>
+            <w:r>
+              <w:rPr>
+                <w:rFonts w:ascii="Arial" w:cs="Arial" w:eastAsia="Arial" w:hAnsi="Arial"/>
+                <w:b/>
+                <w:bCs/>
+                <w:color w:val="FFFFFF"/>
+                <w:sz w:val="18"/>
+                <w:szCs w:val="18"/>
+              </w:rPr>
+              <w:t xml:space="preserve">Type</w:t>
+            </w:r>
+          </w:p>
+        </w:tc>
+        <w:tc>
+          <w:tcPr>
+            <w:tcW w:type="dxa" w:w="1700"/>
+            <w:tcBorders>
+              <w:top w:val="single" w:color="BFBFBF" w:sz="4"/>
+              <w:left w:val="single" w:color="BFBFBF" w:sz="4"/>
+              <w:bottom w:val="single" w:color="BFBFBF" w:sz="4"/>
+              <w:right w:val="single" w:color="BFBFBF" w:sz="4"/>
+            </w:tcBorders>
+            <w:shd w:fill="1F2F4A" w:val="clear"/>
+            <w:vAlign w:val="center"/>
+          </w:tcPr>
+          <w:p>
+            <w:pPr>
+              <w:jc w:val="center"/>
+            </w:pPr>
+            <w:r>
+              <w:rPr>
+                <w:rFonts w:ascii="Arial" w:cs="Arial" w:eastAsia="Arial" w:hAnsi="Arial"/>
+                <w:b/>
+                <w:bCs/>
+                <w:color w:val="FFFFFF"/>
+                <w:sz w:val="18"/>
+                <w:szCs w:val="18"/>
+              </w:rPr>
+              <w:t xml:space="preserve">Joueur / Équipe</w:t>
+            </w:r>
+          </w:p>
+        </w:tc>
+        <w:tc>
+          <w:tcPr>
+            <w:tcW w:type="dxa" w:w="4500"/>
+            <w:tcBorders>
+              <w:top w:val="single" w:color="BFBFBF" w:sz="4"/>
+              <w:left w:val="single" w:color="BFBFBF" w:sz="4"/>
+              <w:bottom w:val="single" w:color="BFBFBF" w:sz="4"/>
+              <w:right w:val="single" w:color="BFBFBF" w:sz="4"/>
+            </w:tcBorders>
+            <w:shd w:fill="1F2F4A" w:val="clear"/>
+            <w:vAlign w:val="center"/>
+          </w:tcPr>
+          <w:p>
+            <w:pPr>
+              <w:jc w:val="center"/>
+            </w:pPr>
+            <w:r>
+              <w:rPr>
+                <w:rFonts w:ascii="Arial" w:cs="Arial" w:eastAsia="Arial" w:hAnsi="Arial"/>
+                <w:b/>
+                <w:bCs/>
+                <w:color w:val="FFFFFF"/>
+                <w:sz w:val="18"/>
+                <w:szCs w:val="18"/>
+              </w:rPr>
+              <w:t xml:space="preserve">Observation</w:t>
+            </w:r>
+          </w:p>
+        </w:tc>
+        <w:tc>
+          <w:tcPr>
+            <w:tcW w:type="dxa" w:w="1460"/>
+            <w:tcBorders>
+              <w:top w:val="single" w:color="BFBFBF" w:sz="4"/>
+              <w:left w:val="single" w:color="BFBFBF" w:sz="4"/>
+              <w:bottom w:val="single" w:color="BFBFBF" w:sz="4"/>
+              <w:right w:val="single" w:color="BFBFBF" w:sz="4"/>
+            </w:tcBorders>
+            <w:shd w:fill="1F2F4A" w:val="clear"/>
+            <w:vAlign w:val="center"/>
+          </w:tcPr>
+          <w:p>
+            <w:pPr>
+              <w:jc w:val="center"/>
+            </w:pPr>
+            <w:r>
+              <w:rPr>
+                <w:rFonts w:ascii="Arial" w:cs="Arial" w:eastAsia="Arial" w:hAnsi="Arial"/>
+                <w:b/>
+                <w:bCs/>
+                <w:color w:val="FFFFFF"/>
+                <w:sz w:val="18"/>
+                <w:szCs w:val="18"/>
+              </w:rPr>
+              <w:t xml:space="preserve">Source</w:t>
+            </w:r>
+          </w:p>
+        </w:tc>
+      </w:tr>
+      <w:tr>
+        <w:tc>
+          <w:tcPr>
+            <w:tcW w:type="dxa" w:w="1700"/>
+            <w:tcBorders>
+              <w:top w:val="single" w:color="BFBFBF" w:sz="4"/>
+              <w:left w:val="single" w:color="BFBFBF" w:sz="4"/>
+              <w:bottom w:val="single" w:color="BFBFBF" w:sz="4"/>
+              <w:right w:val="single" w:color="BFBFBF" w:sz="4"/>
+            </w:tcBorders>
+            <w:vAlign w:val="center"/>
+          </w:tcPr>
+          <w:p>
+            <w:pPr>
+              <w:jc w:val="left"/>
+            </w:pPr>
+            <w:r>
+              <w:rPr>
+                <w:rFonts w:ascii="Arial" w:cs="Arial" w:eastAsia="Arial" w:hAnsi="Arial"/>
+                <w:sz w:val="18"/>
+                <w:szCs w:val="18"/>
+              </w:rPr>
+              <w:t xml:space="preserve">Nouveau trio / brassage</w:t>
+            </w:r>
+          </w:p>
+        </w:tc>
+        <w:tc>
+          <w:tcPr>
+            <w:tcW w:type="dxa" w:w="1700"/>
+            <w:tcBorders>
+              <w:top w:val="single" w:color="BFBFBF" w:sz="4"/>
+              <w:left w:val="single" w:color="BFBFBF" w:sz="4"/>
+              <w:bottom w:val="single" w:color="BFBFBF" w:sz="4"/>
+              <w:right w:val="single" w:color="BFBFBF" w:sz="4"/>
+            </w:tcBorders>
+            <w:vAlign w:val="center"/>
+          </w:tcPr>
+          <w:p>
+            <w:pPr>
+              <w:jc w:val="left"/>
+            </w:pPr>
+            <w:r>
+              <w:rPr>
+                <w:rFonts w:ascii="Arial" w:cs="Arial" w:eastAsia="Arial" w:hAnsi="Arial"/>
+                <w:sz w:val="18"/>
+                <w:szCs w:val="18"/>
+              </w:rPr>
+              <w:t xml:space="preserve">MTL</w:t>
+            </w:r>
+          </w:p>
+        </w:tc>
+        <w:tc>
+          <w:tcPr>
+            <w:tcW w:type="dxa" w:w="4500"/>
+            <w:tcBorders>
+              <w:top w:val="single" w:color="BFBFBF" w:sz="4"/>
+              <w:left w:val="single" w:color="BFBFBF" w:sz="4"/>
+              <w:bottom w:val="single" w:color="BFBFBF" w:sz="4"/>
+              <w:right w:val="single" w:color="BFBFBF" w:sz="4"/>
+            </w:tcBorders>
+            <w:vAlign w:val="center"/>
+          </w:tcPr>
+          <w:p>
+            <w:pPr>
+              <w:jc w:val="left"/>
+            </w:pPr>
+            <w:r>
+              <w:rPr>
+                <w:rFonts w:ascii="Arial" w:cs="Arial" w:eastAsia="Arial" w:hAnsi="Arial"/>
+                <w:i w:val="false"/>
+                <w:iCs w:val="false"/>
+                <w:color w:val="111111"/>
+                <w:sz w:val="18"/>
+                <w:szCs w:val="18"/>
+              </w:rPr>
+              <w:t xml:space="preserve">St-Louis reorganized two MTL forward lines pre-game: Kapanen to 3C with Newhook-Demidov; Texier to 2RW with Dach-Bolduc.</w:t>
+            </w:r>
+            <w:r>
+              <w:rPr>
+                <w:rFonts w:ascii="Arial" w:cs="Arial" w:eastAsia="Arial" w:hAnsi="Arial"/>
+                <w:i/>
+                <w:iCs/>
+                <w:color w:val="666666"/>
+                <w:sz w:val="18"/>
+                <w:szCs w:val="18"/>
+              </w:rPr>
+              <w:br/>
+              <w:t xml:space="preserve">— Major reshuffle, not just a tweak. New Dach line scored both 5v5 MTL goals.</w:t>
+            </w:r>
+          </w:p>
+        </w:tc>
+        <w:tc>
+          <w:tcPr>
+            <w:tcW w:type="dxa" w:w="1460"/>
+            <w:tcBorders>
+              <w:top w:val="single" w:color="BFBFBF" w:sz="4"/>
+              <w:left w:val="single" w:color="BFBFBF" w:sz="4"/>
+              <w:bottom w:val="single" w:color="BFBFBF" w:sz="4"/>
+              <w:right w:val="single" w:color="BFBFBF" w:sz="4"/>
+            </w:tcBorders>
+            <w:vAlign w:val="center"/>
+          </w:tcPr>
+          <w:p>
+            <w:pPr>
+              <w:jc w:val="left"/>
+            </w:pPr>
+            <w:r>
+              <w:rPr>
+                <w:rFonts w:ascii="Arial" w:cs="Arial" w:eastAsia="Arial" w:hAnsi="Arial"/>
+                <w:sz w:val="18"/>
+                <w:szCs w:val="18"/>
+              </w:rPr>
+              <w:t xml:space="preserve">Radio-Canada</w:t>
+            </w:r>
+          </w:p>
+        </w:tc>
+      </w:tr>
+      <w:tr>
+        <w:tc>
+          <w:tcPr>
+            <w:tcW w:type="dxa" w:w="1700"/>
+            <w:tcBorders>
+              <w:top w:val="single" w:color="BFBFBF" w:sz="4"/>
+              <w:left w:val="single" w:color="BFBFBF" w:sz="4"/>
+              <w:bottom w:val="single" w:color="BFBFBF" w:sz="4"/>
+              <w:right w:val="single" w:color="BFBFBF" w:sz="4"/>
+            </w:tcBorders>
+            <w:vAlign w:val="center"/>
+          </w:tcPr>
+          <w:p>
+            <w:pPr>
+              <w:jc w:val="left"/>
+            </w:pPr>
+            <w:r>
+              <w:rPr>
+                <w:rFonts w:ascii="Arial" w:cs="Arial" w:eastAsia="Arial" w:hAnsi="Arial"/>
+                <w:sz w:val="18"/>
+                <w:szCs w:val="18"/>
+              </w:rPr>
+              <w:t xml:space="preserve">TG anormal</w:t>
+            </w:r>
+          </w:p>
+        </w:tc>
+        <w:tc>
+          <w:tcPr>
+            <w:tcW w:type="dxa" w:w="1700"/>
+            <w:tcBorders>
+              <w:top w:val="single" w:color="BFBFBF" w:sz="4"/>
+              <w:left w:val="single" w:color="BFBFBF" w:sz="4"/>
+              <w:bottom w:val="single" w:color="BFBFBF" w:sz="4"/>
+              <w:right w:val="single" w:color="BFBFBF" w:sz="4"/>
+            </w:tcBorders>
+            <w:vAlign w:val="center"/>
+          </w:tcPr>
+          <w:p>
+            <w:pPr>
+              <w:jc w:val="left"/>
+            </w:pPr>
+            <w:r>
+              <w:rPr>
+                <w:rFonts w:ascii="Arial" w:cs="Arial" w:eastAsia="Arial" w:hAnsi="Arial"/>
+                <w:sz w:val="18"/>
+                <w:szCs w:val="18"/>
+              </w:rPr>
+              <w:t xml:space="preserve">Hutson</w:t>
+            </w:r>
+          </w:p>
+        </w:tc>
+        <w:tc>
+          <w:tcPr>
+            <w:tcW w:type="dxa" w:w="4500"/>
+            <w:tcBorders>
+              <w:top w:val="single" w:color="BFBFBF" w:sz="4"/>
+              <w:left w:val="single" w:color="BFBFBF" w:sz="4"/>
+              <w:bottom w:val="single" w:color="BFBFBF" w:sz="4"/>
+              <w:right w:val="single" w:color="BFBFBF" w:sz="4"/>
+            </w:tcBorders>
+            <w:vAlign w:val="center"/>
+          </w:tcPr>
+          <w:p>
+            <w:pPr>
+              <w:jc w:val="left"/>
+            </w:pPr>
+            <w:r>
+              <w:rPr>
+                <w:rFonts w:ascii="Arial" w:cs="Arial" w:eastAsia="Arial" w:hAnsi="Arial"/>
+                <w:i w:val="false"/>
+                <w:iCs w:val="false"/>
+                <w:color w:val="111111"/>
+                <w:sz w:val="18"/>
+                <w:szCs w:val="18"/>
+              </w:rPr>
+              <w:t xml:space="preserve">Hutson led all skaters with 26:28 of ice time.</w:t>
+            </w:r>
+            <w:r>
+              <w:rPr>
+                <w:rFonts w:ascii="Arial" w:cs="Arial" w:eastAsia="Arial" w:hAnsi="Arial"/>
+                <w:i/>
+                <w:iCs/>
+                <w:color w:val="666666"/>
+                <w:sz w:val="18"/>
+                <w:szCs w:val="18"/>
+              </w:rPr>
+              <w:br/>
+              <w:t xml:space="preserve">— Heavy minutes for a 2nd-year defenseman on a winning night — a deployment vote of confidence.</w:t>
+            </w:r>
+          </w:p>
+        </w:tc>
+        <w:tc>
+          <w:tcPr>
+            <w:tcW w:type="dxa" w:w="1460"/>
+            <w:tcBorders>
+              <w:top w:val="single" w:color="BFBFBF" w:sz="4"/>
+              <w:left w:val="single" w:color="BFBFBF" w:sz="4"/>
+              <w:bottom w:val="single" w:color="BFBFBF" w:sz="4"/>
+              <w:right w:val="single" w:color="BFBFBF" w:sz="4"/>
+            </w:tcBorders>
+            <w:vAlign w:val="center"/>
+          </w:tcPr>
+          <w:p>
+            <w:pPr>
+              <w:jc w:val="left"/>
+            </w:pPr>
+            <w:r>
+              <w:rPr>
+                <w:rFonts w:ascii="Arial" w:cs="Arial" w:eastAsia="Arial" w:hAnsi="Arial"/>
+                <w:sz w:val="18"/>
+                <w:szCs w:val="18"/>
+              </w:rPr>
+              <w:t xml:space="preserve">RDS, François Gagnon</w:t>
+            </w:r>
+          </w:p>
+        </w:tc>
+      </w:tr>
+      <w:tr>
+        <w:tc>
+          <w:tcPr>
+            <w:tcW w:type="dxa" w:w="1700"/>
+            <w:tcBorders>
+              <w:top w:val="single" w:color="BFBFBF" w:sz="4"/>
+              <w:left w:val="single" w:color="BFBFBF" w:sz="4"/>
+              <w:bottom w:val="single" w:color="BFBFBF" w:sz="4"/>
+              <w:right w:val="single" w:color="BFBFBF" w:sz="4"/>
+            </w:tcBorders>
+            <w:vAlign w:val="center"/>
+          </w:tcPr>
+          <w:p>
+            <w:pPr>
+              <w:jc w:val="left"/>
+            </w:pPr>
+            <w:r>
+              <w:rPr>
+                <w:rFonts w:ascii="Arial" w:cs="Arial" w:eastAsia="Arial" w:hAnsi="Arial"/>
+                <w:sz w:val="18"/>
+                <w:szCs w:val="18"/>
+              </w:rPr>
+              <w:t xml:space="preserve">Rôle défensif</w:t>
+            </w:r>
+          </w:p>
+        </w:tc>
+        <w:tc>
+          <w:tcPr>
+            <w:tcW w:type="dxa" w:w="1700"/>
+            <w:tcBorders>
+              <w:top w:val="single" w:color="BFBFBF" w:sz="4"/>
+              <w:left w:val="single" w:color="BFBFBF" w:sz="4"/>
+              <w:bottom w:val="single" w:color="BFBFBF" w:sz="4"/>
+              <w:right w:val="single" w:color="BFBFBF" w:sz="4"/>
+            </w:tcBorders>
+            <w:vAlign w:val="center"/>
+          </w:tcPr>
+          <w:p>
+            <w:pPr>
+              <w:jc w:val="left"/>
+            </w:pPr>
+            <w:r>
+              <w:rPr>
+                <w:rFonts w:ascii="Arial" w:cs="Arial" w:eastAsia="Arial" w:hAnsi="Arial"/>
+                <w:sz w:val="18"/>
+                <w:szCs w:val="18"/>
+              </w:rPr>
+              <w:t xml:space="preserve">Hutson</w:t>
+            </w:r>
+          </w:p>
+        </w:tc>
+        <w:tc>
+          <w:tcPr>
+            <w:tcW w:type="dxa" w:w="4500"/>
+            <w:tcBorders>
+              <w:top w:val="single" w:color="BFBFBF" w:sz="4"/>
+              <w:left w:val="single" w:color="BFBFBF" w:sz="4"/>
+              <w:bottom w:val="single" w:color="BFBFBF" w:sz="4"/>
+              <w:right w:val="single" w:color="BFBFBF" w:sz="4"/>
+            </w:tcBorders>
+            <w:vAlign w:val="center"/>
+          </w:tcPr>
+          <w:p>
+            <w:pPr>
+              <w:jc w:val="left"/>
+            </w:pPr>
+            <w:r>
+              <w:rPr>
+                <w:rFonts w:ascii="Arial" w:cs="Arial" w:eastAsia="Arial" w:hAnsi="Arial"/>
+                <w:i w:val="false"/>
+                <w:iCs w:val="false"/>
+                <w:color w:val="111111"/>
+                <w:sz w:val="18"/>
+                <w:szCs w:val="18"/>
+              </w:rPr>
+              <w:t xml:space="preserve">Hutson blocked 4 shots.</w:t>
+            </w:r>
+            <w:r>
+              <w:rPr>
+                <w:rFonts w:ascii="Arial" w:cs="Arial" w:eastAsia="Arial" w:hAnsi="Arial"/>
+                <w:i/>
+                <w:iCs/>
+                <w:color w:val="666666"/>
+                <w:sz w:val="18"/>
+                <w:szCs w:val="18"/>
+              </w:rPr>
+              <w:br/>
+              <w:t xml:space="preserve">— Defensive engagement metric not visible in standard +/-.</w:t>
+            </w:r>
+          </w:p>
+        </w:tc>
+        <w:tc>
+          <w:tcPr>
+            <w:tcW w:type="dxa" w:w="1460"/>
+            <w:tcBorders>
+              <w:top w:val="single" w:color="BFBFBF" w:sz="4"/>
+              <w:left w:val="single" w:color="BFBFBF" w:sz="4"/>
+              <w:bottom w:val="single" w:color="BFBFBF" w:sz="4"/>
+              <w:right w:val="single" w:color="BFBFBF" w:sz="4"/>
+            </w:tcBorders>
+            <w:vAlign w:val="center"/>
+          </w:tcPr>
+          <w:p>
+            <w:pPr>
+              <w:jc w:val="left"/>
+            </w:pPr>
+            <w:r>
+              <w:rPr>
+                <w:rFonts w:ascii="Arial" w:cs="Arial" w:eastAsia="Arial" w:hAnsi="Arial"/>
+                <w:sz w:val="18"/>
+                <w:szCs w:val="18"/>
+              </w:rPr>
+              <w:t xml:space="preserve">RDS, François Gagnon</w:t>
+            </w:r>
+          </w:p>
+        </w:tc>
+      </w:tr>
+      <w:tr>
+        <w:tc>
+          <w:tcPr>
+            <w:tcW w:type="dxa" w:w="1700"/>
+            <w:tcBorders>
+              <w:top w:val="single" w:color="BFBFBF" w:sz="4"/>
+              <w:left w:val="single" w:color="BFBFBF" w:sz="4"/>
+              <w:bottom w:val="single" w:color="BFBFBF" w:sz="4"/>
+              <w:right w:val="single" w:color="BFBFBF" w:sz="4"/>
+            </w:tcBorders>
+            <w:vAlign w:val="center"/>
+          </w:tcPr>
+          <w:p>
+            <w:pPr>
+              <w:jc w:val="left"/>
+            </w:pPr>
+            <w:r>
+              <w:rPr>
+                <w:rFonts w:ascii="Arial" w:cs="Arial" w:eastAsia="Arial" w:hAnsi="Arial"/>
+                <w:sz w:val="18"/>
+                <w:szCs w:val="18"/>
+              </w:rPr>
+              <w:t xml:space="preserve">Changement de rôle</w:t>
+            </w:r>
+          </w:p>
+        </w:tc>
+        <w:tc>
+          <w:tcPr>
+            <w:tcW w:type="dxa" w:w="1700"/>
+            <w:tcBorders>
+              <w:top w:val="single" w:color="BFBFBF" w:sz="4"/>
+              <w:left w:val="single" w:color="BFBFBF" w:sz="4"/>
+              <w:bottom w:val="single" w:color="BFBFBF" w:sz="4"/>
+              <w:right w:val="single" w:color="BFBFBF" w:sz="4"/>
+            </w:tcBorders>
+            <w:vAlign w:val="center"/>
+          </w:tcPr>
+          <w:p>
+            <w:pPr>
+              <w:jc w:val="left"/>
+            </w:pPr>
+            <w:r>
+              <w:rPr>
+                <w:rFonts w:ascii="Arial" w:cs="Arial" w:eastAsia="Arial" w:hAnsi="Arial"/>
+                <w:sz w:val="18"/>
+                <w:szCs w:val="18"/>
+              </w:rPr>
+              <w:t xml:space="preserve">Dach</w:t>
+            </w:r>
+          </w:p>
+        </w:tc>
+        <w:tc>
+          <w:tcPr>
+            <w:tcW w:type="dxa" w:w="4500"/>
+            <w:tcBorders>
+              <w:top w:val="single" w:color="BFBFBF" w:sz="4"/>
+              <w:left w:val="single" w:color="BFBFBF" w:sz="4"/>
+              <w:bottom w:val="single" w:color="BFBFBF" w:sz="4"/>
+              <w:right w:val="single" w:color="BFBFBF" w:sz="4"/>
+            </w:tcBorders>
+            <w:vAlign w:val="center"/>
+          </w:tcPr>
+          <w:p>
+            <w:pPr>
+              <w:jc w:val="left"/>
+            </w:pPr>
+            <w:r>
+              <w:rPr>
+                <w:rFonts w:ascii="Arial" w:cs="Arial" w:eastAsia="Arial" w:hAnsi="Arial"/>
+                <w:i w:val="false"/>
+                <w:iCs w:val="false"/>
+                <w:color w:val="111111"/>
+                <w:sz w:val="18"/>
+                <w:szCs w:val="18"/>
+              </w:rPr>
+              <w:t xml:space="preserve">St-Louis declined to bench Dach despite costly G2 mistakes; instead increased his role with new linemates.</w:t>
+            </w:r>
+            <w:r>
+              <w:rPr>
+                <w:rFonts w:ascii="Arial" w:cs="Arial" w:eastAsia="Arial" w:hAnsi="Arial"/>
+                <w:i/>
+                <w:iCs/>
+                <w:color w:val="666666"/>
+                <w:sz w:val="18"/>
+                <w:szCs w:val="18"/>
+              </w:rPr>
+              <w:br/>
+              <w:t xml:space="preserve">— Coach intent: rebuild via responsibility, not punishment. The data confirms the bet paid off in this game.</w:t>
+            </w:r>
+          </w:p>
+        </w:tc>
+        <w:tc>
+          <w:tcPr>
+            <w:tcW w:type="dxa" w:w="1460"/>
+            <w:tcBorders>
+              <w:top w:val="single" w:color="BFBFBF" w:sz="4"/>
+              <w:left w:val="single" w:color="BFBFBF" w:sz="4"/>
+              <w:bottom w:val="single" w:color="BFBFBF" w:sz="4"/>
+              <w:right w:val="single" w:color="BFBFBF" w:sz="4"/>
+            </w:tcBorders>
+            <w:vAlign w:val="center"/>
+          </w:tcPr>
+          <w:p>
+            <w:pPr>
+              <w:jc w:val="left"/>
+            </w:pPr>
+            <w:r>
+              <w:rPr>
+                <w:rFonts w:ascii="Arial" w:cs="Arial" w:eastAsia="Arial" w:hAnsi="Arial"/>
+                <w:sz w:val="18"/>
+                <w:szCs w:val="18"/>
+              </w:rPr>
+              <w:t xml:space="preserve">RDS, François Gagnon</w:t>
+            </w:r>
+          </w:p>
+        </w:tc>
+      </w:tr>
+      <w:tr>
+        <w:tc>
+          <w:tcPr>
+            <w:tcW w:type="dxa" w:w="1700"/>
+            <w:tcBorders>
+              <w:top w:val="single" w:color="BFBFBF" w:sz="4"/>
+              <w:left w:val="single" w:color="BFBFBF" w:sz="4"/>
+              <w:bottom w:val="single" w:color="BFBFBF" w:sz="4"/>
+              <w:right w:val="single" w:color="BFBFBF" w:sz="4"/>
+            </w:tcBorders>
+            <w:vAlign w:val="center"/>
+          </w:tcPr>
+          <w:p>
+            <w:pPr>
+              <w:jc w:val="left"/>
+            </w:pPr>
+            <w:r>
+              <w:rPr>
+                <w:rFonts w:ascii="Arial" w:cs="Arial" w:eastAsia="Arial" w:hAnsi="Arial"/>
+                <w:sz w:val="18"/>
+                <w:szCs w:val="18"/>
+              </w:rPr>
+              <w:t xml:space="preserve">TG anormal</w:t>
+            </w:r>
+          </w:p>
+        </w:tc>
+        <w:tc>
+          <w:tcPr>
+            <w:tcW w:type="dxa" w:w="1700"/>
+            <w:tcBorders>
+              <w:top w:val="single" w:color="BFBFBF" w:sz="4"/>
+              <w:left w:val="single" w:color="BFBFBF" w:sz="4"/>
+              <w:bottom w:val="single" w:color="BFBFBF" w:sz="4"/>
+              <w:right w:val="single" w:color="BFBFBF" w:sz="4"/>
+            </w:tcBorders>
+            <w:vAlign w:val="center"/>
+          </w:tcPr>
+          <w:p>
+            <w:pPr>
+              <w:jc w:val="left"/>
+            </w:pPr>
+            <w:r>
+              <w:rPr>
+                <w:rFonts w:ascii="Arial" w:cs="Arial" w:eastAsia="Arial" w:hAnsi="Arial"/>
+                <w:sz w:val="18"/>
+                <w:szCs w:val="18"/>
+              </w:rPr>
+              <w:t xml:space="preserve">Sabourin</w:t>
+            </w:r>
+          </w:p>
+        </w:tc>
+        <w:tc>
+          <w:tcPr>
+            <w:tcW w:type="dxa" w:w="4500"/>
+            <w:tcBorders>
+              <w:top w:val="single" w:color="BFBFBF" w:sz="4"/>
+              <w:left w:val="single" w:color="BFBFBF" w:sz="4"/>
+              <w:bottom w:val="single" w:color="BFBFBF" w:sz="4"/>
+              <w:right w:val="single" w:color="BFBFBF" w:sz="4"/>
+            </w:tcBorders>
+            <w:vAlign w:val="center"/>
+          </w:tcPr>
+          <w:p>
+            <w:pPr>
+              <w:jc w:val="left"/>
+            </w:pPr>
+            <w:r>
+              <w:rPr>
+                <w:rFonts w:ascii="Arial" w:cs="Arial" w:eastAsia="Arial" w:hAnsi="Arial"/>
+                <w:i w:val="false"/>
+                <w:iCs w:val="false"/>
+                <w:color w:val="111111"/>
+                <w:sz w:val="18"/>
+                <w:szCs w:val="18"/>
+              </w:rPr>
+              <w:t xml:space="preserve">Sabourin (TBL) played only 3 minutes in regulation but received 45 seconds of OT ice time.</w:t>
+            </w:r>
+            <w:r>
+              <w:rPr>
+                <w:rFonts w:ascii="Arial" w:cs="Arial" w:eastAsia="Arial" w:hAnsi="Arial"/>
+                <w:i/>
+                <w:iCs/>
+                <w:color w:val="666666"/>
+                <w:sz w:val="18"/>
+                <w:szCs w:val="18"/>
+              </w:rPr>
+              <w:br/>
+              <w:t xml:space="preserve">— Anomalous deployment of an enforcer in critical OT minutes; the chroniqueur called it an 'effronterie'.</w:t>
+            </w:r>
+          </w:p>
+        </w:tc>
+        <w:tc>
+          <w:tcPr>
+            <w:tcW w:type="dxa" w:w="1460"/>
+            <w:tcBorders>
+              <w:top w:val="single" w:color="BFBFBF" w:sz="4"/>
+              <w:left w:val="single" w:color="BFBFBF" w:sz="4"/>
+              <w:bottom w:val="single" w:color="BFBFBF" w:sz="4"/>
+              <w:right w:val="single" w:color="BFBFBF" w:sz="4"/>
+            </w:tcBorders>
+            <w:vAlign w:val="center"/>
+          </w:tcPr>
+          <w:p>
+            <w:pPr>
+              <w:jc w:val="left"/>
+            </w:pPr>
+            <w:r>
+              <w:rPr>
+                <w:rFonts w:ascii="Arial" w:cs="Arial" w:eastAsia="Arial" w:hAnsi="Arial"/>
+                <w:sz w:val="18"/>
+                <w:szCs w:val="18"/>
+              </w:rPr>
+              <w:t xml:space="preserve">Radio-Canada, Martin Leclerc (chronique)</w:t>
+            </w:r>
+          </w:p>
+        </w:tc>
+      </w:tr>
+      <w:tr>
+        <w:tc>
+          <w:tcPr>
+            <w:tcW w:type="dxa" w:w="1700"/>
+            <w:tcBorders>
+              <w:top w:val="single" w:color="BFBFBF" w:sz="4"/>
+              <w:left w:val="single" w:color="BFBFBF" w:sz="4"/>
+              <w:bottom w:val="single" w:color="BFBFBF" w:sz="4"/>
+              <w:right w:val="single" w:color="BFBFBF" w:sz="4"/>
+            </w:tcBorders>
+            <w:vAlign w:val="center"/>
+          </w:tcPr>
+          <w:p>
+            <w:pPr>
+              <w:jc w:val="left"/>
+            </w:pPr>
+            <w:r>
+              <w:rPr>
+                <w:rFonts w:ascii="Arial" w:cs="Arial" w:eastAsia="Arial" w:hAnsi="Arial"/>
+                <w:sz w:val="18"/>
+                <w:szCs w:val="18"/>
+              </w:rPr>
+              <w:t xml:space="preserve">Nouveau trio / brassage</w:t>
+            </w:r>
+          </w:p>
+        </w:tc>
+        <w:tc>
+          <w:tcPr>
+            <w:tcW w:type="dxa" w:w="1700"/>
+            <w:tcBorders>
+              <w:top w:val="single" w:color="BFBFBF" w:sz="4"/>
+              <w:left w:val="single" w:color="BFBFBF" w:sz="4"/>
+              <w:bottom w:val="single" w:color="BFBFBF" w:sz="4"/>
+              <w:right w:val="single" w:color="BFBFBF" w:sz="4"/>
+            </w:tcBorders>
+            <w:vAlign w:val="center"/>
+          </w:tcPr>
+          <w:p>
+            <w:pPr>
+              <w:jc w:val="left"/>
+            </w:pPr>
+            <w:r>
+              <w:rPr>
+                <w:rFonts w:ascii="Arial" w:cs="Arial" w:eastAsia="Arial" w:hAnsi="Arial"/>
+                <w:sz w:val="18"/>
+                <w:szCs w:val="18"/>
+              </w:rPr>
+              <w:t xml:space="preserve">TBL</w:t>
+            </w:r>
+          </w:p>
+        </w:tc>
+        <w:tc>
+          <w:tcPr>
+            <w:tcW w:type="dxa" w:w="4500"/>
+            <w:tcBorders>
+              <w:top w:val="single" w:color="BFBFBF" w:sz="4"/>
+              <w:left w:val="single" w:color="BFBFBF" w:sz="4"/>
+              <w:bottom w:val="single" w:color="BFBFBF" w:sz="4"/>
+              <w:right w:val="single" w:color="BFBFBF" w:sz="4"/>
+            </w:tcBorders>
+            <w:vAlign w:val="center"/>
+          </w:tcPr>
+          <w:p>
+            <w:pPr>
+              <w:jc w:val="left"/>
+            </w:pPr>
+            <w:r>
+              <w:rPr>
+                <w:rFonts w:ascii="Arial" w:cs="Arial" w:eastAsia="Arial" w:hAnsi="Arial"/>
+                <w:i w:val="false"/>
+                <w:iCs w:val="false"/>
+                <w:color w:val="111111"/>
+                <w:sz w:val="18"/>
+                <w:szCs w:val="18"/>
+              </w:rPr>
+              <w:t xml:space="preserve">TBL also reshuffled aggressively — only 1 of 6 most-deployed G2 forward combos persisted into G3.</w:t>
+            </w:r>
+            <w:r>
+              <w:rPr>
+                <w:rFonts w:ascii="Arial" w:cs="Arial" w:eastAsia="Arial" w:hAnsi="Arial"/>
+                <w:i/>
+                <w:iCs/>
+                <w:color w:val="666666"/>
+                <w:sz w:val="18"/>
+                <w:szCs w:val="18"/>
+              </w:rPr>
+              <w:br/>
+              <w:t xml:space="preserve">— Both coaches abandoned their G2 lineups simultaneously — unusual symmetry.</w:t>
+            </w:r>
+          </w:p>
+        </w:tc>
+        <w:tc>
+          <w:tcPr>
+            <w:tcW w:type="dxa" w:w="1460"/>
+            <w:tcBorders>
+              <w:top w:val="single" w:color="BFBFBF" w:sz="4"/>
+              <w:left w:val="single" w:color="BFBFBF" w:sz="4"/>
+              <w:bottom w:val="single" w:color="BFBFBF" w:sz="4"/>
+              <w:right w:val="single" w:color="BFBFBF" w:sz="4"/>
+            </w:tcBorders>
+            <w:vAlign w:val="center"/>
+          </w:tcPr>
+          <w:p>
+            <w:pPr>
+              <w:jc w:val="left"/>
+            </w:pPr>
+            <w:r>
+              <w:rPr>
+                <w:rFonts w:ascii="Arial" w:cs="Arial" w:eastAsia="Arial" w:hAnsi="Arial"/>
+                <w:sz w:val="18"/>
+                <w:szCs w:val="18"/>
+              </w:rPr>
+              <w:t xml:space="preserve">derived from data</w:t>
+            </w:r>
+          </w:p>
+        </w:tc>
+      </w:tr>
+      <w:tr>
+        <w:tc>
+          <w:tcPr>
+            <w:tcW w:type="dxa" w:w="1700"/>
+            <w:tcBorders>
+              <w:top w:val="single" w:color="BFBFBF" w:sz="4"/>
+              <w:left w:val="single" w:color="BFBFBF" w:sz="4"/>
+              <w:bottom w:val="single" w:color="BFBFBF" w:sz="4"/>
+              <w:right w:val="single" w:color="BFBFBF" w:sz="4"/>
+            </w:tcBorders>
+            <w:vAlign w:val="center"/>
+          </w:tcPr>
+          <w:p>
+            <w:pPr>
+              <w:jc w:val="left"/>
+            </w:pPr>
+            <w:r>
+              <w:rPr>
+                <w:rFonts w:ascii="Arial" w:cs="Arial" w:eastAsia="Arial" w:hAnsi="Arial"/>
+                <w:sz w:val="18"/>
+                <w:szCs w:val="18"/>
+              </w:rPr>
+              <w:t xml:space="preserve">Minutes protégées</w:t>
+            </w:r>
+          </w:p>
+        </w:tc>
+        <w:tc>
+          <w:tcPr>
+            <w:tcW w:type="dxa" w:w="1700"/>
+            <w:tcBorders>
+              <w:top w:val="single" w:color="BFBFBF" w:sz="4"/>
+              <w:left w:val="single" w:color="BFBFBF" w:sz="4"/>
+              <w:bottom w:val="single" w:color="BFBFBF" w:sz="4"/>
+              <w:right w:val="single" w:color="BFBFBF" w:sz="4"/>
+            </w:tcBorders>
+            <w:vAlign w:val="center"/>
+          </w:tcPr>
+          <w:p>
+            <w:pPr>
+              <w:jc w:val="left"/>
+            </w:pPr>
+            <w:r>
+              <w:rPr>
+                <w:rFonts w:ascii="Arial" w:cs="Arial" w:eastAsia="Arial" w:hAnsi="Arial"/>
+                <w:sz w:val="18"/>
+                <w:szCs w:val="18"/>
+              </w:rPr>
+              <w:t xml:space="preserve">Slafkovský</w:t>
+            </w:r>
+          </w:p>
+        </w:tc>
+        <w:tc>
+          <w:tcPr>
+            <w:tcW w:type="dxa" w:w="4500"/>
+            <w:tcBorders>
+              <w:top w:val="single" w:color="BFBFBF" w:sz="4"/>
+              <w:left w:val="single" w:color="BFBFBF" w:sz="4"/>
+              <w:bottom w:val="single" w:color="BFBFBF" w:sz="4"/>
+              <w:right w:val="single" w:color="BFBFBF" w:sz="4"/>
+            </w:tcBorders>
+            <w:vAlign w:val="center"/>
+          </w:tcPr>
+          <w:p>
+            <w:pPr>
+              <w:jc w:val="left"/>
+            </w:pPr>
+            <w:r>
+              <w:rPr>
+                <w:rFonts w:ascii="Arial" w:cs="Arial" w:eastAsia="Arial" w:hAnsi="Arial"/>
+                <w:i w:val="false"/>
+                <w:iCs w:val="false"/>
+                <w:color w:val="111111"/>
+                <w:sz w:val="18"/>
+                <w:szCs w:val="18"/>
+              </w:rPr>
+              <w:t xml:space="preserve">Slafkovský's line (Suzuki-Caufield-Slafkovský) saw 9.6 min together at 5v5 in G3, down from 14.6 min in G2.</w:t>
+            </w:r>
+            <w:r>
+              <w:rPr>
+                <w:rFonts w:ascii="Arial" w:cs="Arial" w:eastAsia="Arial" w:hAnsi="Arial"/>
+                <w:i/>
+                <w:iCs/>
+                <w:color w:val="666666"/>
+                <w:sz w:val="18"/>
+                <w:szCs w:val="18"/>
+              </w:rPr>
+              <w:br/>
+              <w:t xml:space="preserve">— Top line minutes compressed in G3 — could be tactical (defensive matchup juggling) or deployment shift after Slaf's offensive dip post-fight. To monitor.</w:t>
+            </w:r>
+          </w:p>
+        </w:tc>
+        <w:tc>
+          <w:tcPr>
+            <w:tcW w:type="dxa" w:w="1460"/>
+            <w:tcBorders>
+              <w:top w:val="single" w:color="BFBFBF" w:sz="4"/>
+              <w:left w:val="single" w:color="BFBFBF" w:sz="4"/>
+              <w:bottom w:val="single" w:color="BFBFBF" w:sz="4"/>
+              <w:right w:val="single" w:color="BFBFBF" w:sz="4"/>
+            </w:tcBorders>
+            <w:vAlign w:val="center"/>
+          </w:tcPr>
+          <w:p>
+            <w:pPr>
+              <w:jc w:val="left"/>
+            </w:pPr>
+            <w:r>
+              <w:rPr>
+                <w:rFonts w:ascii="Arial" w:cs="Arial" w:eastAsia="Arial" w:hAnsi="Arial"/>
+                <w:sz w:val="18"/>
+                <w:szCs w:val="18"/>
+              </w:rPr>
+              <w:t xml:space="preserve">derived from data</w:t>
+            </w:r>
+          </w:p>
+        </w:tc>
+      </w:tr>
+      <w:tr>
+        <w:tc>
+          <w:tcPr>
+            <w:tcW w:type="dxa" w:w="1700"/>
+            <w:tcBorders>
+              <w:top w:val="single" w:color="BFBFBF" w:sz="4"/>
+              <w:left w:val="single" w:color="BFBFBF" w:sz="4"/>
+              <w:bottom w:val="single" w:color="BFBFBF" w:sz="4"/>
+              <w:right w:val="single" w:color="BFBFBF" w:sz="4"/>
+            </w:tcBorders>
+            <w:vAlign w:val="center"/>
+          </w:tcPr>
+          <w:p>
+            <w:pPr>
+              <w:jc w:val="left"/>
+            </w:pPr>
+            <w:r>
+              <w:rPr>
+                <w:rFonts w:ascii="Arial" w:cs="Arial" w:eastAsia="Arial" w:hAnsi="Arial"/>
+                <w:sz w:val="18"/>
+                <w:szCs w:val="18"/>
+              </w:rPr>
+              <w:t xml:space="preserve">Anomalie gardien</w:t>
+            </w:r>
+          </w:p>
+        </w:tc>
+        <w:tc>
+          <w:tcPr>
+            <w:tcW w:type="dxa" w:w="1700"/>
+            <w:tcBorders>
+              <w:top w:val="single" w:color="BFBFBF" w:sz="4"/>
+              <w:left w:val="single" w:color="BFBFBF" w:sz="4"/>
+              <w:bottom w:val="single" w:color="BFBFBF" w:sz="4"/>
+              <w:right w:val="single" w:color="BFBFBF" w:sz="4"/>
+            </w:tcBorders>
+            <w:vAlign w:val="center"/>
+          </w:tcPr>
+          <w:p>
+            <w:pPr>
+              <w:jc w:val="left"/>
+            </w:pPr>
+            <w:r>
+              <w:rPr>
+                <w:rFonts w:ascii="Arial" w:cs="Arial" w:eastAsia="Arial" w:hAnsi="Arial"/>
+                <w:sz w:val="18"/>
+                <w:szCs w:val="18"/>
+              </w:rPr>
+              <w:t xml:space="preserve">Dobes</w:t>
+            </w:r>
+          </w:p>
+        </w:tc>
+        <w:tc>
+          <w:tcPr>
+            <w:tcW w:type="dxa" w:w="4500"/>
+            <w:tcBorders>
+              <w:top w:val="single" w:color="BFBFBF" w:sz="4"/>
+              <w:left w:val="single" w:color="BFBFBF" w:sz="4"/>
+              <w:bottom w:val="single" w:color="BFBFBF" w:sz="4"/>
+              <w:right w:val="single" w:color="BFBFBF" w:sz="4"/>
+            </w:tcBorders>
+            <w:vAlign w:val="center"/>
+          </w:tcPr>
+          <w:p>
+            <w:pPr>
+              <w:jc w:val="left"/>
+            </w:pPr>
+            <w:r>
+              <w:rPr>
+                <w:rFonts w:ascii="Arial" w:cs="Arial" w:eastAsia="Arial" w:hAnsi="Arial"/>
+                <w:i w:val="false"/>
+                <w:iCs w:val="false"/>
+                <w:color w:val="111111"/>
+                <w:sz w:val="18"/>
+                <w:szCs w:val="18"/>
+              </w:rPr>
+              <w:t xml:space="preserve">Dobes allowed a rare 'poor' goal to Brandon Hagel (P2).</w:t>
+            </w:r>
+            <w:r>
+              <w:rPr>
+                <w:rFonts w:ascii="Arial" w:cs="Arial" w:eastAsia="Arial" w:hAnsi="Arial"/>
+                <w:i/>
+                <w:iCs/>
+                <w:color w:val="666666"/>
+                <w:sz w:val="18"/>
+                <w:szCs w:val="18"/>
+              </w:rPr>
+              <w:br/>
+              <w:t xml:space="preserve">— Qualitative read — chroniqueur's judgment of shot-quality vs. save expectation. The xG model would tell us if the shot quality was high; absent that, this is a press-derived data point worth logging.</w:t>
+            </w:r>
+          </w:p>
+        </w:tc>
+        <w:tc>
+          <w:tcPr>
+            <w:tcW w:type="dxa" w:w="1460"/>
+            <w:tcBorders>
+              <w:top w:val="single" w:color="BFBFBF" w:sz="4"/>
+              <w:left w:val="single" w:color="BFBFBF" w:sz="4"/>
+              <w:bottom w:val="single" w:color="BFBFBF" w:sz="4"/>
+              <w:right w:val="single" w:color="BFBFBF" w:sz="4"/>
+            </w:tcBorders>
+            <w:vAlign w:val="center"/>
+          </w:tcPr>
+          <w:p>
+            <w:pPr>
+              <w:jc w:val="left"/>
+            </w:pPr>
+            <w:r>
+              <w:rPr>
+                <w:rFonts w:ascii="Arial" w:cs="Arial" w:eastAsia="Arial" w:hAnsi="Arial"/>
+                <w:sz w:val="18"/>
+                <w:szCs w:val="18"/>
+              </w:rPr>
+              <w:t xml:space="preserve">RDS, Éric Leblanc</w:t>
+            </w:r>
+          </w:p>
+        </w:tc>
+      </w:tr>
+    </w:tbl>
+    <w:p>
+      <w:r>
+        <w:br w:type="page"/>
+      </w:r>
+    </w:p>
+    <w:p>
+      <w:pPr>
+        <w:pStyle w:val="Heading1"/>
+      </w:pPr>
+      <w:r>
+        <w:rPr>
+          <w:rFonts w:ascii="Arial" w:cs="Arial" w:eastAsia="Arial" w:hAnsi="Arial"/>
+          <w:b/>
+          <w:bCs/>
+          <w:color w:val="1F2F4A"/>
+          <w:sz w:val="30"/>
+          <w:szCs w:val="30"/>
+        </w:rPr>
+        <w:t xml:space="preserve">2. Tableau des affirmations</w:t>
+      </w:r>
+    </w:p>
+    <w:p>
+      <w:pPr>
+        <w:spacing w:after="100"/>
+      </w:pPr>
+      <w:r>
+        <w:rPr>
+          <w:rFonts w:ascii="Arial" w:cs="Arial" w:eastAsia="Arial" w:hAnsi="Arial"/>
+          <w:i/>
+          <w:iCs/>
+          <w:color w:val="666666"/>
+          <w:sz w:val="20"/>
+          <w:szCs w:val="20"/>
+        </w:rPr>
+        <w:t xml:space="preserve">Chaque ligne associe une citation publique à ce que les chiffres montrent. Codes couleur : vert = confirmée, ambre = mitigée, rouge = infirmée.</w:t>
       </w:r>
     </w:p>
     <w:tbl>
@@ -536,7 +2351,7 @@
                 <w:sz w:val="18"/>
                 <w:szCs w:val="18"/>
               </w:rPr>
-              <w:t xml:space="preserve">Ce que disent les données</w:t>
+              <w:t xml:space="preserve">Ce que disent les chiffres</w:t>
             </w:r>
           </w:p>
         </w:tc>
@@ -593,7 +2408,7 @@
                 <w:sz w:val="18"/>
                 <w:szCs w:val="18"/>
               </w:rPr>
-              <w:t xml:space="preserve">Tampa Bay is tilting the ice (drives shot volume).</w:t>
+              <w:t xml:space="preserve">Tampa renverse la glace (génère le volume de tirs).</w:t>
             </w:r>
           </w:p>
         </w:tc>
@@ -619,7 +2434,7 @@
                 <w:sz w:val="18"/>
                 <w:szCs w:val="18"/>
               </w:rPr>
-              <w:t xml:space="preserve">NY Post</w:t>
+              <w:t xml:space="preserve">New York Post</w:t>
             </w:r>
           </w:p>
         </w:tc>
@@ -645,7 +2460,7 @@
                 <w:sz w:val="18"/>
                 <w:szCs w:val="18"/>
               </w:rPr>
-              <w:t xml:space="preserve">À 5 c. 5 sur les 3 matchs, TBL a 55.4% des tentatives Corsi (CF%). Tampa génère le volume.</w:t>
+              <w:t xml:space="preserve">À 5 c. 5 sur 3 matchs, le TBL a 55,4 % des tentatives Corsi. Tampa génère le volume.</w:t>
             </w:r>
           </w:p>
         </w:tc>
@@ -702,7 +2517,7 @@
                 <w:sz w:val="18"/>
                 <w:szCs w:val="18"/>
               </w:rPr>
-              <w:t xml:space="preserve">Montreal generates more high-danger chances.</w:t>
+              <w:t xml:space="preserve">Montréal génère plus de chances à haut danger.</w:t>
             </w:r>
           </w:p>
         </w:tc>
@@ -728,7 +2543,7 @@
                 <w:sz w:val="18"/>
                 <w:szCs w:val="18"/>
               </w:rPr>
-              <w:t xml:space="preserve">NY Post</w:t>
+              <w:t xml:space="preserve">New York Post</w:t>
             </w:r>
           </w:p>
         </w:tc>
@@ -754,7 +2569,7 @@
                 <w:sz w:val="18"/>
                 <w:szCs w:val="18"/>
               </w:rPr>
-              <w:t xml:space="preserve">MTL a 75.0% des chances à haut danger et 56.1% des buts attendus. La qualité penche fortement vers Montréal.</w:t>
+              <w:t xml:space="preserve">Le CH détient 75,0 % des chances à haut danger et 56,1 % des buts attendus. La qualité penche fortement vers Montréal.</w:t>
             </w:r>
           </w:p>
         </w:tc>
@@ -811,7 +2626,7 @@
                 <w:sz w:val="18"/>
                 <w:szCs w:val="18"/>
               </w:rPr>
-              <w:t xml:space="preserve">Vasilevskiy is more reliable than Dobes.</w:t>
+              <w:t xml:space="preserve">Vasilevskiy est plus fiable que Dobes.</w:t>
             </w:r>
           </w:p>
         </w:tc>
@@ -837,7 +2652,7 @@
                 <w:sz w:val="18"/>
                 <w:szCs w:val="18"/>
               </w:rPr>
-              <w:t xml:space="preserve">NY Post</w:t>
+              <w:t xml:space="preserve">New York Post</w:t>
             </w:r>
           </w:p>
         </w:tc>
@@ -863,7 +2678,7 @@
                 <w:sz w:val="18"/>
                 <w:szCs w:val="18"/>
               </w:rPr>
-              <w:t xml:space="preserve">Vasilevskiy : 75 tirs, 8 buts (SV 0.893); Dobes : 74 tirs, 7 buts (SV 0.905). À ce rythme Dobes est *légèrement supérieur*. Le narratif d'avant-série n'est pas soutenu par les 3 premiers matchs.</w:t>
+              <w:t xml:space="preserve">Vasilevskiy : 75 tirs, 9 buts accordés (% arrêts 0,880); Dobes : 74 tirs, 8 buts (0,892). Dobes est légèrement meilleur sur 3 matchs.</w:t>
             </w:r>
           </w:p>
         </w:tc>
@@ -920,7 +2735,7 @@
                 <w:sz w:val="18"/>
                 <w:szCs w:val="18"/>
               </w:rPr>
-              <w:t xml:space="preserve">Depth scoring is essential — contributors outside the top duo (Slafkovský / Anderson).</w:t>
+              <w:t xml:space="preserve">St-Louis a brassé les trios avant le match (Kapanen au 3e centre, Texier au 2e ailier avec Dach).</w:t>
             </w:r>
           </w:p>
         </w:tc>
@@ -946,7 +2761,7 @@
                 <w:sz w:val="18"/>
                 <w:szCs w:val="18"/>
               </w:rPr>
-              <w:t xml:space="preserve">Habs Eyes On The Prize</w:t>
+              <w:t xml:space="preserve">Radio-Canada</w:t>
             </w:r>
           </w:p>
         </w:tc>
@@ -972,7 +2787,7 @@
                 <w:sz w:val="18"/>
                 <w:szCs w:val="18"/>
               </w:rPr>
-              <w:t xml:space="preserve">En M3, les 3 buts de MTL viennent de Texier, Dach et Hutson — exactement le profil de profondeur recherché.</w:t>
+              <w:t xml:space="preserve">Confirmé par les présences réelles de LNH.com. Brassage majeur : seuls 2 des principaux trios du M2 ont persisté.</w:t>
             </w:r>
           </w:p>
         </w:tc>
@@ -1029,7 +2844,7 @@
                 <w:sz w:val="18"/>
                 <w:szCs w:val="18"/>
               </w:rPr>
-              <w:t xml:space="preserve">Hagel is a consistent scorer (4th goal of the series).</w:t>
+              <w:t xml:space="preserve">Le trio de Dach a inscrit 2 buts et totalisé 6 points.</w:t>
             </w:r>
           </w:p>
         </w:tc>
@@ -1055,7 +2870,7 @@
                 <w:sz w:val="18"/>
                 <w:szCs w:val="18"/>
               </w:rPr>
-              <w:t xml:space="preserve">NHL highlights</w:t>
+              <w:t xml:space="preserve">Martin Leclerc, Radio-Canada</w:t>
             </w:r>
           </w:p>
         </w:tc>
@@ -1081,7 +2896,7 @@
                 <w:sz w:val="18"/>
                 <w:szCs w:val="18"/>
               </w:rPr>
-              <w:t xml:space="preserve">4 buts en 3 matchs — taux de production exceptionnel à 5 c. 5 et confirmé par les données.</w:t>
+              <w:t xml:space="preserve">Trio Texier-Dach-Bolduc : Texier marque, Dach marque, les deux récoltent une mention. Confirmé.</w:t>
             </w:r>
           </w:p>
         </w:tc>
@@ -1138,7 +2953,7 @@
                 <w:sz w:val="18"/>
                 <w:szCs w:val="18"/>
               </w:rPr>
-              <w:t xml:space="preserve">Fast and physical (~163 hits across the first 2 games).</w:t>
+              <w:t xml:space="preserve">Hutson a marqué en prolongation avec son premier lancer frappé de la saison, 26:28 de temps de glace.</w:t>
             </w:r>
           </w:p>
         </w:tc>
@@ -1164,7 +2979,7 @@
                 <w:sz w:val="18"/>
                 <w:szCs w:val="18"/>
               </w:rPr>
-              <w:t xml:space="preserve">NY Post</w:t>
+              <w:t xml:space="preserve">François Gagnon, RDS</w:t>
             </w:r>
           </w:p>
         </w:tc>
@@ -1190,7 +3005,7 @@
                 <w:sz w:val="18"/>
                 <w:szCs w:val="18"/>
               </w:rPr>
-              <w:t xml:space="preserve">Mises en échec : 163 sur M1+M2 (le NY Post mesurait avant le M3); le M3 ajoute 67 pour 230 sur la série.</w:t>
+              <w:t xml:space="preserve">But en supplémentaire à 2:09 de la P4 confirmé par le jeu par jeu de LNH.com. Le TG cité (26:28, meneur du match) provient du chroniqueur.</w:t>
             </w:r>
           </w:p>
         </w:tc>
@@ -1247,7 +3062,7 @@
                 <w:sz w:val="18"/>
                 <w:szCs w:val="18"/>
               </w:rPr>
-              <w:t xml:space="preserve">Series is tight (two straight overtime games).</w:t>
+              <w:t xml:space="preserve">« Dobes était à la hauteur de Vasilevskiy. »</w:t>
             </w:r>
           </w:p>
         </w:tc>
@@ -1273,7 +3088,7 @@
                 <w:sz w:val="18"/>
                 <w:szCs w:val="18"/>
               </w:rPr>
-              <w:t xml:space="preserve">CityNews Montreal</w:t>
+              <w:t xml:space="preserve">François Gagnon, RDS</w:t>
             </w:r>
           </w:p>
         </w:tc>
@@ -1299,7 +3114,7 @@
                 <w:sz w:val="18"/>
                 <w:szCs w:val="18"/>
               </w:rPr>
-              <w:t xml:space="preserve">M2 et M3 ont tous deux exigé une prolongation. Sur les buts attendus à 5 c. 5, MTL mène 56-44 — l'écart est mince.</w:t>
+              <w:t xml:space="preserve">Sur 3 matchs, le pourcentage d'arrêts implicite de Dobes (,905) est légèrement supérieur à celui de Vasilevskiy (,893). La chronique colle aux chiffres.</w:t>
             </w:r>
           </w:p>
         </w:tc>
@@ -1356,7 +3171,7 @@
                 <w:sz w:val="18"/>
                 <w:szCs w:val="18"/>
               </w:rPr>
-              <w:t xml:space="preserve">Slafkovský "much less impactful" since the Hagel fight.</w:t>
+              <w:t xml:space="preserve">Slafkovský « beaucoup moins impactant » depuis le combat avec Hagel.</w:t>
             </w:r>
           </w:p>
         </w:tc>
@@ -1382,7 +3197,7 @@
                 <w:sz w:val="18"/>
                 <w:szCs w:val="18"/>
               </w:rPr>
-              <w:t xml:space="preserve">speculation / commentary</w:t>
+              <w:t xml:space="preserve">spéculation / commentaires</w:t>
             </w:r>
           </w:p>
         </w:tc>
@@ -1408,7 +3223,7 @@
                 <w:sz w:val="18"/>
                 <w:szCs w:val="18"/>
               </w:rPr>
-              <w:t xml:space="preserve">Vrai sur la production individuelle (8 → 2 tirs avant/après); faux sur l'impact sur la glace (MTL surclasse TBL 20-9 aux tirs et 2-1 aux buts après le combat). Voir section dédiée.</w:t>
+              <w:t xml:space="preserve">Vrai sur la production individuelle (8 → 2 tirs avant/après); faux sur l'impact territorial (le CH surclasse TBL 20-9 aux tirs et 2-1 au pointage avec lui sur la glace après le combat).</w:t>
             </w:r>
           </w:p>
         </w:tc>
@@ -1438,6 +3253,442 @@
                 <w:szCs w:val="18"/>
               </w:rPr>
               <w:t xml:space="preserve">◐ Mitigée / nuancée</w:t>
+            </w:r>
+          </w:p>
+        </w:tc>
+      </w:tr>
+      <w:tr>
+        <w:tc>
+          <w:tcPr>
+            <w:tcW w:type="dxa" w:w="2400"/>
+            <w:tcBorders>
+              <w:top w:val="single" w:color="BFBFBF" w:sz="4"/>
+              <w:left w:val="single" w:color="BFBFBF" w:sz="4"/>
+              <w:bottom w:val="single" w:color="BFBFBF" w:sz="4"/>
+              <w:right w:val="single" w:color="BFBFBF" w:sz="4"/>
+            </w:tcBorders>
+            <w:shd w:fill="E2F0D9" w:val="clear"/>
+            <w:vAlign w:val="center"/>
+          </w:tcPr>
+          <w:p>
+            <w:pPr>
+              <w:jc w:val="left"/>
+            </w:pPr>
+            <w:r>
+              <w:rPr>
+                <w:rFonts w:ascii="Arial" w:cs="Arial" w:eastAsia="Arial" w:hAnsi="Arial"/>
+                <w:sz w:val="18"/>
+                <w:szCs w:val="18"/>
+              </w:rPr>
+              <w:t xml:space="preserve">La profondeur a porté la victoire (les contributeurs hors du duo principal).</w:t>
+            </w:r>
+          </w:p>
+        </w:tc>
+        <w:tc>
+          <w:tcPr>
+            <w:tcW w:type="dxa" w:w="1400"/>
+            <w:tcBorders>
+              <w:top w:val="single" w:color="BFBFBF" w:sz="4"/>
+              <w:left w:val="single" w:color="BFBFBF" w:sz="4"/>
+              <w:bottom w:val="single" w:color="BFBFBF" w:sz="4"/>
+              <w:right w:val="single" w:color="BFBFBF" w:sz="4"/>
+            </w:tcBorders>
+            <w:shd w:fill="E2F0D9" w:val="clear"/>
+            <w:vAlign w:val="center"/>
+          </w:tcPr>
+          <w:p>
+            <w:pPr>
+              <w:jc w:val="left"/>
+            </w:pPr>
+            <w:r>
+              <w:rPr>
+                <w:rFonts w:ascii="Arial" w:cs="Arial" w:eastAsia="Arial" w:hAnsi="Arial"/>
+                <w:sz w:val="18"/>
+                <w:szCs w:val="18"/>
+              </w:rPr>
+              <w:t xml:space="preserve">Habs Eyes On The Prize</w:t>
+            </w:r>
+          </w:p>
+        </w:tc>
+        <w:tc>
+          <w:tcPr>
+            <w:tcW w:type="dxa" w:w="4060"/>
+            <w:tcBorders>
+              <w:top w:val="single" w:color="BFBFBF" w:sz="4"/>
+              <w:left w:val="single" w:color="BFBFBF" w:sz="4"/>
+              <w:bottom w:val="single" w:color="BFBFBF" w:sz="4"/>
+              <w:right w:val="single" w:color="BFBFBF" w:sz="4"/>
+            </w:tcBorders>
+            <w:shd w:fill="E2F0D9" w:val="clear"/>
+            <w:vAlign w:val="center"/>
+          </w:tcPr>
+          <w:p>
+            <w:pPr>
+              <w:jc w:val="left"/>
+            </w:pPr>
+            <w:r>
+              <w:rPr>
+                <w:rFonts w:ascii="Arial" w:cs="Arial" w:eastAsia="Arial" w:hAnsi="Arial"/>
+                <w:sz w:val="18"/>
+                <w:szCs w:val="18"/>
+              </w:rPr>
+              <w:t xml:space="preserve">Les 3 buts du CH viennent de Texier, Dach et Hutson — exactement le profil de profondeur souhaité.</w:t>
+            </w:r>
+          </w:p>
+        </w:tc>
+        <w:tc>
+          <w:tcPr>
+            <w:tcW w:type="dxa" w:w="1500"/>
+            <w:tcBorders>
+              <w:top w:val="single" w:color="BFBFBF" w:sz="4"/>
+              <w:left w:val="single" w:color="BFBFBF" w:sz="4"/>
+              <w:bottom w:val="single" w:color="BFBFBF" w:sz="4"/>
+              <w:right w:val="single" w:color="BFBFBF" w:sz="4"/>
+            </w:tcBorders>
+            <w:shd w:fill="E2F0D9" w:val="clear"/>
+            <w:vAlign w:val="center"/>
+          </w:tcPr>
+          <w:p>
+            <w:pPr>
+              <w:jc w:val="left"/>
+            </w:pPr>
+            <w:r>
+              <w:rPr>
+                <w:rFonts w:ascii="Arial" w:cs="Arial" w:eastAsia="Arial" w:hAnsi="Arial"/>
+                <w:b/>
+                <w:bCs/>
+                <w:color w:val="2E7D32"/>
+                <w:sz w:val="18"/>
+                <w:szCs w:val="18"/>
+              </w:rPr>
+              <w:t xml:space="preserve">✓ Confirmée</w:t>
+            </w:r>
+          </w:p>
+        </w:tc>
+      </w:tr>
+      <w:tr>
+        <w:tc>
+          <w:tcPr>
+            <w:tcW w:type="dxa" w:w="2400"/>
+            <w:tcBorders>
+              <w:top w:val="single" w:color="BFBFBF" w:sz="4"/>
+              <w:left w:val="single" w:color="BFBFBF" w:sz="4"/>
+              <w:bottom w:val="single" w:color="BFBFBF" w:sz="4"/>
+              <w:right w:val="single" w:color="BFBFBF" w:sz="4"/>
+            </w:tcBorders>
+            <w:shd w:fill="E2F0D9" w:val="clear"/>
+            <w:vAlign w:val="center"/>
+          </w:tcPr>
+          <w:p>
+            <w:pPr>
+              <w:jc w:val="left"/>
+            </w:pPr>
+            <w:r>
+              <w:rPr>
+                <w:rFonts w:ascii="Arial" w:cs="Arial" w:eastAsia="Arial" w:hAnsi="Arial"/>
+                <w:sz w:val="18"/>
+                <w:szCs w:val="18"/>
+              </w:rPr>
+              <w:t xml:space="preserve">Hagel : marqueur constant (4e but de la série).</w:t>
+            </w:r>
+          </w:p>
+        </w:tc>
+        <w:tc>
+          <w:tcPr>
+            <w:tcW w:type="dxa" w:w="1400"/>
+            <w:tcBorders>
+              <w:top w:val="single" w:color="BFBFBF" w:sz="4"/>
+              <w:left w:val="single" w:color="BFBFBF" w:sz="4"/>
+              <w:bottom w:val="single" w:color="BFBFBF" w:sz="4"/>
+              <w:right w:val="single" w:color="BFBFBF" w:sz="4"/>
+            </w:tcBorders>
+            <w:shd w:fill="E2F0D9" w:val="clear"/>
+            <w:vAlign w:val="center"/>
+          </w:tcPr>
+          <w:p>
+            <w:pPr>
+              <w:jc w:val="left"/>
+            </w:pPr>
+            <w:r>
+              <w:rPr>
+                <w:rFonts w:ascii="Arial" w:cs="Arial" w:eastAsia="Arial" w:hAnsi="Arial"/>
+                <w:sz w:val="18"/>
+                <w:szCs w:val="18"/>
+              </w:rPr>
+              <w:t xml:space="preserve">Faits saillants LNH</w:t>
+            </w:r>
+          </w:p>
+        </w:tc>
+        <w:tc>
+          <w:tcPr>
+            <w:tcW w:type="dxa" w:w="4060"/>
+            <w:tcBorders>
+              <w:top w:val="single" w:color="BFBFBF" w:sz="4"/>
+              <w:left w:val="single" w:color="BFBFBF" w:sz="4"/>
+              <w:bottom w:val="single" w:color="BFBFBF" w:sz="4"/>
+              <w:right w:val="single" w:color="BFBFBF" w:sz="4"/>
+            </w:tcBorders>
+            <w:shd w:fill="E2F0D9" w:val="clear"/>
+            <w:vAlign w:val="center"/>
+          </w:tcPr>
+          <w:p>
+            <w:pPr>
+              <w:jc w:val="left"/>
+            </w:pPr>
+            <w:r>
+              <w:rPr>
+                <w:rFonts w:ascii="Arial" w:cs="Arial" w:eastAsia="Arial" w:hAnsi="Arial"/>
+                <w:sz w:val="18"/>
+                <w:szCs w:val="18"/>
+              </w:rPr>
+              <w:t xml:space="preserve">Confirmé par les identifiants des tireurs au jeu par jeu.</w:t>
+            </w:r>
+          </w:p>
+        </w:tc>
+        <w:tc>
+          <w:tcPr>
+            <w:tcW w:type="dxa" w:w="1500"/>
+            <w:tcBorders>
+              <w:top w:val="single" w:color="BFBFBF" w:sz="4"/>
+              <w:left w:val="single" w:color="BFBFBF" w:sz="4"/>
+              <w:bottom w:val="single" w:color="BFBFBF" w:sz="4"/>
+              <w:right w:val="single" w:color="BFBFBF" w:sz="4"/>
+            </w:tcBorders>
+            <w:shd w:fill="E2F0D9" w:val="clear"/>
+            <w:vAlign w:val="center"/>
+          </w:tcPr>
+          <w:p>
+            <w:pPr>
+              <w:jc w:val="left"/>
+            </w:pPr>
+            <w:r>
+              <w:rPr>
+                <w:rFonts w:ascii="Arial" w:cs="Arial" w:eastAsia="Arial" w:hAnsi="Arial"/>
+                <w:b/>
+                <w:bCs/>
+                <w:color w:val="2E7D32"/>
+                <w:sz w:val="18"/>
+                <w:szCs w:val="18"/>
+              </w:rPr>
+              <w:t xml:space="preserve">✓ Confirmée</w:t>
+            </w:r>
+          </w:p>
+        </w:tc>
+      </w:tr>
+      <w:tr>
+        <w:tc>
+          <w:tcPr>
+            <w:tcW w:type="dxa" w:w="2400"/>
+            <w:tcBorders>
+              <w:top w:val="single" w:color="BFBFBF" w:sz="4"/>
+              <w:left w:val="single" w:color="BFBFBF" w:sz="4"/>
+              <w:bottom w:val="single" w:color="BFBFBF" w:sz="4"/>
+              <w:right w:val="single" w:color="BFBFBF" w:sz="4"/>
+            </w:tcBorders>
+            <w:shd w:fill="E2F0D9" w:val="clear"/>
+            <w:vAlign w:val="center"/>
+          </w:tcPr>
+          <w:p>
+            <w:pPr>
+              <w:jc w:val="left"/>
+            </w:pPr>
+            <w:r>
+              <w:rPr>
+                <w:rFonts w:ascii="Arial" w:cs="Arial" w:eastAsia="Arial" w:hAnsi="Arial"/>
+                <w:sz w:val="18"/>
+                <w:szCs w:val="18"/>
+              </w:rPr>
+              <w:t xml:space="preserve">Match rapide et physique (~163 mises en échec sur les deux premiers matchs).</w:t>
+            </w:r>
+          </w:p>
+        </w:tc>
+        <w:tc>
+          <w:tcPr>
+            <w:tcW w:type="dxa" w:w="1400"/>
+            <w:tcBorders>
+              <w:top w:val="single" w:color="BFBFBF" w:sz="4"/>
+              <w:left w:val="single" w:color="BFBFBF" w:sz="4"/>
+              <w:bottom w:val="single" w:color="BFBFBF" w:sz="4"/>
+              <w:right w:val="single" w:color="BFBFBF" w:sz="4"/>
+            </w:tcBorders>
+            <w:shd w:fill="E2F0D9" w:val="clear"/>
+            <w:vAlign w:val="center"/>
+          </w:tcPr>
+          <w:p>
+            <w:pPr>
+              <w:jc w:val="left"/>
+            </w:pPr>
+            <w:r>
+              <w:rPr>
+                <w:rFonts w:ascii="Arial" w:cs="Arial" w:eastAsia="Arial" w:hAnsi="Arial"/>
+                <w:sz w:val="18"/>
+                <w:szCs w:val="18"/>
+              </w:rPr>
+              <w:t xml:space="preserve">New York Post</w:t>
+            </w:r>
+          </w:p>
+        </w:tc>
+        <w:tc>
+          <w:tcPr>
+            <w:tcW w:type="dxa" w:w="4060"/>
+            <w:tcBorders>
+              <w:top w:val="single" w:color="BFBFBF" w:sz="4"/>
+              <w:left w:val="single" w:color="BFBFBF" w:sz="4"/>
+              <w:bottom w:val="single" w:color="BFBFBF" w:sz="4"/>
+              <w:right w:val="single" w:color="BFBFBF" w:sz="4"/>
+            </w:tcBorders>
+            <w:shd w:fill="E2F0D9" w:val="clear"/>
+            <w:vAlign w:val="center"/>
+          </w:tcPr>
+          <w:p>
+            <w:pPr>
+              <w:jc w:val="left"/>
+            </w:pPr>
+            <w:r>
+              <w:rPr>
+                <w:rFonts w:ascii="Arial" w:cs="Arial" w:eastAsia="Arial" w:hAnsi="Arial"/>
+                <w:sz w:val="18"/>
+                <w:szCs w:val="18"/>
+              </w:rPr>
+              <w:t xml:space="preserve">163 mises en échec sur M1+M2; le M3 en ajoute 67 pour 230 sur la série.</w:t>
+            </w:r>
+          </w:p>
+        </w:tc>
+        <w:tc>
+          <w:tcPr>
+            <w:tcW w:type="dxa" w:w="1500"/>
+            <w:tcBorders>
+              <w:top w:val="single" w:color="BFBFBF" w:sz="4"/>
+              <w:left w:val="single" w:color="BFBFBF" w:sz="4"/>
+              <w:bottom w:val="single" w:color="BFBFBF" w:sz="4"/>
+              <w:right w:val="single" w:color="BFBFBF" w:sz="4"/>
+            </w:tcBorders>
+            <w:shd w:fill="E2F0D9" w:val="clear"/>
+            <w:vAlign w:val="center"/>
+          </w:tcPr>
+          <w:p>
+            <w:pPr>
+              <w:jc w:val="left"/>
+            </w:pPr>
+            <w:r>
+              <w:rPr>
+                <w:rFonts w:ascii="Arial" w:cs="Arial" w:eastAsia="Arial" w:hAnsi="Arial"/>
+                <w:b/>
+                <w:bCs/>
+                <w:color w:val="2E7D32"/>
+                <w:sz w:val="18"/>
+                <w:szCs w:val="18"/>
+              </w:rPr>
+              <w:t xml:space="preserve">✓ Confirmée</w:t>
+            </w:r>
+          </w:p>
+        </w:tc>
+      </w:tr>
+      <w:tr>
+        <w:tc>
+          <w:tcPr>
+            <w:tcW w:type="dxa" w:w="2400"/>
+            <w:tcBorders>
+              <w:top w:val="single" w:color="BFBFBF" w:sz="4"/>
+              <w:left w:val="single" w:color="BFBFBF" w:sz="4"/>
+              <w:bottom w:val="single" w:color="BFBFBF" w:sz="4"/>
+              <w:right w:val="single" w:color="BFBFBF" w:sz="4"/>
+            </w:tcBorders>
+            <w:shd w:fill="E2F0D9" w:val="clear"/>
+            <w:vAlign w:val="center"/>
+          </w:tcPr>
+          <w:p>
+            <w:pPr>
+              <w:jc w:val="left"/>
+            </w:pPr>
+            <w:r>
+              <w:rPr>
+                <w:rFonts w:ascii="Arial" w:cs="Arial" w:eastAsia="Arial" w:hAnsi="Arial"/>
+                <w:sz w:val="18"/>
+                <w:szCs w:val="18"/>
+              </w:rPr>
+              <w:t xml:space="preserve">Série serrée (trois prolongations consécutives).</w:t>
+            </w:r>
+          </w:p>
+        </w:tc>
+        <w:tc>
+          <w:tcPr>
+            <w:tcW w:type="dxa" w:w="1400"/>
+            <w:tcBorders>
+              <w:top w:val="single" w:color="BFBFBF" w:sz="4"/>
+              <w:left w:val="single" w:color="BFBFBF" w:sz="4"/>
+              <w:bottom w:val="single" w:color="BFBFBF" w:sz="4"/>
+              <w:right w:val="single" w:color="BFBFBF" w:sz="4"/>
+            </w:tcBorders>
+            <w:shd w:fill="E2F0D9" w:val="clear"/>
+            <w:vAlign w:val="center"/>
+          </w:tcPr>
+          <w:p>
+            <w:pPr>
+              <w:jc w:val="left"/>
+            </w:pPr>
+            <w:r>
+              <w:rPr>
+                <w:rFonts w:ascii="Arial" w:cs="Arial" w:eastAsia="Arial" w:hAnsi="Arial"/>
+                <w:sz w:val="18"/>
+                <w:szCs w:val="18"/>
+              </w:rPr>
+              <w:t xml:space="preserve">CityNews Montréal</w:t>
+            </w:r>
+          </w:p>
+        </w:tc>
+        <w:tc>
+          <w:tcPr>
+            <w:tcW w:type="dxa" w:w="4060"/>
+            <w:tcBorders>
+              <w:top w:val="single" w:color="BFBFBF" w:sz="4"/>
+              <w:left w:val="single" w:color="BFBFBF" w:sz="4"/>
+              <w:bottom w:val="single" w:color="BFBFBF" w:sz="4"/>
+              <w:right w:val="single" w:color="BFBFBF" w:sz="4"/>
+            </w:tcBorders>
+            <w:shd w:fill="E2F0D9" w:val="clear"/>
+            <w:vAlign w:val="center"/>
+          </w:tcPr>
+          <w:p>
+            <w:pPr>
+              <w:jc w:val="left"/>
+            </w:pPr>
+            <w:r>
+              <w:rPr>
+                <w:rFonts w:ascii="Arial" w:cs="Arial" w:eastAsia="Arial" w:hAnsi="Arial"/>
+                <w:sz w:val="18"/>
+                <w:szCs w:val="18"/>
+              </w:rPr>
+              <w:t xml:space="preserve">Les trois matchs en supplémentaire. La part de buts attendus sous-jacente est aussi serrée (56-44 pour le CH).</w:t>
+            </w:r>
+          </w:p>
+        </w:tc>
+        <w:tc>
+          <w:tcPr>
+            <w:tcW w:type="dxa" w:w="1500"/>
+            <w:tcBorders>
+              <w:top w:val="single" w:color="BFBFBF" w:sz="4"/>
+              <w:left w:val="single" w:color="BFBFBF" w:sz="4"/>
+              <w:bottom w:val="single" w:color="BFBFBF" w:sz="4"/>
+              <w:right w:val="single" w:color="BFBFBF" w:sz="4"/>
+            </w:tcBorders>
+            <w:shd w:fill="E2F0D9" w:val="clear"/>
+            <w:vAlign w:val="center"/>
+          </w:tcPr>
+          <w:p>
+            <w:pPr>
+              <w:jc w:val="left"/>
+            </w:pPr>
+            <w:r>
+              <w:rPr>
+                <w:rFonts w:ascii="Arial" w:cs="Arial" w:eastAsia="Arial" w:hAnsi="Arial"/>
+                <w:b/>
+                <w:bCs/>
+                <w:color w:val="2E7D32"/>
+                <w:sz w:val="18"/>
+                <w:szCs w:val="18"/>
+              </w:rPr>
+              <w:t xml:space="preserve">✓ Confirmée</w:t>
             </w:r>
           </w:p>
         </w:tc>
@@ -1461,7 +3712,7 @@
           <w:sz w:val="30"/>
           <w:szCs w:val="30"/>
         </w:rPr>
-        <w:t xml:space="preserve">Slafkovský — avant et après le combat avec Hagel</w:t>
+        <w:t xml:space="preserve">3. État de la série (5 c. 5, trois matchs)</w:t>
       </w:r>
     </w:p>
     <w:p>
@@ -1474,843 +3725,7 @@
           <w:sz w:val="20"/>
           <w:szCs w:val="20"/>
         </w:rPr>
-        <w:t xml:space="preserve">Le combat Slafkovský–Hagel a eu lieu au **M2 période 2, 5:14**. Diviser ses événements sur la glace à cette seconde précise répond à la question plus directement que des découpages par match. Avant = M1 entier + M2 jusqu'à ce moment. Après = M2 à partir de ce moment + M3 entier.</w:t>
-      </w:r>
-    </w:p>
-    <w:tbl>
-      <w:tblPr>
-        <w:tblW w:type="auto" w:w="100"/>
-        <w:tblBorders>
-          <w:top w:val="single" w:color="auto" w:sz="4"/>
-          <w:left w:val="single" w:color="auto" w:sz="4"/>
-          <w:bottom w:val="single" w:color="auto" w:sz="4"/>
-          <w:right w:val="single" w:color="auto" w:sz="4"/>
-          <w:insideH w:val="single" w:color="auto" w:sz="4"/>
-          <w:insideV w:val="single" w:color="auto" w:sz="4"/>
-        </w:tblBorders>
-        <w:tblCellMar>
-          <w:top w:type="dxa" w:w="70"/>
-          <w:left w:type="dxa" w:w="120"/>
-          <w:bottom w:type="dxa" w:w="70"/>
-          <w:right w:type="dxa" w:w="120"/>
-        </w:tblCellMar>
-      </w:tblPr>
-      <w:tblGrid>
-        <w:gridCol w:w="3000"/>
-        <w:gridCol w:w="3180"/>
-        <w:gridCol w:w="3180"/>
-      </w:tblGrid>
-      <w:tr>
-        <w:trPr>
-          <w:tblHeader/>
-        </w:trPr>
-        <w:tc>
-          <w:tcPr>
-            <w:tcW w:type="dxa" w:w="3000"/>
-            <w:tcBorders>
-              <w:top w:val="single" w:color="BFBFBF" w:sz="4"/>
-              <w:left w:val="single" w:color="BFBFBF" w:sz="4"/>
-              <w:bottom w:val="single" w:color="BFBFBF" w:sz="4"/>
-              <w:right w:val="single" w:color="BFBFBF" w:sz="4"/>
-            </w:tcBorders>
-            <w:shd w:fill="1F2F4A" w:val="clear"/>
-            <w:vAlign w:val="center"/>
-          </w:tcPr>
-          <w:p>
-            <w:pPr>
-              <w:jc w:val="center"/>
-            </w:pPr>
-            <w:r>
-              <w:rPr>
-                <w:rFonts w:ascii="Arial" w:cs="Arial" w:eastAsia="Arial" w:hAnsi="Arial"/>
-                <w:b/>
-                <w:bCs/>
-                <w:color w:val="FFFFFF"/>
-                <w:sz w:val="18"/>
-                <w:szCs w:val="18"/>
-              </w:rPr>
-              <w:t xml:space="preserve">Mesure</w:t>
-            </w:r>
-          </w:p>
-        </w:tc>
-        <w:tc>
-          <w:tcPr>
-            <w:tcW w:type="dxa" w:w="3180"/>
-            <w:tcBorders>
-              <w:top w:val="single" w:color="BFBFBF" w:sz="4"/>
-              <w:left w:val="single" w:color="BFBFBF" w:sz="4"/>
-              <w:bottom w:val="single" w:color="BFBFBF" w:sz="4"/>
-              <w:right w:val="single" w:color="BFBFBF" w:sz="4"/>
-            </w:tcBorders>
-            <w:shd w:fill="1F2F4A" w:val="clear"/>
-            <w:vAlign w:val="center"/>
-          </w:tcPr>
-          <w:p>
-            <w:pPr>
-              <w:jc w:val="center"/>
-            </w:pPr>
-            <w:r>
-              <w:rPr>
-                <w:rFonts w:ascii="Arial" w:cs="Arial" w:eastAsia="Arial" w:hAnsi="Arial"/>
-                <w:b/>
-                <w:bCs/>
-                <w:color w:val="FFFFFF"/>
-                <w:sz w:val="18"/>
-                <w:szCs w:val="18"/>
-              </w:rPr>
-              <w:t xml:space="preserve">Avant</w:t>
-            </w:r>
-          </w:p>
-        </w:tc>
-        <w:tc>
-          <w:tcPr>
-            <w:tcW w:type="dxa" w:w="3180"/>
-            <w:tcBorders>
-              <w:top w:val="single" w:color="BFBFBF" w:sz="4"/>
-              <w:left w:val="single" w:color="BFBFBF" w:sz="4"/>
-              <w:bottom w:val="single" w:color="BFBFBF" w:sz="4"/>
-              <w:right w:val="single" w:color="BFBFBF" w:sz="4"/>
-            </w:tcBorders>
-            <w:shd w:fill="1F2F4A" w:val="clear"/>
-            <w:vAlign w:val="center"/>
-          </w:tcPr>
-          <w:p>
-            <w:pPr>
-              <w:jc w:val="center"/>
-            </w:pPr>
-            <w:r>
-              <w:rPr>
-                <w:rFonts w:ascii="Arial" w:cs="Arial" w:eastAsia="Arial" w:hAnsi="Arial"/>
-                <w:b/>
-                <w:bCs/>
-                <w:color w:val="FFFFFF"/>
-                <w:sz w:val="18"/>
-                <w:szCs w:val="18"/>
-              </w:rPr>
-              <w:t xml:space="preserve">Après</w:t>
-            </w:r>
-          </w:p>
-        </w:tc>
-      </w:tr>
-      <w:tr>
-        <w:tc>
-          <w:tcPr>
-            <w:tcW w:type="dxa" w:w="3000"/>
-            <w:tcBorders>
-              <w:top w:val="single" w:color="BFBFBF" w:sz="4"/>
-              <w:left w:val="single" w:color="BFBFBF" w:sz="4"/>
-              <w:bottom w:val="single" w:color="BFBFBF" w:sz="4"/>
-              <w:right w:val="single" w:color="BFBFBF" w:sz="4"/>
-            </w:tcBorders>
-            <w:vAlign w:val="center"/>
-          </w:tcPr>
-          <w:p>
-            <w:pPr>
-              <w:jc w:val="left"/>
-            </w:pPr>
-            <w:r>
-              <w:rPr>
-                <w:rFonts w:ascii="Arial" w:cs="Arial" w:eastAsia="Arial" w:hAnsi="Arial"/>
-                <w:sz w:val="18"/>
-                <w:szCs w:val="18"/>
-              </w:rPr>
-              <w:t xml:space="preserve">TOI Slafkovský</w:t>
-            </w:r>
-          </w:p>
-        </w:tc>
-        <w:tc>
-          <w:tcPr>
-            <w:tcW w:type="dxa" w:w="3180"/>
-            <w:tcBorders>
-              <w:top w:val="single" w:color="BFBFBF" w:sz="4"/>
-              <w:left w:val="single" w:color="BFBFBF" w:sz="4"/>
-              <w:bottom w:val="single" w:color="BFBFBF" w:sz="4"/>
-              <w:right w:val="single" w:color="BFBFBF" w:sz="4"/>
-            </w:tcBorders>
-            <w:vAlign w:val="center"/>
-          </w:tcPr>
-          <w:p>
-            <w:pPr>
-              <w:jc w:val="left"/>
-            </w:pPr>
-            <w:r>
-              <w:rPr>
-                <w:rFonts w:ascii="Arial" w:cs="Arial" w:eastAsia="Arial" w:hAnsi="Arial"/>
-                <w:sz w:val="18"/>
-                <w:szCs w:val="18"/>
-              </w:rPr>
-              <w:t xml:space="preserve">+29.92 min</w:t>
-            </w:r>
-          </w:p>
-        </w:tc>
-        <w:tc>
-          <w:tcPr>
-            <w:tcW w:type="dxa" w:w="3180"/>
-            <w:tcBorders>
-              <w:top w:val="single" w:color="BFBFBF" w:sz="4"/>
-              <w:left w:val="single" w:color="BFBFBF" w:sz="4"/>
-              <w:bottom w:val="single" w:color="BFBFBF" w:sz="4"/>
-              <w:right w:val="single" w:color="BFBFBF" w:sz="4"/>
-            </w:tcBorders>
-            <w:vAlign w:val="center"/>
-          </w:tcPr>
-          <w:p>
-            <w:pPr>
-              <w:jc w:val="left"/>
-            </w:pPr>
-            <w:r>
-              <w:rPr>
-                <w:rFonts w:ascii="Arial" w:cs="Arial" w:eastAsia="Arial" w:hAnsi="Arial"/>
-                <w:sz w:val="18"/>
-                <w:szCs w:val="18"/>
-              </w:rPr>
-              <w:t xml:space="preserve">+34.95 min</w:t>
-            </w:r>
-          </w:p>
-        </w:tc>
-      </w:tr>
-      <w:tr>
-        <w:tc>
-          <w:tcPr>
-            <w:tcW w:type="dxa" w:w="3000"/>
-            <w:tcBorders>
-              <w:top w:val="single" w:color="BFBFBF" w:sz="4"/>
-              <w:left w:val="single" w:color="BFBFBF" w:sz="4"/>
-              <w:bottom w:val="single" w:color="BFBFBF" w:sz="4"/>
-              <w:right w:val="single" w:color="BFBFBF" w:sz="4"/>
-            </w:tcBorders>
-            <w:vAlign w:val="center"/>
-          </w:tcPr>
-          <w:p>
-            <w:pPr>
-              <w:jc w:val="left"/>
-            </w:pPr>
-            <w:r>
-              <w:rPr>
-                <w:rFonts w:ascii="Arial" w:cs="Arial" w:eastAsia="Arial" w:hAnsi="Arial"/>
-                <w:sz w:val="18"/>
-                <w:szCs w:val="18"/>
-              </w:rPr>
-              <w:t xml:space="preserve">Tirs cadrés (Slaf)</w:t>
-            </w:r>
-          </w:p>
-        </w:tc>
-        <w:tc>
-          <w:tcPr>
-            <w:tcW w:type="dxa" w:w="3180"/>
-            <w:tcBorders>
-              <w:top w:val="single" w:color="BFBFBF" w:sz="4"/>
-              <w:left w:val="single" w:color="BFBFBF" w:sz="4"/>
-              <w:bottom w:val="single" w:color="BFBFBF" w:sz="4"/>
-              <w:right w:val="single" w:color="BFBFBF" w:sz="4"/>
-            </w:tcBorders>
-            <w:vAlign w:val="center"/>
-          </w:tcPr>
-          <w:p>
-            <w:pPr>
-              <w:jc w:val="left"/>
-            </w:pPr>
-            <w:r>
-              <w:rPr>
-                <w:rFonts w:ascii="Arial" w:cs="Arial" w:eastAsia="Arial" w:hAnsi="Arial"/>
-                <w:sz w:val="18"/>
-                <w:szCs w:val="18"/>
-              </w:rPr>
-              <w:t xml:space="preserve">8</w:t>
-            </w:r>
-          </w:p>
-        </w:tc>
-        <w:tc>
-          <w:tcPr>
-            <w:tcW w:type="dxa" w:w="3180"/>
-            <w:tcBorders>
-              <w:top w:val="single" w:color="BFBFBF" w:sz="4"/>
-              <w:left w:val="single" w:color="BFBFBF" w:sz="4"/>
-              <w:bottom w:val="single" w:color="BFBFBF" w:sz="4"/>
-              <w:right w:val="single" w:color="BFBFBF" w:sz="4"/>
-            </w:tcBorders>
-            <w:vAlign w:val="center"/>
-          </w:tcPr>
-          <w:p>
-            <w:pPr>
-              <w:jc w:val="left"/>
-            </w:pPr>
-            <w:r>
-              <w:rPr>
-                <w:rFonts w:ascii="Arial" w:cs="Arial" w:eastAsia="Arial" w:hAnsi="Arial"/>
-                <w:sz w:val="18"/>
-                <w:szCs w:val="18"/>
-              </w:rPr>
-              <w:t xml:space="preserve">2</w:t>
-            </w:r>
-          </w:p>
-        </w:tc>
-      </w:tr>
-      <w:tr>
-        <w:tc>
-          <w:tcPr>
-            <w:tcW w:type="dxa" w:w="3000"/>
-            <w:tcBorders>
-              <w:top w:val="single" w:color="BFBFBF" w:sz="4"/>
-              <w:left w:val="single" w:color="BFBFBF" w:sz="4"/>
-              <w:bottom w:val="single" w:color="BFBFBF" w:sz="4"/>
-              <w:right w:val="single" w:color="BFBFBF" w:sz="4"/>
-            </w:tcBorders>
-            <w:vAlign w:val="center"/>
-          </w:tcPr>
-          <w:p>
-            <w:pPr>
-              <w:jc w:val="left"/>
-            </w:pPr>
-            <w:r>
-              <w:rPr>
-                <w:rFonts w:ascii="Arial" w:cs="Arial" w:eastAsia="Arial" w:hAnsi="Arial"/>
-                <w:sz w:val="18"/>
-                <w:szCs w:val="18"/>
-              </w:rPr>
-              <w:t xml:space="preserve">Buts (Slaf)</w:t>
-            </w:r>
-          </w:p>
-        </w:tc>
-        <w:tc>
-          <w:tcPr>
-            <w:tcW w:type="dxa" w:w="3180"/>
-            <w:tcBorders>
-              <w:top w:val="single" w:color="BFBFBF" w:sz="4"/>
-              <w:left w:val="single" w:color="BFBFBF" w:sz="4"/>
-              <w:bottom w:val="single" w:color="BFBFBF" w:sz="4"/>
-              <w:right w:val="single" w:color="BFBFBF" w:sz="4"/>
-            </w:tcBorders>
-            <w:vAlign w:val="center"/>
-          </w:tcPr>
-          <w:p>
-            <w:pPr>
-              <w:jc w:val="left"/>
-            </w:pPr>
-            <w:r>
-              <w:rPr>
-                <w:rFonts w:ascii="Arial" w:cs="Arial" w:eastAsia="Arial" w:hAnsi="Arial"/>
-                <w:sz w:val="18"/>
-                <w:szCs w:val="18"/>
-              </w:rPr>
-              <w:t xml:space="preserve">3</w:t>
-            </w:r>
-          </w:p>
-        </w:tc>
-        <w:tc>
-          <w:tcPr>
-            <w:tcW w:type="dxa" w:w="3180"/>
-            <w:tcBorders>
-              <w:top w:val="single" w:color="BFBFBF" w:sz="4"/>
-              <w:left w:val="single" w:color="BFBFBF" w:sz="4"/>
-              <w:bottom w:val="single" w:color="BFBFBF" w:sz="4"/>
-              <w:right w:val="single" w:color="BFBFBF" w:sz="4"/>
-            </w:tcBorders>
-            <w:vAlign w:val="center"/>
-          </w:tcPr>
-          <w:p>
-            <w:pPr>
-              <w:jc w:val="left"/>
-            </w:pPr>
-            <w:r>
-              <w:rPr>
-                <w:rFonts w:ascii="Arial" w:cs="Arial" w:eastAsia="Arial" w:hAnsi="Arial"/>
-                <w:sz w:val="18"/>
-                <w:szCs w:val="18"/>
-              </w:rPr>
-              <w:t xml:space="preserve">0</w:t>
-            </w:r>
-          </w:p>
-        </w:tc>
-      </w:tr>
-      <w:tr>
-        <w:tc>
-          <w:tcPr>
-            <w:tcW w:type="dxa" w:w="3000"/>
-            <w:tcBorders>
-              <w:top w:val="single" w:color="BFBFBF" w:sz="4"/>
-              <w:left w:val="single" w:color="BFBFBF" w:sz="4"/>
-              <w:bottom w:val="single" w:color="BFBFBF" w:sz="4"/>
-              <w:right w:val="single" w:color="BFBFBF" w:sz="4"/>
-            </w:tcBorders>
-            <w:vAlign w:val="center"/>
-          </w:tcPr>
-          <w:p>
-            <w:pPr>
-              <w:jc w:val="left"/>
-            </w:pPr>
-            <w:r>
-              <w:rPr>
-                <w:rFonts w:ascii="Arial" w:cs="Arial" w:eastAsia="Arial" w:hAnsi="Arial"/>
-                <w:sz w:val="18"/>
-                <w:szCs w:val="18"/>
-              </w:rPr>
-              <w:t xml:space="preserve">Tirs MTL sur la glace</w:t>
-            </w:r>
-          </w:p>
-        </w:tc>
-        <w:tc>
-          <w:tcPr>
-            <w:tcW w:type="dxa" w:w="3180"/>
-            <w:tcBorders>
-              <w:top w:val="single" w:color="BFBFBF" w:sz="4"/>
-              <w:left w:val="single" w:color="BFBFBF" w:sz="4"/>
-              <w:bottom w:val="single" w:color="BFBFBF" w:sz="4"/>
-              <w:right w:val="single" w:color="BFBFBF" w:sz="4"/>
-            </w:tcBorders>
-            <w:vAlign w:val="center"/>
-          </w:tcPr>
-          <w:p>
-            <w:pPr>
-              <w:jc w:val="left"/>
-            </w:pPr>
-            <w:r>
-              <w:rPr>
-                <w:rFonts w:ascii="Arial" w:cs="Arial" w:eastAsia="Arial" w:hAnsi="Arial"/>
-                <w:sz w:val="18"/>
-                <w:szCs w:val="18"/>
-              </w:rPr>
-              <w:t xml:space="preserve">16</w:t>
-            </w:r>
-          </w:p>
-        </w:tc>
-        <w:tc>
-          <w:tcPr>
-            <w:tcW w:type="dxa" w:w="3180"/>
-            <w:tcBorders>
-              <w:top w:val="single" w:color="BFBFBF" w:sz="4"/>
-              <w:left w:val="single" w:color="BFBFBF" w:sz="4"/>
-              <w:bottom w:val="single" w:color="BFBFBF" w:sz="4"/>
-              <w:right w:val="single" w:color="BFBFBF" w:sz="4"/>
-            </w:tcBorders>
-            <w:vAlign w:val="center"/>
-          </w:tcPr>
-          <w:p>
-            <w:pPr>
-              <w:jc w:val="left"/>
-            </w:pPr>
-            <w:r>
-              <w:rPr>
-                <w:rFonts w:ascii="Arial" w:cs="Arial" w:eastAsia="Arial" w:hAnsi="Arial"/>
-                <w:sz w:val="18"/>
-                <w:szCs w:val="18"/>
-              </w:rPr>
-              <w:t xml:space="preserve">20</w:t>
-            </w:r>
-          </w:p>
-        </w:tc>
-      </w:tr>
-      <w:tr>
-        <w:tc>
-          <w:tcPr>
-            <w:tcW w:type="dxa" w:w="3000"/>
-            <w:tcBorders>
-              <w:top w:val="single" w:color="BFBFBF" w:sz="4"/>
-              <w:left w:val="single" w:color="BFBFBF" w:sz="4"/>
-              <w:bottom w:val="single" w:color="BFBFBF" w:sz="4"/>
-              <w:right w:val="single" w:color="BFBFBF" w:sz="4"/>
-            </w:tcBorders>
-            <w:vAlign w:val="center"/>
-          </w:tcPr>
-          <w:p>
-            <w:pPr>
-              <w:jc w:val="left"/>
-            </w:pPr>
-            <w:r>
-              <w:rPr>
-                <w:rFonts w:ascii="Arial" w:cs="Arial" w:eastAsia="Arial" w:hAnsi="Arial"/>
-                <w:sz w:val="18"/>
-                <w:szCs w:val="18"/>
-              </w:rPr>
-              <w:t xml:space="preserve">Tirs TBL sur la glace</w:t>
-            </w:r>
-          </w:p>
-        </w:tc>
-        <w:tc>
-          <w:tcPr>
-            <w:tcW w:type="dxa" w:w="3180"/>
-            <w:tcBorders>
-              <w:top w:val="single" w:color="BFBFBF" w:sz="4"/>
-              <w:left w:val="single" w:color="BFBFBF" w:sz="4"/>
-              <w:bottom w:val="single" w:color="BFBFBF" w:sz="4"/>
-              <w:right w:val="single" w:color="BFBFBF" w:sz="4"/>
-            </w:tcBorders>
-            <w:vAlign w:val="center"/>
-          </w:tcPr>
-          <w:p>
-            <w:pPr>
-              <w:jc w:val="left"/>
-            </w:pPr>
-            <w:r>
-              <w:rPr>
-                <w:rFonts w:ascii="Arial" w:cs="Arial" w:eastAsia="Arial" w:hAnsi="Arial"/>
-                <w:sz w:val="18"/>
-                <w:szCs w:val="18"/>
-              </w:rPr>
-              <w:t xml:space="preserve">11</w:t>
-            </w:r>
-          </w:p>
-        </w:tc>
-        <w:tc>
-          <w:tcPr>
-            <w:tcW w:type="dxa" w:w="3180"/>
-            <w:tcBorders>
-              <w:top w:val="single" w:color="BFBFBF" w:sz="4"/>
-              <w:left w:val="single" w:color="BFBFBF" w:sz="4"/>
-              <w:bottom w:val="single" w:color="BFBFBF" w:sz="4"/>
-              <w:right w:val="single" w:color="BFBFBF" w:sz="4"/>
-            </w:tcBorders>
-            <w:vAlign w:val="center"/>
-          </w:tcPr>
-          <w:p>
-            <w:pPr>
-              <w:jc w:val="left"/>
-            </w:pPr>
-            <w:r>
-              <w:rPr>
-                <w:rFonts w:ascii="Arial" w:cs="Arial" w:eastAsia="Arial" w:hAnsi="Arial"/>
-                <w:sz w:val="18"/>
-                <w:szCs w:val="18"/>
-              </w:rPr>
-              <w:t xml:space="preserve">9</w:t>
-            </w:r>
-          </w:p>
-        </w:tc>
-      </w:tr>
-      <w:tr>
-        <w:tc>
-          <w:tcPr>
-            <w:tcW w:type="dxa" w:w="3000"/>
-            <w:tcBorders>
-              <w:top w:val="single" w:color="BFBFBF" w:sz="4"/>
-              <w:left w:val="single" w:color="BFBFBF" w:sz="4"/>
-              <w:bottom w:val="single" w:color="BFBFBF" w:sz="4"/>
-              <w:right w:val="single" w:color="BFBFBF" w:sz="4"/>
-            </w:tcBorders>
-            <w:vAlign w:val="center"/>
-          </w:tcPr>
-          <w:p>
-            <w:pPr>
-              <w:jc w:val="left"/>
-            </w:pPr>
-            <w:r>
-              <w:rPr>
-                <w:rFonts w:ascii="Arial" w:cs="Arial" w:eastAsia="Arial" w:hAnsi="Arial"/>
-                <w:sz w:val="18"/>
-                <w:szCs w:val="18"/>
-              </w:rPr>
-              <w:t xml:space="preserve">Buts MTL sur la glace</w:t>
-            </w:r>
-          </w:p>
-        </w:tc>
-        <w:tc>
-          <w:tcPr>
-            <w:tcW w:type="dxa" w:w="3180"/>
-            <w:tcBorders>
-              <w:top w:val="single" w:color="BFBFBF" w:sz="4"/>
-              <w:left w:val="single" w:color="BFBFBF" w:sz="4"/>
-              <w:bottom w:val="single" w:color="BFBFBF" w:sz="4"/>
-              <w:right w:val="single" w:color="BFBFBF" w:sz="4"/>
-            </w:tcBorders>
-            <w:vAlign w:val="center"/>
-          </w:tcPr>
-          <w:p>
-            <w:pPr>
-              <w:jc w:val="left"/>
-            </w:pPr>
-            <w:r>
-              <w:rPr>
-                <w:rFonts w:ascii="Arial" w:cs="Arial" w:eastAsia="Arial" w:hAnsi="Arial"/>
-                <w:sz w:val="18"/>
-                <w:szCs w:val="18"/>
-              </w:rPr>
-              <w:t xml:space="preserve">5</w:t>
-            </w:r>
-          </w:p>
-        </w:tc>
-        <w:tc>
-          <w:tcPr>
-            <w:tcW w:type="dxa" w:w="3180"/>
-            <w:tcBorders>
-              <w:top w:val="single" w:color="BFBFBF" w:sz="4"/>
-              <w:left w:val="single" w:color="BFBFBF" w:sz="4"/>
-              <w:bottom w:val="single" w:color="BFBFBF" w:sz="4"/>
-              <w:right w:val="single" w:color="BFBFBF" w:sz="4"/>
-            </w:tcBorders>
-            <w:vAlign w:val="center"/>
-          </w:tcPr>
-          <w:p>
-            <w:pPr>
-              <w:jc w:val="left"/>
-            </w:pPr>
-            <w:r>
-              <w:rPr>
-                <w:rFonts w:ascii="Arial" w:cs="Arial" w:eastAsia="Arial" w:hAnsi="Arial"/>
-                <w:sz w:val="18"/>
-                <w:szCs w:val="18"/>
-              </w:rPr>
-              <w:t xml:space="preserve">2</w:t>
-            </w:r>
-          </w:p>
-        </w:tc>
-      </w:tr>
-      <w:tr>
-        <w:tc>
-          <w:tcPr>
-            <w:tcW w:type="dxa" w:w="3000"/>
-            <w:tcBorders>
-              <w:top w:val="single" w:color="BFBFBF" w:sz="4"/>
-              <w:left w:val="single" w:color="BFBFBF" w:sz="4"/>
-              <w:bottom w:val="single" w:color="BFBFBF" w:sz="4"/>
-              <w:right w:val="single" w:color="BFBFBF" w:sz="4"/>
-            </w:tcBorders>
-            <w:vAlign w:val="center"/>
-          </w:tcPr>
-          <w:p>
-            <w:pPr>
-              <w:jc w:val="left"/>
-            </w:pPr>
-            <w:r>
-              <w:rPr>
-                <w:rFonts w:ascii="Arial" w:cs="Arial" w:eastAsia="Arial" w:hAnsi="Arial"/>
-                <w:sz w:val="18"/>
-                <w:szCs w:val="18"/>
-              </w:rPr>
-              <w:t xml:space="preserve">Buts TBL sur la glace</w:t>
-            </w:r>
-          </w:p>
-        </w:tc>
-        <w:tc>
-          <w:tcPr>
-            <w:tcW w:type="dxa" w:w="3180"/>
-            <w:tcBorders>
-              <w:top w:val="single" w:color="BFBFBF" w:sz="4"/>
-              <w:left w:val="single" w:color="BFBFBF" w:sz="4"/>
-              <w:bottom w:val="single" w:color="BFBFBF" w:sz="4"/>
-              <w:right w:val="single" w:color="BFBFBF" w:sz="4"/>
-            </w:tcBorders>
-            <w:vAlign w:val="center"/>
-          </w:tcPr>
-          <w:p>
-            <w:pPr>
-              <w:jc w:val="left"/>
-            </w:pPr>
-            <w:r>
-              <w:rPr>
-                <w:rFonts w:ascii="Arial" w:cs="Arial" w:eastAsia="Arial" w:hAnsi="Arial"/>
-                <w:sz w:val="18"/>
-                <w:szCs w:val="18"/>
-              </w:rPr>
-              <w:t xml:space="preserve">4</w:t>
-            </w:r>
-          </w:p>
-        </w:tc>
-        <w:tc>
-          <w:tcPr>
-            <w:tcW w:type="dxa" w:w="3180"/>
-            <w:tcBorders>
-              <w:top w:val="single" w:color="BFBFBF" w:sz="4"/>
-              <w:left w:val="single" w:color="BFBFBF" w:sz="4"/>
-              <w:bottom w:val="single" w:color="BFBFBF" w:sz="4"/>
-              <w:right w:val="single" w:color="BFBFBF" w:sz="4"/>
-            </w:tcBorders>
-            <w:vAlign w:val="center"/>
-          </w:tcPr>
-          <w:p>
-            <w:pPr>
-              <w:jc w:val="left"/>
-            </w:pPr>
-            <w:r>
-              <w:rPr>
-                <w:rFonts w:ascii="Arial" w:cs="Arial" w:eastAsia="Arial" w:hAnsi="Arial"/>
-                <w:sz w:val="18"/>
-                <w:szCs w:val="18"/>
-              </w:rPr>
-              <w:t xml:space="preserve">1</w:t>
-            </w:r>
-          </w:p>
-        </w:tc>
-      </w:tr>
-    </w:tbl>
-    <w:tbl>
-      <w:tblPr>
-        <w:tblW w:type="auto" w:w="100"/>
-        <w:tblBorders>
-          <w:top w:val="single" w:color="auto" w:sz="4"/>
-          <w:left w:val="single" w:color="auto" w:sz="4"/>
-          <w:bottom w:val="single" w:color="auto" w:sz="4"/>
-          <w:right w:val="single" w:color="auto" w:sz="4"/>
-          <w:insideH w:val="single" w:color="auto" w:sz="4"/>
-          <w:insideV w:val="single" w:color="auto" w:sz="4"/>
-        </w:tblBorders>
-        <w:tblCellMar>
-          <w:top w:type="dxa" w:w="140"/>
-          <w:left w:type="dxa" w:w="220"/>
-          <w:bottom w:type="dxa" w:w="140"/>
-          <w:right w:type="dxa" w:w="220"/>
-        </w:tblCellMar>
-      </w:tblPr>
-      <w:tblGrid>
-        <w:gridCol w:w="9360"/>
-      </w:tblGrid>
-      <w:tr>
-        <w:tc>
-          <w:tcPr>
-            <w:tcW w:type="dxa" w:w="9360"/>
-            <w:tcBorders>
-              <w:top w:val="single" w:color="BFBFBF" w:sz="4"/>
-              <w:left w:val="single" w:color="BFBFBF" w:sz="4"/>
-              <w:bottom w:val="single" w:color="BFBFBF" w:sz="4"/>
-              <w:right w:val="single" w:color="BFBFBF" w:sz="4"/>
-            </w:tcBorders>
-            <w:shd w:fill="DEEAF6" w:val="clear"/>
-          </w:tcPr>
-          <w:p>
-            <w:pPr>
-              <w:spacing w:after="60"/>
-            </w:pPr>
-            <w:r>
-              <w:rPr>
-                <w:rFonts w:ascii="Arial" w:cs="Arial" w:eastAsia="Arial" w:hAnsi="Arial"/>
-                <w:b/>
-                <w:bCs/>
-                <w:color w:val="111111"/>
-                <w:sz w:val="22"/>
-                <w:szCs w:val="22"/>
-              </w:rPr>
-              <w:t xml:space="preserve">Verdict sur le narratif « moins impactant »</w:t>
-            </w:r>
-          </w:p>
-          <w:p>
-            <w:pPr>
-              <w:spacing w:after="60"/>
-            </w:pPr>
-            <w:r>
-              <w:rPr>
-                <w:rFonts w:ascii="Arial" w:cs="Arial" w:eastAsia="Arial" w:hAnsi="Arial"/>
-                <w:b/>
-                <w:bCs/>
-                <w:sz w:val="20"/>
-                <w:szCs w:val="20"/>
-              </w:rPr>
-              <w:t xml:space="preserve">Individuellement :</w:t>
-            </w:r>
-            <w:r>
-              <w:rPr>
-                <w:rFonts w:ascii="Arial" w:cs="Arial" w:eastAsia="Arial" w:hAnsi="Arial"/>
-                <w:sz w:val="20"/>
-                <w:szCs w:val="20"/>
-              </w:rPr>
-              <w:t xml:space="preserve"> vrai. Sa génération de tirs s'est effondrée (4 → 2 → 1 par match; le clivage avant/après est 8 tirs contre 2). Buts : 3 à 0.</w:t>
-            </w:r>
-          </w:p>
-          <w:p>
-            <w:pPr>
-              <w:spacing w:after="60"/>
-            </w:pPr>
-            <w:r>
-              <w:rPr>
-                <w:rFonts w:ascii="Arial" w:cs="Arial" w:eastAsia="Arial" w:hAnsi="Arial"/>
-                <w:b/>
-                <w:bCs/>
-                <w:sz w:val="20"/>
-                <w:szCs w:val="20"/>
-              </w:rPr>
-              <w:t xml:space="preserve">Sur la glace :</w:t>
-            </w:r>
-            <w:r>
-              <w:rPr>
-                <w:rFonts w:ascii="Arial" w:cs="Arial" w:eastAsia="Arial" w:hAnsi="Arial"/>
-                <w:sz w:val="20"/>
-                <w:szCs w:val="20"/>
-              </w:rPr>
-              <w:t xml:space="preserve"> faux. Lorsque Slafkovský est sur la glace </w:t>
-            </w:r>
-            <w:r>
-              <w:rPr>
-                <w:rFonts w:ascii="Arial" w:cs="Arial" w:eastAsia="Arial" w:hAnsi="Arial"/>
-                <w:b/>
-                <w:bCs/>
-                <w:sz w:val="20"/>
-                <w:szCs w:val="20"/>
-              </w:rPr>
-              <w:t xml:space="preserve">après le combat</w:t>
-            </w:r>
-            <w:r>
-              <w:rPr>
-                <w:rFonts w:ascii="Arial" w:cs="Arial" w:eastAsia="Arial" w:hAnsi="Arial"/>
-                <w:sz w:val="20"/>
-                <w:szCs w:val="20"/>
-              </w:rPr>
-              <w:t xml:space="preserve">, MTL surclasse TBL 20-9 aux tirs et 2-1 aux buts. Il étouffe les chances adverses, il ne les concède pas.</w:t>
-            </w:r>
-          </w:p>
-          <w:p>
-            <w:pPr>
-              <w:spacing w:after="60"/>
-            </w:pPr>
-            <w:r>
-              <w:rPr>
-                <w:rFonts w:ascii="Arial" w:cs="Arial" w:eastAsia="Arial" w:hAnsi="Arial"/>
-                <w:sz w:val="20"/>
-                <w:szCs w:val="20"/>
-              </w:rPr>
-              <w:t xml:space="preserve">La lecture honnête : </w:t>
-            </w:r>
-            <w:r>
-              <w:rPr>
-                <w:rFonts w:ascii="Arial" w:cs="Arial" w:eastAsia="Arial" w:hAnsi="Arial"/>
-                <w:b/>
-                <w:bCs/>
-                <w:sz w:val="20"/>
-                <w:szCs w:val="20"/>
-              </w:rPr>
-              <w:t xml:space="preserve">son rôle est passé de moteur principal à ancrage défensif</w:t>
-            </w:r>
-            <w:r>
-              <w:rPr>
-                <w:rFonts w:ascii="Arial" w:cs="Arial" w:eastAsia="Arial" w:hAnsi="Arial"/>
-                <w:sz w:val="20"/>
-                <w:szCs w:val="20"/>
-              </w:rPr>
-              <w:t xml:space="preserve">. Est-ce tactique (St-Louis qui le protège) ou psychologique (réticence post-combat) — seule la voix du coach pourra trancher. Les données, elles, montrent qu'il aide encore son trio à gagner, à un coût personnel moindre.</w:t>
-            </w:r>
-          </w:p>
-        </w:tc>
-      </w:tr>
-    </w:tbl>
-    <w:p>
-      <w:r>
-        <w:br w:type="page"/>
-      </w:r>
-    </w:p>
-    <w:p>
-      <w:pPr>
-        <w:pStyle w:val="Heading1"/>
-      </w:pPr>
-      <w:r>
-        <w:rPr>
-          <w:rFonts w:ascii="Arial" w:cs="Arial" w:eastAsia="Arial" w:hAnsi="Arial"/>
-          <w:b/>
-          <w:bCs/>
-          <w:color w:val="1F2F4A"/>
-          <w:sz w:val="30"/>
-          <w:szCs w:val="30"/>
-        </w:rPr>
-        <w:t xml:space="preserve">État de la série (5 c. 5, trois matchs)</w:t>
-      </w:r>
-    </w:p>
-    <w:p>
-      <w:pPr>
-        <w:spacing w:after="100"/>
-      </w:pPr>
-      <w:r>
-        <w:rPr>
-          <w:rFonts w:ascii="Arial" w:cs="Arial" w:eastAsia="Arial" w:hAnsi="Arial"/>
-          <w:sz w:val="20"/>
-          <w:szCs w:val="20"/>
-        </w:rPr>
-        <w:t xml:space="preserve">Voici le portrait des chiffres sous-jacents sur les trois matchs. Les deux affirmations clés du New York Post — TBL « tilte la glace », MTL « génère plus de chances à haut danger » — sont vraies en même temps. Armes différentes.</w:t>
+        <w:t xml:space="preserve">Le portrait des chiffres sous-jacents sur les trois matchs. Les deux affirmations clés du New York Post — Tampa « renverse la glace », le CH « génère plus de chances à haut danger » — sont vraies en même temps. Armes différentes.</w:t>
       </w:r>
     </w:p>
     <w:tbl>
@@ -2552,7 +3967,7 @@
                 <w:sz w:val="18"/>
                 <w:szCs w:val="18"/>
               </w:rPr>
-              <w:t xml:space="preserve">44.6%</w:t>
+              <w:t xml:space="preserve">44,6 %</w:t>
             </w:r>
           </w:p>
         </w:tc>
@@ -2577,7 +3992,7 @@
                 <w:sz w:val="18"/>
                 <w:szCs w:val="18"/>
               </w:rPr>
-              <w:t xml:space="preserve">55.4%</w:t>
+              <w:t xml:space="preserve">55,4 %</w:t>
             </w:r>
           </w:p>
         </w:tc>
@@ -2629,7 +4044,7 @@
                 <w:sz w:val="18"/>
                 <w:szCs w:val="18"/>
               </w:rPr>
-              <w:t xml:space="preserve">56.1%</w:t>
+              <w:t xml:space="preserve">56,1 %</w:t>
             </w:r>
           </w:p>
         </w:tc>
@@ -2654,7 +4069,7 @@
                 <w:sz w:val="18"/>
                 <w:szCs w:val="18"/>
               </w:rPr>
-              <w:t xml:space="preserve">43.9%</w:t>
+              <w:t xml:space="preserve">43,9 %</w:t>
             </w:r>
           </w:p>
         </w:tc>
@@ -2706,7 +4121,7 @@
                 <w:sz w:val="18"/>
                 <w:szCs w:val="18"/>
               </w:rPr>
-              <w:t xml:space="preserve">75.0%</w:t>
+              <w:t xml:space="preserve">75,0 %</w:t>
             </w:r>
           </w:p>
         </w:tc>
@@ -2731,7 +4146,7 @@
                 <w:sz w:val="18"/>
                 <w:szCs w:val="18"/>
               </w:rPr>
-              <w:t xml:space="preserve">25.0%</w:t>
+              <w:t xml:space="preserve">25,0 %</w:t>
             </w:r>
           </w:p>
         </w:tc>
@@ -2758,7 +4173,7 @@
                 <w:sz w:val="18"/>
                 <w:szCs w:val="18"/>
               </w:rPr>
-              <w:t xml:space="preserve">SF / SA</w:t>
+              <w:t xml:space="preserve">Tirs pour / contre</w:t>
             </w:r>
           </w:p>
         </w:tc>
@@ -2835,7 +4250,7 @@
                 <w:sz w:val="18"/>
                 <w:szCs w:val="18"/>
               </w:rPr>
-              <w:t xml:space="preserve">GF / GA</w:t>
+              <w:t xml:space="preserve">Buts pour / contre</w:t>
             </w:r>
           </w:p>
         </w:tc>
@@ -3014,7 +4429,7 @@
                 <w:sz w:val="18"/>
                 <w:szCs w:val="18"/>
               </w:rPr>
-              <w:t xml:space="preserve">1.008</w:t>
+              <w:t xml:space="preserve">1,008</w:t>
             </w:r>
           </w:p>
         </w:tc>
@@ -3039,7 +4454,7 @@
                 <w:sz w:val="18"/>
                 <w:szCs w:val="18"/>
               </w:rPr>
-              <w:t xml:space="preserve">0.992</w:t>
+              <w:t xml:space="preserve">0,992</w:t>
             </w:r>
           </w:p>
         </w:tc>
@@ -3058,7 +4473,7 @@
           <w:sz w:val="30"/>
           <w:szCs w:val="30"/>
         </w:rPr>
-        <w:t xml:space="preserve">Stabilité des formations</w:t>
+        <w:t xml:space="preserve">4. Progression des joueurs — saison régulière → séries 2026</w:t>
       </w:r>
     </w:p>
     <w:p>
@@ -3071,383 +4486,7 @@
           <w:sz w:val="20"/>
           <w:szCs w:val="20"/>
         </w:rPr>
-        <w:t xml:space="preserve">L'utilisateur a noté que MTL a conservé la formation du Match 2 pour le Match 3. Les principales combinaisons à cinq joueurs sur la glace confirment que les deux équipes ont gardé leurs trios ancrés; les différences relèvent du micro-déploiement, pas d'un remaniement.</w:t>
-      </w:r>
-    </w:p>
-    <w:tbl>
-      <w:tblPr>
-        <w:tblW w:type="auto" w:w="100"/>
-        <w:tblBorders>
-          <w:top w:val="single" w:color="auto" w:sz="4"/>
-          <w:left w:val="single" w:color="auto" w:sz="4"/>
-          <w:bottom w:val="single" w:color="auto" w:sz="4"/>
-          <w:right w:val="single" w:color="auto" w:sz="4"/>
-          <w:insideH w:val="single" w:color="auto" w:sz="4"/>
-          <w:insideV w:val="single" w:color="auto" w:sz="4"/>
-        </w:tblBorders>
-        <w:tblCellMar>
-          <w:top w:type="dxa" w:w="70"/>
-          <w:left w:type="dxa" w:w="120"/>
-          <w:bottom w:type="dxa" w:w="70"/>
-          <w:right w:type="dxa" w:w="120"/>
-        </w:tblCellMar>
-      </w:tblPr>
-      <w:tblGrid>
-        <w:gridCol w:w="1300"/>
-        <w:gridCol w:w="4030"/>
-        <w:gridCol w:w="4030"/>
-      </w:tblGrid>
-      <w:tr>
-        <w:trPr>
-          <w:tblHeader/>
-        </w:trPr>
-        <w:tc>
-          <w:tcPr>
-            <w:tcW w:type="dxa" w:w="1300"/>
-            <w:tcBorders>
-              <w:top w:val="single" w:color="BFBFBF" w:sz="4"/>
-              <w:left w:val="single" w:color="BFBFBF" w:sz="4"/>
-              <w:bottom w:val="single" w:color="BFBFBF" w:sz="4"/>
-              <w:right w:val="single" w:color="BFBFBF" w:sz="4"/>
-            </w:tcBorders>
-            <w:shd w:fill="1F2F4A" w:val="clear"/>
-            <w:vAlign w:val="center"/>
-          </w:tcPr>
-          <w:p>
-            <w:pPr>
-              <w:jc w:val="center"/>
-            </w:pPr>
-            <w:r>
-              <w:rPr>
-                <w:rFonts w:ascii="Arial" w:cs="Arial" w:eastAsia="Arial" w:hAnsi="Arial"/>
-                <w:b/>
-                <w:bCs/>
-                <w:color w:val="FFFFFF"/>
-                <w:sz w:val="18"/>
-                <w:szCs w:val="18"/>
-              </w:rPr>
-              <w:t xml:space="preserve">Match</w:t>
-            </w:r>
-          </w:p>
-        </w:tc>
-        <w:tc>
-          <w:tcPr>
-            <w:tcW w:type="dxa" w:w="4030"/>
-            <w:tcBorders>
-              <w:top w:val="single" w:color="BFBFBF" w:sz="4"/>
-              <w:left w:val="single" w:color="BFBFBF" w:sz="4"/>
-              <w:bottom w:val="single" w:color="BFBFBF" w:sz="4"/>
-              <w:right w:val="single" w:color="BFBFBF" w:sz="4"/>
-            </w:tcBorders>
-            <w:shd w:fill="1F2F4A" w:val="clear"/>
-            <w:vAlign w:val="center"/>
-          </w:tcPr>
-          <w:p>
-            <w:pPr>
-              <w:jc w:val="center"/>
-            </w:pPr>
-            <w:r>
-              <w:rPr>
-                <w:rFonts w:ascii="Arial" w:cs="Arial" w:eastAsia="Arial" w:hAnsi="Arial"/>
-                <w:b/>
-                <w:bCs/>
-                <w:color w:val="FFFFFF"/>
-                <w:sz w:val="18"/>
-                <w:szCs w:val="18"/>
-              </w:rPr>
-              <w:t xml:space="preserve">MTL — combinaisons les plus jouées</w:t>
-            </w:r>
-          </w:p>
-        </w:tc>
-        <w:tc>
-          <w:tcPr>
-            <w:tcW w:type="dxa" w:w="4030"/>
-            <w:tcBorders>
-              <w:top w:val="single" w:color="BFBFBF" w:sz="4"/>
-              <w:left w:val="single" w:color="BFBFBF" w:sz="4"/>
-              <w:bottom w:val="single" w:color="BFBFBF" w:sz="4"/>
-              <w:right w:val="single" w:color="BFBFBF" w:sz="4"/>
-            </w:tcBorders>
-            <w:shd w:fill="1F2F4A" w:val="clear"/>
-            <w:vAlign w:val="center"/>
-          </w:tcPr>
-          <w:p>
-            <w:pPr>
-              <w:jc w:val="center"/>
-            </w:pPr>
-            <w:r>
-              <w:rPr>
-                <w:rFonts w:ascii="Arial" w:cs="Arial" w:eastAsia="Arial" w:hAnsi="Arial"/>
-                <w:b/>
-                <w:bCs/>
-                <w:color w:val="FFFFFF"/>
-                <w:sz w:val="18"/>
-                <w:szCs w:val="18"/>
-              </w:rPr>
-              <w:t xml:space="preserve">TBL — combinaisons les plus jouées</w:t>
-            </w:r>
-          </w:p>
-        </w:tc>
-      </w:tr>
-      <w:tr>
-        <w:tc>
-          <w:tcPr>
-            <w:tcW w:type="dxa" w:w="1300"/>
-            <w:tcBorders>
-              <w:top w:val="single" w:color="BFBFBF" w:sz="4"/>
-              <w:left w:val="single" w:color="BFBFBF" w:sz="4"/>
-              <w:bottom w:val="single" w:color="BFBFBF" w:sz="4"/>
-              <w:right w:val="single" w:color="BFBFBF" w:sz="4"/>
-            </w:tcBorders>
-            <w:vAlign w:val="center"/>
-          </w:tcPr>
-          <w:p>
-            <w:pPr>
-              <w:jc w:val="left"/>
-            </w:pPr>
-            <w:r>
-              <w:rPr>
-                <w:rFonts w:ascii="Arial" w:cs="Arial" w:eastAsia="Arial" w:hAnsi="Arial"/>
-                <w:sz w:val="18"/>
-                <w:szCs w:val="18"/>
-              </w:rPr>
-              <w:t xml:space="preserve">Game 2</w:t>
-            </w:r>
-          </w:p>
-        </w:tc>
-        <w:tc>
-          <w:tcPr>
-            <w:tcW w:type="dxa" w:w="4030"/>
-            <w:tcBorders>
-              <w:top w:val="single" w:color="BFBFBF" w:sz="4"/>
-              <w:left w:val="single" w:color="BFBFBF" w:sz="4"/>
-              <w:bottom w:val="single" w:color="BFBFBF" w:sz="4"/>
-              <w:right w:val="single" w:color="BFBFBF" w:sz="4"/>
-            </w:tcBorders>
-            <w:vAlign w:val="center"/>
-          </w:tcPr>
-          <w:p>
-            <w:pPr>
-              <w:jc w:val="left"/>
-            </w:pPr>
-            <w:r>
-              <w:rPr>
-                <w:rFonts w:ascii="Arial" w:cs="Arial" w:eastAsia="Arial" w:hAnsi="Arial"/>
-                <w:sz w:val="16"/>
-                <w:szCs w:val="16"/>
-              </w:rPr>
-              <w:t xml:space="preserve">2.0 min — Mike Matheson, Jake Evans, Alexandre Carrier, Alex Newhook, Jakub Dobes</w:t>
-            </w:r>
-            <w:r>
-              <w:rPr>
-                <w:rFonts w:ascii="Arial" w:cs="Arial" w:eastAsia="Arial" w:hAnsi="Arial"/>
-                <w:sz w:val="16"/>
-                <w:szCs w:val="16"/>
-              </w:rPr>
-              <w:br/>
-              <w:t xml:space="preserve">1.6 min — Phillip Danault, Mike Matheson, Josh Anderson, Alexandre Carrier, Jakub Dobes</w:t>
-            </w:r>
-            <w:r>
-              <w:rPr>
-                <w:rFonts w:ascii="Arial" w:cs="Arial" w:eastAsia="Arial" w:hAnsi="Arial"/>
-                <w:sz w:val="16"/>
-                <w:szCs w:val="16"/>
-              </w:rPr>
-              <w:br/>
-              <w:t xml:space="preserve">1.6 min — Phillip Danault, Mike Matheson, Josh Anderson, Kaiden Guhle, Jakub Dobes</w:t>
-            </w:r>
-          </w:p>
-        </w:tc>
-        <w:tc>
-          <w:tcPr>
-            <w:tcW w:type="dxa" w:w="4030"/>
-            <w:tcBorders>
-              <w:top w:val="single" w:color="BFBFBF" w:sz="4"/>
-              <w:left w:val="single" w:color="BFBFBF" w:sz="4"/>
-              <w:bottom w:val="single" w:color="BFBFBF" w:sz="4"/>
-              <w:right w:val="single" w:color="BFBFBF" w:sz="4"/>
-            </w:tcBorders>
-            <w:vAlign w:val="center"/>
-          </w:tcPr>
-          <w:p>
-            <w:pPr>
-              <w:jc w:val="left"/>
-            </w:pPr>
-            <w:r>
-              <w:rPr>
-                <w:rFonts w:ascii="Arial" w:cs="Arial" w:eastAsia="Arial" w:hAnsi="Arial"/>
-                <w:sz w:val="16"/>
-                <w:szCs w:val="16"/>
-              </w:rPr>
-              <w:t xml:space="preserve">1.9 min — Ryan McDonagh, Andrei Vasilevskiy, Erik Cernak, Anthony Cirelli, Brandon Hagel</w:t>
-            </w:r>
-            <w:r>
-              <w:rPr>
-                <w:rFonts w:ascii="Arial" w:cs="Arial" w:eastAsia="Arial" w:hAnsi="Arial"/>
-                <w:sz w:val="16"/>
-                <w:szCs w:val="16"/>
-              </w:rPr>
-              <w:br/>
-              <w:t xml:space="preserve">1.4 min — Andrei Vasilevskiy, Erik Cernak, Anthony Cirelli, Brandon Hagel, J.J. Moser</w:t>
-            </w:r>
-            <w:r>
-              <w:rPr>
-                <w:rFonts w:ascii="Arial" w:cs="Arial" w:eastAsia="Arial" w:hAnsi="Arial"/>
-                <w:sz w:val="16"/>
-                <w:szCs w:val="16"/>
-              </w:rPr>
-              <w:br/>
-              <w:t xml:space="preserve">1.3 min — Ryan McDonagh, Andrei Vasilevskiy, Erik Cernak, Anthony Cirelli, Gage Goncalves</w:t>
-            </w:r>
-          </w:p>
-        </w:tc>
-      </w:tr>
-      <w:tr>
-        <w:tc>
-          <w:tcPr>
-            <w:tcW w:type="dxa" w:w="1300"/>
-            <w:tcBorders>
-              <w:top w:val="single" w:color="BFBFBF" w:sz="4"/>
-              <w:left w:val="single" w:color="BFBFBF" w:sz="4"/>
-              <w:bottom w:val="single" w:color="BFBFBF" w:sz="4"/>
-              <w:right w:val="single" w:color="BFBFBF" w:sz="4"/>
-            </w:tcBorders>
-            <w:vAlign w:val="center"/>
-          </w:tcPr>
-          <w:p>
-            <w:pPr>
-              <w:jc w:val="left"/>
-            </w:pPr>
-            <w:r>
-              <w:rPr>
-                <w:rFonts w:ascii="Arial" w:cs="Arial" w:eastAsia="Arial" w:hAnsi="Arial"/>
-                <w:sz w:val="18"/>
-                <w:szCs w:val="18"/>
-              </w:rPr>
-              <w:t xml:space="preserve">Game 3</w:t>
-            </w:r>
-          </w:p>
-        </w:tc>
-        <w:tc>
-          <w:tcPr>
-            <w:tcW w:type="dxa" w:w="4030"/>
-            <w:tcBorders>
-              <w:top w:val="single" w:color="BFBFBF" w:sz="4"/>
-              <w:left w:val="single" w:color="BFBFBF" w:sz="4"/>
-              <w:bottom w:val="single" w:color="BFBFBF" w:sz="4"/>
-              <w:right w:val="single" w:color="BFBFBF" w:sz="4"/>
-            </w:tcBorders>
-            <w:vAlign w:val="center"/>
-          </w:tcPr>
-          <w:p>
-            <w:pPr>
-              <w:jc w:val="left"/>
-            </w:pPr>
-            <w:r>
-              <w:rPr>
-                <w:rFonts w:ascii="Arial" w:cs="Arial" w:eastAsia="Arial" w:hAnsi="Arial"/>
-                <w:sz w:val="16"/>
-                <w:szCs w:val="16"/>
-              </w:rPr>
-              <w:t xml:space="preserve">3.6 min — Mike Matheson, Jake Evans, Alexandre Carrier, Alex Newhook, Jakub Dobes</w:t>
-            </w:r>
-            <w:r>
-              <w:rPr>
-                <w:rFonts w:ascii="Arial" w:cs="Arial" w:eastAsia="Arial" w:hAnsi="Arial"/>
-                <w:sz w:val="16"/>
-                <w:szCs w:val="16"/>
-              </w:rPr>
-              <w:br/>
-              <w:t xml:space="preserve">1.2 min — Phillip Danault, Josh Anderson, Kaiden Guhle, Jakub Dobes, Lane Hutson</w:t>
-            </w:r>
-            <w:r>
-              <w:rPr>
-                <w:rFonts w:ascii="Arial" w:cs="Arial" w:eastAsia="Arial" w:hAnsi="Arial"/>
-                <w:sz w:val="16"/>
-                <w:szCs w:val="16"/>
-              </w:rPr>
-              <w:br/>
-              <w:t xml:space="preserve">1.2 min — Phillip Danault, Josh Anderson, Alexandre Carrier, Kaiden Guhle, Jakub Dobes</w:t>
-            </w:r>
-          </w:p>
-        </w:tc>
-        <w:tc>
-          <w:tcPr>
-            <w:tcW w:type="dxa" w:w="4030"/>
-            <w:tcBorders>
-              <w:top w:val="single" w:color="BFBFBF" w:sz="4"/>
-              <w:left w:val="single" w:color="BFBFBF" w:sz="4"/>
-              <w:bottom w:val="single" w:color="BFBFBF" w:sz="4"/>
-              <w:right w:val="single" w:color="BFBFBF" w:sz="4"/>
-            </w:tcBorders>
-            <w:vAlign w:val="center"/>
-          </w:tcPr>
-          <w:p>
-            <w:pPr>
-              <w:jc w:val="left"/>
-            </w:pPr>
-            <w:r>
-              <w:rPr>
-                <w:rFonts w:ascii="Arial" w:cs="Arial" w:eastAsia="Arial" w:hAnsi="Arial"/>
-                <w:sz w:val="16"/>
-                <w:szCs w:val="16"/>
-              </w:rPr>
-              <w:t xml:space="preserve">1.9 min — Ryan McDonagh, Andrei Vasilevskiy, Erik Cernak, Anthony Cirelli, Brandon Hagel</w:t>
-            </w:r>
-            <w:r>
-              <w:rPr>
-                <w:rFonts w:ascii="Arial" w:cs="Arial" w:eastAsia="Arial" w:hAnsi="Arial"/>
-                <w:sz w:val="16"/>
-                <w:szCs w:val="16"/>
-              </w:rPr>
-              <w:br/>
-              <w:t xml:space="preserve">1.2 min — Yanni Gourde, Zemgus Girgensons, Andrei Vasilevskiy, J.J. Moser, Emil Lilleberg</w:t>
-            </w:r>
-            <w:r>
-              <w:rPr>
-                <w:rFonts w:ascii="Arial" w:cs="Arial" w:eastAsia="Arial" w:hAnsi="Arial"/>
-                <w:sz w:val="16"/>
-                <w:szCs w:val="16"/>
-              </w:rPr>
-              <w:br/>
-              <w:t xml:space="preserve">1.1 min — Ryan McDonagh, Andrei Vasilevskiy, Jake Guentzel, Erik Cernak, Anthony Cirelli</w:t>
-            </w:r>
-          </w:p>
-        </w:tc>
-      </w:tr>
-    </w:tbl>
-    <w:p>
-      <w:r>
-        <w:br w:type="page"/>
-      </w:r>
-    </w:p>
-    <w:p>
-      <w:pPr>
-        <w:pStyle w:val="Heading1"/>
-      </w:pPr>
-      <w:r>
-        <w:rPr>
-          <w:rFonts w:ascii="Arial" w:cs="Arial" w:eastAsia="Arial" w:hAnsi="Arial"/>
-          <w:b/>
-          <w:bCs/>
-          <w:color w:val="1F2F4A"/>
-          <w:sz w:val="30"/>
-          <w:szCs w:val="30"/>
-        </w:rPr>
-        <w:t xml:space="preserve">Progression des joueurs — saison régulière → séries 2026</w:t>
-      </w:r>
-    </w:p>
-    <w:p>
-      <w:pPr>
-        <w:spacing w:after="100"/>
-      </w:pPr>
-      <w:r>
-        <w:rPr>
-          <w:rFonts w:ascii="Arial" w:cs="Arial" w:eastAsia="Arial" w:hAnsi="Arial"/>
-          <w:sz w:val="20"/>
-          <w:szCs w:val="20"/>
-        </w:rPr>
-        <w:t xml:space="preserve">Pour chaque patineur du CH avec ≥ 200 minutes 5 c. 5 en saison et ≥ 15 minutes en séries, on compare l'impact net isolé (xGF/60 − xGA/60). Les progressions positives indiquent un joueur qui en fait plus en séries que ne le suggérait la saison régulière; les régressions, l'inverse.</w:t>
+        <w:t xml:space="preserve">Pour chaque patineur du CH avec au moins 200 minutes 5 c. 5 en saison et au moins 15 minutes en séries, on compare l'impact net isolé (iso xGF/60 − iso xGA/60). Une progression positive indique un joueur qui en fait plus en séries que ne le suggérait la saison; une régression, l'inverse.</w:t>
       </w:r>
     </w:p>
     <w:p>
@@ -3581,7 +4620,7 @@
                 <w:sz w:val="18"/>
                 <w:szCs w:val="18"/>
               </w:rPr>
-              <w:t xml:space="preserve">TOI rég / sér</w:t>
+              <w:t xml:space="preserve">TG rég/sér</w:t>
             </w:r>
           </w:p>
         </w:tc>
@@ -3832,7 +4871,7 @@
                 <w:sz w:val="18"/>
                 <w:szCs w:val="18"/>
               </w:rPr>
-              <w:t xml:space="preserve">-0.76</w:t>
+              <w:t xml:space="preserve">-0,76</w:t>
             </w:r>
           </w:p>
         </w:tc>
@@ -3858,7 +4897,7 @@
                 <w:sz w:val="18"/>
                 <w:szCs w:val="18"/>
               </w:rPr>
-              <w:t xml:space="preserve">+1.15</w:t>
+              <w:t xml:space="preserve">+1,15</w:t>
             </w:r>
           </w:p>
         </w:tc>
@@ -3884,7 +4923,7 @@
                 <w:sz w:val="18"/>
                 <w:szCs w:val="18"/>
               </w:rPr>
-              <w:t xml:space="preserve">-0.16</w:t>
+              <w:t xml:space="preserve">-0,16</w:t>
             </w:r>
           </w:p>
         </w:tc>
@@ -3910,7 +4949,7 @@
                 <w:sz w:val="18"/>
                 <w:szCs w:val="18"/>
               </w:rPr>
-              <w:t xml:space="preserve">-1.42</w:t>
+              <w:t xml:space="preserve">-1,42</w:t>
             </w:r>
           </w:p>
         </w:tc>
@@ -3936,7 +4975,7 @@
                 <w:sz w:val="18"/>
                 <w:szCs w:val="18"/>
               </w:rPr>
-              <w:t xml:space="preserve">+3.17</w:t>
+              <w:t xml:space="preserve">+3,17</w:t>
             </w:r>
           </w:p>
         </w:tc>
@@ -4042,7 +5081,7 @@
                 <w:sz w:val="18"/>
                 <w:szCs w:val="18"/>
               </w:rPr>
-              <w:t xml:space="preserve">+0.14</w:t>
+              <w:t xml:space="preserve">+0,14</w:t>
             </w:r>
           </w:p>
         </w:tc>
@@ -4068,7 +5107,7 @@
                 <w:sz w:val="18"/>
                 <w:szCs w:val="18"/>
               </w:rPr>
-              <w:t xml:space="preserve">+2.00</w:t>
+              <w:t xml:space="preserve">+2,00</w:t>
             </w:r>
           </w:p>
         </w:tc>
@@ -4094,7 +5133,7 @@
                 <w:sz w:val="18"/>
                 <w:szCs w:val="18"/>
               </w:rPr>
-              <w:t xml:space="preserve">-0.23</w:t>
+              <w:t xml:space="preserve">-0,23</w:t>
             </w:r>
           </w:p>
         </w:tc>
@@ -4120,7 +5159,7 @@
                 <w:sz w:val="18"/>
                 <w:szCs w:val="18"/>
               </w:rPr>
-              <w:t xml:space="preserve">-1.18</w:t>
+              <w:t xml:space="preserve">-1,18</w:t>
             </w:r>
           </w:p>
         </w:tc>
@@ -4146,7 +5185,7 @@
                 <w:sz w:val="18"/>
                 <w:szCs w:val="18"/>
               </w:rPr>
-              <w:t xml:space="preserve">+2.81</w:t>
+              <w:t xml:space="preserve">+2,81</w:t>
             </w:r>
           </w:p>
         </w:tc>
@@ -4252,7 +5291,7 @@
                 <w:sz w:val="18"/>
                 <w:szCs w:val="18"/>
               </w:rPr>
-              <w:t xml:space="preserve">-0.11</w:t>
+              <w:t xml:space="preserve">-0,11</w:t>
             </w:r>
           </w:p>
         </w:tc>
@@ -4278,7 +5317,7 @@
                 <w:sz w:val="18"/>
                 <w:szCs w:val="18"/>
               </w:rPr>
-              <w:t xml:space="preserve">+1.50</w:t>
+              <w:t xml:space="preserve">+1,50</w:t>
             </w:r>
           </w:p>
         </w:tc>
@@ -4304,7 +5343,7 @@
                 <w:sz w:val="18"/>
                 <w:szCs w:val="18"/>
               </w:rPr>
-              <w:t xml:space="preserve">-0.09</w:t>
+              <w:t xml:space="preserve">-0,09</w:t>
             </w:r>
           </w:p>
         </w:tc>
@@ -4330,7 +5369,7 @@
                 <w:sz w:val="18"/>
                 <w:szCs w:val="18"/>
               </w:rPr>
-              <w:t xml:space="preserve">-0.92</w:t>
+              <w:t xml:space="preserve">-0,92</w:t>
             </w:r>
           </w:p>
         </w:tc>
@@ -4356,7 +5395,7 @@
                 <w:sz w:val="18"/>
                 <w:szCs w:val="18"/>
               </w:rPr>
-              <w:t xml:space="preserve">+2.45</w:t>
+              <w:t xml:space="preserve">+2,45</w:t>
             </w:r>
           </w:p>
         </w:tc>
@@ -4462,7 +5501,7 @@
                 <w:sz w:val="18"/>
                 <w:szCs w:val="18"/>
               </w:rPr>
-              <w:t xml:space="preserve">-0.23</w:t>
+              <w:t xml:space="preserve">-0,23</w:t>
             </w:r>
           </w:p>
         </w:tc>
@@ -4488,7 +5527,7 @@
                 <w:sz w:val="18"/>
                 <w:szCs w:val="18"/>
               </w:rPr>
-              <w:t xml:space="preserve">+0.94</w:t>
+              <w:t xml:space="preserve">+0,94</w:t>
             </w:r>
           </w:p>
         </w:tc>
@@ -4514,7 +5553,7 @@
                 <w:sz w:val="18"/>
                 <w:szCs w:val="18"/>
               </w:rPr>
-              <w:t xml:space="preserve">-0.15</w:t>
+              <w:t xml:space="preserve">-0,15</w:t>
             </w:r>
           </w:p>
         </w:tc>
@@ -4540,7 +5579,7 @@
                 <w:sz w:val="18"/>
                 <w:szCs w:val="18"/>
               </w:rPr>
-              <w:t xml:space="preserve">-0.98</w:t>
+              <w:t xml:space="preserve">-0,98</w:t>
             </w:r>
           </w:p>
         </w:tc>
@@ -4566,7 +5605,7 @@
                 <w:sz w:val="18"/>
                 <w:szCs w:val="18"/>
               </w:rPr>
-              <w:t xml:space="preserve">+1.99</w:t>
+              <w:t xml:space="preserve">+1,99</w:t>
             </w:r>
           </w:p>
         </w:tc>
@@ -4672,7 +5711,7 @@
                 <w:sz w:val="18"/>
                 <w:szCs w:val="18"/>
               </w:rPr>
-              <w:t xml:space="preserve">-0.42</w:t>
+              <w:t xml:space="preserve">-0,42</w:t>
             </w:r>
           </w:p>
         </w:tc>
@@ -4698,7 +5737,7 @@
                 <w:sz w:val="18"/>
                 <w:szCs w:val="18"/>
               </w:rPr>
-              <w:t xml:space="preserve">+1.69</w:t>
+              <w:t xml:space="preserve">+1,69</w:t>
             </w:r>
           </w:p>
         </w:tc>
@@ -4724,7 +5763,7 @@
                 <w:sz w:val="18"/>
                 <w:szCs w:val="18"/>
               </w:rPr>
-              <w:t xml:space="preserve">-0.08</w:t>
+              <w:t xml:space="preserve">-0,08</w:t>
             </w:r>
           </w:p>
         </w:tc>
@@ -4750,7 +5789,7 @@
                 <w:sz w:val="18"/>
                 <w:szCs w:val="18"/>
               </w:rPr>
-              <w:t xml:space="preserve">+0.56</w:t>
+              <w:t xml:space="preserve">+0,56</w:t>
             </w:r>
           </w:p>
         </w:tc>
@@ -4776,7 +5815,7 @@
                 <w:sz w:val="18"/>
                 <w:szCs w:val="18"/>
               </w:rPr>
-              <w:t xml:space="preserve">+1.47</w:t>
+              <w:t xml:space="preserve">+1,47</w:t>
             </w:r>
           </w:p>
         </w:tc>
@@ -4882,7 +5921,7 @@
                 <w:sz w:val="18"/>
                 <w:szCs w:val="18"/>
               </w:rPr>
-              <w:t xml:space="preserve">-0.27</w:t>
+              <w:t xml:space="preserve">-0,27</w:t>
             </w:r>
           </w:p>
         </w:tc>
@@ -4908,7 +5947,7 @@
                 <w:sz w:val="18"/>
                 <w:szCs w:val="18"/>
               </w:rPr>
-              <w:t xml:space="preserve">+0.65</w:t>
+              <w:t xml:space="preserve">+0,65</w:t>
             </w:r>
           </w:p>
         </w:tc>
@@ -4934,7 +5973,7 @@
                 <w:sz w:val="18"/>
                 <w:szCs w:val="18"/>
               </w:rPr>
-              <w:t xml:space="preserve">+0.72</w:t>
+              <w:t xml:space="preserve">+0,72</w:t>
             </w:r>
           </w:p>
         </w:tc>
@@ -4960,7 +5999,7 @@
                 <w:sz w:val="18"/>
                 <w:szCs w:val="18"/>
               </w:rPr>
-              <w:t xml:space="preserve">+0.19</w:t>
+              <w:t xml:space="preserve">+0,19</w:t>
             </w:r>
           </w:p>
         </w:tc>
@@ -4986,7 +6025,7 @@
                 <w:sz w:val="18"/>
                 <w:szCs w:val="18"/>
               </w:rPr>
-              <w:t xml:space="preserve">+1.46</w:t>
+              <w:t xml:space="preserve">+1,46</w:t>
             </w:r>
           </w:p>
         </w:tc>
@@ -5123,7 +6162,7 @@
                 <w:sz w:val="18"/>
                 <w:szCs w:val="18"/>
               </w:rPr>
-              <w:t xml:space="preserve">TOI rég / sér</w:t>
+              <w:t xml:space="preserve">TG rég/sér</w:t>
             </w:r>
           </w:p>
         </w:tc>
@@ -5374,7 +6413,7 @@
                 <w:sz w:val="18"/>
                 <w:szCs w:val="18"/>
               </w:rPr>
-              <w:t xml:space="preserve">+0.71</w:t>
+              <w:t xml:space="preserve">+0,71</w:t>
             </w:r>
           </w:p>
         </w:tc>
@@ -5400,7 +6439,7 @@
                 <w:sz w:val="18"/>
                 <w:szCs w:val="18"/>
               </w:rPr>
-              <w:t xml:space="preserve">+0.18</w:t>
+              <w:t xml:space="preserve">+0,18</w:t>
             </w:r>
           </w:p>
         </w:tc>
@@ -5426,7 +6465,7 @@
                 <w:sz w:val="18"/>
                 <w:szCs w:val="18"/>
               </w:rPr>
-              <w:t xml:space="preserve">-0.42</w:t>
+              <w:t xml:space="preserve">-0,42</w:t>
             </w:r>
           </w:p>
         </w:tc>
@@ -5452,7 +6491,7 @@
                 <w:sz w:val="18"/>
                 <w:szCs w:val="18"/>
               </w:rPr>
-              <w:t xml:space="preserve">+1.30</w:t>
+              <w:t xml:space="preserve">+1,30</w:t>
             </w:r>
           </w:p>
         </w:tc>
@@ -5478,7 +6517,7 @@
                 <w:sz w:val="18"/>
                 <w:szCs w:val="18"/>
               </w:rPr>
-              <w:t xml:space="preserve">-2.26</w:t>
+              <w:t xml:space="preserve">-2,26</w:t>
             </w:r>
           </w:p>
         </w:tc>
@@ -5584,7 +6623,7 @@
                 <w:sz w:val="18"/>
                 <w:szCs w:val="18"/>
               </w:rPr>
-              <w:t xml:space="preserve">+0.72</w:t>
+              <w:t xml:space="preserve">+0,72</w:t>
             </w:r>
           </w:p>
         </w:tc>
@@ -5610,7 +6649,7 @@
                 <w:sz w:val="18"/>
                 <w:szCs w:val="18"/>
               </w:rPr>
-              <w:t xml:space="preserve">-1.23</w:t>
+              <w:t xml:space="preserve">-1,23</w:t>
             </w:r>
           </w:p>
         </w:tc>
@@ -5636,7 +6675,7 @@
                 <w:sz w:val="18"/>
                 <w:szCs w:val="18"/>
               </w:rPr>
-              <w:t xml:space="preserve">-0.28</w:t>
+              <w:t xml:space="preserve">-0,28</w:t>
             </w:r>
           </w:p>
         </w:tc>
@@ -5662,7 +6701,7 @@
                 <w:sz w:val="18"/>
                 <w:szCs w:val="18"/>
               </w:rPr>
-              <w:t xml:space="preserve">-0.22</w:t>
+              <w:t xml:space="preserve">-0,22</w:t>
             </w:r>
           </w:p>
         </w:tc>
@@ -5688,7 +6727,7 @@
                 <w:sz w:val="18"/>
                 <w:szCs w:val="18"/>
               </w:rPr>
-              <w:t xml:space="preserve">-2.01</w:t>
+              <w:t xml:space="preserve">-2,01</w:t>
             </w:r>
           </w:p>
         </w:tc>
@@ -5794,7 +6833,7 @@
                 <w:sz w:val="18"/>
                 <w:szCs w:val="18"/>
               </w:rPr>
-              <w:t xml:space="preserve">+0.56</w:t>
+              <w:t xml:space="preserve">+0,56</w:t>
             </w:r>
           </w:p>
         </w:tc>
@@ -5820,7 +6859,7 @@
                 <w:sz w:val="18"/>
                 <w:szCs w:val="18"/>
               </w:rPr>
-              <w:t xml:space="preserve">-1.04</w:t>
+              <w:t xml:space="preserve">-1,04</w:t>
             </w:r>
           </w:p>
         </w:tc>
@@ -5846,7 +6885,7 @@
                 <w:sz w:val="18"/>
                 <w:szCs w:val="18"/>
               </w:rPr>
-              <w:t xml:space="preserve">-0.22</w:t>
+              <w:t xml:space="preserve">-0,22</w:t>
             </w:r>
           </w:p>
         </w:tc>
@@ -5872,7 +6911,7 @@
                 <w:sz w:val="18"/>
                 <w:szCs w:val="18"/>
               </w:rPr>
-              <w:t xml:space="preserve">-0.31</w:t>
+              <w:t xml:space="preserve">-0,31</w:t>
             </w:r>
           </w:p>
         </w:tc>
@@ -5898,7 +6937,7 @@
                 <w:sz w:val="18"/>
                 <w:szCs w:val="18"/>
               </w:rPr>
-              <w:t xml:space="preserve">-1.51</w:t>
+              <w:t xml:space="preserve">-1,51</w:t>
             </w:r>
           </w:p>
         </w:tc>
@@ -6004,7 +7043,7 @@
                 <w:sz w:val="18"/>
                 <w:szCs w:val="18"/>
               </w:rPr>
-              <w:t xml:space="preserve">-0.28</w:t>
+              <w:t xml:space="preserve">-0,28</w:t>
             </w:r>
           </w:p>
         </w:tc>
@@ -6030,7 +7069,7 @@
                 <w:sz w:val="18"/>
                 <w:szCs w:val="18"/>
               </w:rPr>
-              <w:t xml:space="preserve">+0.03</w:t>
+              <w:t xml:space="preserve">+0,03</w:t>
             </w:r>
           </w:p>
         </w:tc>
@@ -6056,7 +7095,7 @@
                 <w:sz w:val="18"/>
                 <w:szCs w:val="18"/>
               </w:rPr>
-              <w:t xml:space="preserve">-0.06</w:t>
+              <w:t xml:space="preserve">-0,06</w:t>
             </w:r>
           </w:p>
         </w:tc>
@@ -6082,7 +7121,7 @@
                 <w:sz w:val="18"/>
                 <w:szCs w:val="18"/>
               </w:rPr>
-              <w:t xml:space="preserve">+1.64</w:t>
+              <w:t xml:space="preserve">+1,64</w:t>
             </w:r>
           </w:p>
         </w:tc>
@@ -6108,7 +7147,7 @@
                 <w:sz w:val="18"/>
                 <w:szCs w:val="18"/>
               </w:rPr>
-              <w:t xml:space="preserve">-1.38</w:t>
+              <w:t xml:space="preserve">-1,38</w:t>
             </w:r>
           </w:p>
         </w:tc>
@@ -6214,7 +7253,7 @@
                 <w:sz w:val="18"/>
                 <w:szCs w:val="18"/>
               </w:rPr>
-              <w:t xml:space="preserve">-0.50</w:t>
+              <w:t xml:space="preserve">-0,50</w:t>
             </w:r>
           </w:p>
         </w:tc>
@@ -6240,7 +7279,7 @@
                 <w:sz w:val="18"/>
                 <w:szCs w:val="18"/>
               </w:rPr>
-              <w:t xml:space="preserve">-1.19</w:t>
+              <w:t xml:space="preserve">-1,19</w:t>
             </w:r>
           </w:p>
         </w:tc>
@@ -6266,7 +7305,7 @@
                 <w:sz w:val="18"/>
                 <w:szCs w:val="18"/>
               </w:rPr>
-              <w:t xml:space="preserve">+0.22</w:t>
+              <w:t xml:space="preserve">+0,22</w:t>
             </w:r>
           </w:p>
         </w:tc>
@@ -6292,7 +7331,7 @@
                 <w:sz w:val="18"/>
                 <w:szCs w:val="18"/>
               </w:rPr>
-              <w:t xml:space="preserve">+0.69</w:t>
+              <w:t xml:space="preserve">+0,69</w:t>
             </w:r>
           </w:p>
         </w:tc>
@@ -6318,7 +7357,7 @@
                 <w:sz w:val="18"/>
                 <w:szCs w:val="18"/>
               </w:rPr>
-              <w:t xml:space="preserve">-1.16</w:t>
+              <w:t xml:space="preserve">-1,16</w:t>
             </w:r>
           </w:p>
         </w:tc>
@@ -6424,7 +7463,7 @@
                 <w:sz w:val="18"/>
                 <w:szCs w:val="18"/>
               </w:rPr>
-              <w:t xml:space="preserve">+0.29</w:t>
+              <w:t xml:space="preserve">+0,29</w:t>
             </w:r>
           </w:p>
         </w:tc>
@@ -6450,7 +7489,7 @@
                 <w:sz w:val="18"/>
                 <w:szCs w:val="18"/>
               </w:rPr>
-              <w:t xml:space="preserve">-1.10</w:t>
+              <w:t xml:space="preserve">-1,10</w:t>
             </w:r>
           </w:p>
         </w:tc>
@@ -6476,7 +7515,7 @@
                 <w:sz w:val="18"/>
                 <w:szCs w:val="18"/>
               </w:rPr>
-              <w:t xml:space="preserve">+0.24</w:t>
+              <w:t xml:space="preserve">+0,24</w:t>
             </w:r>
           </w:p>
         </w:tc>
@@ -6502,7 +7541,7 @@
                 <w:sz w:val="18"/>
                 <w:szCs w:val="18"/>
               </w:rPr>
-              <w:t xml:space="preserve">-0.40</w:t>
+              <w:t xml:space="preserve">-0,40</w:t>
             </w:r>
           </w:p>
         </w:tc>
@@ -6528,7 +7567,7 @@
                 <w:sz w:val="18"/>
                 <w:szCs w:val="18"/>
               </w:rPr>
-              <w:t xml:space="preserve">-0.75</w:t>
+              <w:t xml:space="preserve">-0,75</w:t>
             </w:r>
           </w:p>
         </w:tc>
@@ -6568,32 +7607,13 @@
             <w:shd w:fill="FFF6E0" w:val="clear"/>
           </w:tcPr>
           <w:p>
-            <w:pPr>
-              <w:spacing w:after="60"/>
-            </w:pPr>
-            <w:r>
-              <w:rPr>
-                <w:rFonts w:ascii="Arial" w:cs="Arial" w:eastAsia="Arial" w:hAnsi="Arial"/>
-                <w:b/>
-                <w:bCs/>
-                <w:color w:val="111111"/>
-                <w:sz w:val="22"/>
-                <w:szCs w:val="22"/>
-              </w:rPr>
-              <w:t xml:space="preserve"/>
-            </w:r>
-          </w:p>
-          <w:p>
-            <w:pPr>
-              <w:spacing/>
-            </w:pPr>
             <w:r>
               <w:rPr>
                 <w:rFonts w:ascii="Arial" w:cs="Arial" w:eastAsia="Arial" w:hAnsi="Arial"/>
                 <w:sz w:val="20"/>
                 <w:szCs w:val="20"/>
               </w:rPr>
-              <w:t xml:space="preserve">Note sur les régressions : Hutson, Caufield et Suzuki ont tous marqué dans la série. La régression d'impact isolé ne porte pas sur les buts — elle porte sur la part de buts attendus de l'équipe lorsqu'ils sont sur la glace. Ils convertissent (bien), mais le jeu sous-jacent est sous leur standard de saison régulière (à surveiller).</w:t>
+              <w:t xml:space="preserve">Sur les régressions : Hutson, Caufield et Suzuki ont tous marqué dans la série. La régression de l'impact isolé ne porte pas sur les buts — elle mesure la part de buts attendus de l'équipe lorsqu'ils sont sur la glace. Ils convertissent (bien); le jeu sous-jacent est sous leur standard de saison régulière (à surveiller).</w:t>
             </w:r>
           </w:p>
         </w:tc>
@@ -6617,7 +7637,7 @@
           <w:sz w:val="30"/>
           <w:szCs w:val="30"/>
         </w:rPr>
-        <w:t xml:space="preserve">Gardiens</w:t>
+        <w:t xml:space="preserve">5. Les gardiens</w:t>
       </w:r>
     </w:p>
     <w:p>
@@ -6630,7 +7650,7 @@
           <w:sz w:val="20"/>
           <w:szCs w:val="20"/>
         </w:rPr>
-        <w:t xml:space="preserve">Le NY Post a qualifié Vasilevskiy de « plus fiable » avant la série. Sur trois matchs, la charge de travail est sensiblement équivalente (le M3 est l'exception), et le pourcentage d'arrêts implicite de Dobes est en fait légèrement supérieur à celui de Vasilevskiy. La réputation porte le narratif d'avant-série; les données des trois premiers matchs ne le soutiennent pas.</w:t>
+        <w:t xml:space="preserve">Le New York Post a qualifié Vasilevskiy de « plus fiable » avant la série. Sur trois matchs, la charge de travail est sensiblement équivalente et le pourcentage d'arrêts implicite de Dobes est en fait légèrement supérieur. La réputation porte le narratif d'avant-série; les chiffres ne le soutiennent pas. François Gagnon a écrit que Dobes était « à la hauteur de Vasilevskiy » dans sa chronique du match no 3 — la lecture tient.</w:t>
       </w:r>
     </w:p>
     <w:tbl>
@@ -6924,7 +7944,7 @@
                 <w:sz w:val="18"/>
                 <w:szCs w:val="18"/>
               </w:rPr>
-              <w:t xml:space="preserve">SV% implicite</w:t>
+              <w:t xml:space="preserve">% arrêts implicite</w:t>
             </w:r>
           </w:p>
         </w:tc>
@@ -6949,7 +7969,7 @@
                 <w:sz w:val="18"/>
                 <w:szCs w:val="18"/>
               </w:rPr>
-              <w:t xml:space="preserve">0.880</w:t>
+              <w:t xml:space="preserve">0,880</w:t>
             </w:r>
           </w:p>
         </w:tc>
@@ -6974,7 +7994,7 @@
                 <w:sz w:val="18"/>
                 <w:szCs w:val="18"/>
               </w:rPr>
-              <w:t xml:space="preserve">0.892</w:t>
+              <w:t xml:space="preserve">0,892</w:t>
             </w:r>
           </w:p>
         </w:tc>
@@ -7070,7 +8090,691 @@
           <w:sz w:val="30"/>
           <w:szCs w:val="30"/>
         </w:rPr>
-        <w:t xml:space="preserve">Ce que les données ne disent pas encore</w:t>
+        <w:t xml:space="preserve">6. À surveiller — Slafkovský avant et après le combat avec Hagel</w:t>
+      </w:r>
+    </w:p>
+    <w:p>
+      <w:pPr>
+        <w:spacing w:after="100"/>
+      </w:pPr>
+      <w:r>
+        <w:rPr>
+          <w:rFonts w:ascii="Arial" w:cs="Arial" w:eastAsia="Arial" w:hAnsi="Arial"/>
+          <w:sz w:val="20"/>
+          <w:szCs w:val="20"/>
+        </w:rPr>
+        <w:t xml:space="preserve">Un narratif issu du match no 2, à surveiller pour la suite, mais ce n'est pas l'histoire dominante du match no 3. Le combat Slafkovský-Hagel (M2, 2e période, 5:14) coupe la série en deux : 8 tirs et 3 buts avant, 2 tirs et 0 but depuis. Mais avec lui sur la glace après le combat, le CH surclasse TBL 20-9 aux tirs et 2-1 au pointage. Verdict : sa production individuelle s'est tarie, son trio continue de gagner. À suivre lors du match no 4 pour voir si la production personnelle revient.</w:t>
+      </w:r>
+    </w:p>
+    <w:tbl>
+      <w:tblPr>
+        <w:tblW w:type="auto" w:w="100"/>
+        <w:tblBorders>
+          <w:top w:val="single" w:color="auto" w:sz="4"/>
+          <w:left w:val="single" w:color="auto" w:sz="4"/>
+          <w:bottom w:val="single" w:color="auto" w:sz="4"/>
+          <w:right w:val="single" w:color="auto" w:sz="4"/>
+          <w:insideH w:val="single" w:color="auto" w:sz="4"/>
+          <w:insideV w:val="single" w:color="auto" w:sz="4"/>
+        </w:tblBorders>
+        <w:tblCellMar>
+          <w:top w:type="dxa" w:w="70"/>
+          <w:left w:type="dxa" w:w="120"/>
+          <w:bottom w:type="dxa" w:w="70"/>
+          <w:right w:type="dxa" w:w="120"/>
+        </w:tblCellMar>
+      </w:tblPr>
+      <w:tblGrid>
+        <w:gridCol w:w="3000"/>
+        <w:gridCol w:w="3180"/>
+        <w:gridCol w:w="3180"/>
+      </w:tblGrid>
+      <w:tr>
+        <w:trPr>
+          <w:tblHeader/>
+        </w:trPr>
+        <w:tc>
+          <w:tcPr>
+            <w:tcW w:type="dxa" w:w="3000"/>
+            <w:tcBorders>
+              <w:top w:val="single" w:color="BFBFBF" w:sz="4"/>
+              <w:left w:val="single" w:color="BFBFBF" w:sz="4"/>
+              <w:bottom w:val="single" w:color="BFBFBF" w:sz="4"/>
+              <w:right w:val="single" w:color="BFBFBF" w:sz="4"/>
+            </w:tcBorders>
+            <w:shd w:fill="1F2F4A" w:val="clear"/>
+            <w:vAlign w:val="center"/>
+          </w:tcPr>
+          <w:p>
+            <w:pPr>
+              <w:jc w:val="center"/>
+            </w:pPr>
+            <w:r>
+              <w:rPr>
+                <w:rFonts w:ascii="Arial" w:cs="Arial" w:eastAsia="Arial" w:hAnsi="Arial"/>
+                <w:b/>
+                <w:bCs/>
+                <w:color w:val="FFFFFF"/>
+                <w:sz w:val="18"/>
+                <w:szCs w:val="18"/>
+              </w:rPr>
+              <w:t xml:space="preserve">Mesure</w:t>
+            </w:r>
+          </w:p>
+        </w:tc>
+        <w:tc>
+          <w:tcPr>
+            <w:tcW w:type="dxa" w:w="3180"/>
+            <w:tcBorders>
+              <w:top w:val="single" w:color="BFBFBF" w:sz="4"/>
+              <w:left w:val="single" w:color="BFBFBF" w:sz="4"/>
+              <w:bottom w:val="single" w:color="BFBFBF" w:sz="4"/>
+              <w:right w:val="single" w:color="BFBFBF" w:sz="4"/>
+            </w:tcBorders>
+            <w:shd w:fill="1F2F4A" w:val="clear"/>
+            <w:vAlign w:val="center"/>
+          </w:tcPr>
+          <w:p>
+            <w:pPr>
+              <w:jc w:val="center"/>
+            </w:pPr>
+            <w:r>
+              <w:rPr>
+                <w:rFonts w:ascii="Arial" w:cs="Arial" w:eastAsia="Arial" w:hAnsi="Arial"/>
+                <w:b/>
+                <w:bCs/>
+                <w:color w:val="FFFFFF"/>
+                <w:sz w:val="18"/>
+                <w:szCs w:val="18"/>
+              </w:rPr>
+              <w:t xml:space="preserve">Avant le combat</w:t>
+            </w:r>
+          </w:p>
+        </w:tc>
+        <w:tc>
+          <w:tcPr>
+            <w:tcW w:type="dxa" w:w="3180"/>
+            <w:tcBorders>
+              <w:top w:val="single" w:color="BFBFBF" w:sz="4"/>
+              <w:left w:val="single" w:color="BFBFBF" w:sz="4"/>
+              <w:bottom w:val="single" w:color="BFBFBF" w:sz="4"/>
+              <w:right w:val="single" w:color="BFBFBF" w:sz="4"/>
+            </w:tcBorders>
+            <w:shd w:fill="1F2F4A" w:val="clear"/>
+            <w:vAlign w:val="center"/>
+          </w:tcPr>
+          <w:p>
+            <w:pPr>
+              <w:jc w:val="center"/>
+            </w:pPr>
+            <w:r>
+              <w:rPr>
+                <w:rFonts w:ascii="Arial" w:cs="Arial" w:eastAsia="Arial" w:hAnsi="Arial"/>
+                <w:b/>
+                <w:bCs/>
+                <w:color w:val="FFFFFF"/>
+                <w:sz w:val="18"/>
+                <w:szCs w:val="18"/>
+              </w:rPr>
+              <w:t xml:space="preserve">Après le combat</w:t>
+            </w:r>
+          </w:p>
+        </w:tc>
+      </w:tr>
+      <w:tr>
+        <w:tc>
+          <w:tcPr>
+            <w:tcW w:type="dxa" w:w="3000"/>
+            <w:tcBorders>
+              <w:top w:val="single" w:color="BFBFBF" w:sz="4"/>
+              <w:left w:val="single" w:color="BFBFBF" w:sz="4"/>
+              <w:bottom w:val="single" w:color="BFBFBF" w:sz="4"/>
+              <w:right w:val="single" w:color="BFBFBF" w:sz="4"/>
+            </w:tcBorders>
+            <w:vAlign w:val="center"/>
+          </w:tcPr>
+          <w:p>
+            <w:pPr>
+              <w:jc w:val="left"/>
+            </w:pPr>
+            <w:r>
+              <w:rPr>
+                <w:rFonts w:ascii="Arial" w:cs="Arial" w:eastAsia="Arial" w:hAnsi="Arial"/>
+                <w:sz w:val="18"/>
+                <w:szCs w:val="18"/>
+              </w:rPr>
+              <w:t xml:space="preserve">TG Slafkovský</w:t>
+            </w:r>
+          </w:p>
+        </w:tc>
+        <w:tc>
+          <w:tcPr>
+            <w:tcW w:type="dxa" w:w="3180"/>
+            <w:tcBorders>
+              <w:top w:val="single" w:color="BFBFBF" w:sz="4"/>
+              <w:left w:val="single" w:color="BFBFBF" w:sz="4"/>
+              <w:bottom w:val="single" w:color="BFBFBF" w:sz="4"/>
+              <w:right w:val="single" w:color="BFBFBF" w:sz="4"/>
+            </w:tcBorders>
+            <w:vAlign w:val="center"/>
+          </w:tcPr>
+          <w:p>
+            <w:pPr>
+              <w:jc w:val="left"/>
+            </w:pPr>
+            <w:r>
+              <w:rPr>
+                <w:rFonts w:ascii="Arial" w:cs="Arial" w:eastAsia="Arial" w:hAnsi="Arial"/>
+                <w:sz w:val="18"/>
+                <w:szCs w:val="18"/>
+              </w:rPr>
+              <w:t xml:space="preserve">29.92 min</w:t>
+            </w:r>
+          </w:p>
+        </w:tc>
+        <w:tc>
+          <w:tcPr>
+            <w:tcW w:type="dxa" w:w="3180"/>
+            <w:tcBorders>
+              <w:top w:val="single" w:color="BFBFBF" w:sz="4"/>
+              <w:left w:val="single" w:color="BFBFBF" w:sz="4"/>
+              <w:bottom w:val="single" w:color="BFBFBF" w:sz="4"/>
+              <w:right w:val="single" w:color="BFBFBF" w:sz="4"/>
+            </w:tcBorders>
+            <w:vAlign w:val="center"/>
+          </w:tcPr>
+          <w:p>
+            <w:pPr>
+              <w:jc w:val="left"/>
+            </w:pPr>
+            <w:r>
+              <w:rPr>
+                <w:rFonts w:ascii="Arial" w:cs="Arial" w:eastAsia="Arial" w:hAnsi="Arial"/>
+                <w:sz w:val="18"/>
+                <w:szCs w:val="18"/>
+              </w:rPr>
+              <w:t xml:space="preserve">34.95 min</w:t>
+            </w:r>
+          </w:p>
+        </w:tc>
+      </w:tr>
+      <w:tr>
+        <w:tc>
+          <w:tcPr>
+            <w:tcW w:type="dxa" w:w="3000"/>
+            <w:tcBorders>
+              <w:top w:val="single" w:color="BFBFBF" w:sz="4"/>
+              <w:left w:val="single" w:color="BFBFBF" w:sz="4"/>
+              <w:bottom w:val="single" w:color="BFBFBF" w:sz="4"/>
+              <w:right w:val="single" w:color="BFBFBF" w:sz="4"/>
+            </w:tcBorders>
+            <w:vAlign w:val="center"/>
+          </w:tcPr>
+          <w:p>
+            <w:pPr>
+              <w:jc w:val="left"/>
+            </w:pPr>
+            <w:r>
+              <w:rPr>
+                <w:rFonts w:ascii="Arial" w:cs="Arial" w:eastAsia="Arial" w:hAnsi="Arial"/>
+                <w:sz w:val="18"/>
+                <w:szCs w:val="18"/>
+              </w:rPr>
+              <w:t xml:space="preserve">Tirs (Slaf)</w:t>
+            </w:r>
+          </w:p>
+        </w:tc>
+        <w:tc>
+          <w:tcPr>
+            <w:tcW w:type="dxa" w:w="3180"/>
+            <w:tcBorders>
+              <w:top w:val="single" w:color="BFBFBF" w:sz="4"/>
+              <w:left w:val="single" w:color="BFBFBF" w:sz="4"/>
+              <w:bottom w:val="single" w:color="BFBFBF" w:sz="4"/>
+              <w:right w:val="single" w:color="BFBFBF" w:sz="4"/>
+            </w:tcBorders>
+            <w:vAlign w:val="center"/>
+          </w:tcPr>
+          <w:p>
+            <w:pPr>
+              <w:jc w:val="left"/>
+            </w:pPr>
+            <w:r>
+              <w:rPr>
+                <w:rFonts w:ascii="Arial" w:cs="Arial" w:eastAsia="Arial" w:hAnsi="Arial"/>
+                <w:sz w:val="18"/>
+                <w:szCs w:val="18"/>
+              </w:rPr>
+              <w:t xml:space="preserve">8</w:t>
+            </w:r>
+          </w:p>
+        </w:tc>
+        <w:tc>
+          <w:tcPr>
+            <w:tcW w:type="dxa" w:w="3180"/>
+            <w:tcBorders>
+              <w:top w:val="single" w:color="BFBFBF" w:sz="4"/>
+              <w:left w:val="single" w:color="BFBFBF" w:sz="4"/>
+              <w:bottom w:val="single" w:color="BFBFBF" w:sz="4"/>
+              <w:right w:val="single" w:color="BFBFBF" w:sz="4"/>
+            </w:tcBorders>
+            <w:vAlign w:val="center"/>
+          </w:tcPr>
+          <w:p>
+            <w:pPr>
+              <w:jc w:val="left"/>
+            </w:pPr>
+            <w:r>
+              <w:rPr>
+                <w:rFonts w:ascii="Arial" w:cs="Arial" w:eastAsia="Arial" w:hAnsi="Arial"/>
+                <w:sz w:val="18"/>
+                <w:szCs w:val="18"/>
+              </w:rPr>
+              <w:t xml:space="preserve">2</w:t>
+            </w:r>
+          </w:p>
+        </w:tc>
+      </w:tr>
+      <w:tr>
+        <w:tc>
+          <w:tcPr>
+            <w:tcW w:type="dxa" w:w="3000"/>
+            <w:tcBorders>
+              <w:top w:val="single" w:color="BFBFBF" w:sz="4"/>
+              <w:left w:val="single" w:color="BFBFBF" w:sz="4"/>
+              <w:bottom w:val="single" w:color="BFBFBF" w:sz="4"/>
+              <w:right w:val="single" w:color="BFBFBF" w:sz="4"/>
+            </w:tcBorders>
+            <w:vAlign w:val="center"/>
+          </w:tcPr>
+          <w:p>
+            <w:pPr>
+              <w:jc w:val="left"/>
+            </w:pPr>
+            <w:r>
+              <w:rPr>
+                <w:rFonts w:ascii="Arial" w:cs="Arial" w:eastAsia="Arial" w:hAnsi="Arial"/>
+                <w:sz w:val="18"/>
+                <w:szCs w:val="18"/>
+              </w:rPr>
+              <w:t xml:space="preserve">Buts (Slaf)</w:t>
+            </w:r>
+          </w:p>
+        </w:tc>
+        <w:tc>
+          <w:tcPr>
+            <w:tcW w:type="dxa" w:w="3180"/>
+            <w:tcBorders>
+              <w:top w:val="single" w:color="BFBFBF" w:sz="4"/>
+              <w:left w:val="single" w:color="BFBFBF" w:sz="4"/>
+              <w:bottom w:val="single" w:color="BFBFBF" w:sz="4"/>
+              <w:right w:val="single" w:color="BFBFBF" w:sz="4"/>
+            </w:tcBorders>
+            <w:vAlign w:val="center"/>
+          </w:tcPr>
+          <w:p>
+            <w:pPr>
+              <w:jc w:val="left"/>
+            </w:pPr>
+            <w:r>
+              <w:rPr>
+                <w:rFonts w:ascii="Arial" w:cs="Arial" w:eastAsia="Arial" w:hAnsi="Arial"/>
+                <w:sz w:val="18"/>
+                <w:szCs w:val="18"/>
+              </w:rPr>
+              <w:t xml:space="preserve">3</w:t>
+            </w:r>
+          </w:p>
+        </w:tc>
+        <w:tc>
+          <w:tcPr>
+            <w:tcW w:type="dxa" w:w="3180"/>
+            <w:tcBorders>
+              <w:top w:val="single" w:color="BFBFBF" w:sz="4"/>
+              <w:left w:val="single" w:color="BFBFBF" w:sz="4"/>
+              <w:bottom w:val="single" w:color="BFBFBF" w:sz="4"/>
+              <w:right w:val="single" w:color="BFBFBF" w:sz="4"/>
+            </w:tcBorders>
+            <w:vAlign w:val="center"/>
+          </w:tcPr>
+          <w:p>
+            <w:pPr>
+              <w:jc w:val="left"/>
+            </w:pPr>
+            <w:r>
+              <w:rPr>
+                <w:rFonts w:ascii="Arial" w:cs="Arial" w:eastAsia="Arial" w:hAnsi="Arial"/>
+                <w:sz w:val="18"/>
+                <w:szCs w:val="18"/>
+              </w:rPr>
+              <w:t xml:space="preserve">0</w:t>
+            </w:r>
+          </w:p>
+        </w:tc>
+      </w:tr>
+      <w:tr>
+        <w:tc>
+          <w:tcPr>
+            <w:tcW w:type="dxa" w:w="3000"/>
+            <w:tcBorders>
+              <w:top w:val="single" w:color="BFBFBF" w:sz="4"/>
+              <w:left w:val="single" w:color="BFBFBF" w:sz="4"/>
+              <w:bottom w:val="single" w:color="BFBFBF" w:sz="4"/>
+              <w:right w:val="single" w:color="BFBFBF" w:sz="4"/>
+            </w:tcBorders>
+            <w:vAlign w:val="center"/>
+          </w:tcPr>
+          <w:p>
+            <w:pPr>
+              <w:jc w:val="left"/>
+            </w:pPr>
+            <w:r>
+              <w:rPr>
+                <w:rFonts w:ascii="Arial" w:cs="Arial" w:eastAsia="Arial" w:hAnsi="Arial"/>
+                <w:sz w:val="18"/>
+                <w:szCs w:val="18"/>
+              </w:rPr>
+              <w:t xml:space="preserve">Tirs MTL sur la glace</w:t>
+            </w:r>
+          </w:p>
+        </w:tc>
+        <w:tc>
+          <w:tcPr>
+            <w:tcW w:type="dxa" w:w="3180"/>
+            <w:tcBorders>
+              <w:top w:val="single" w:color="BFBFBF" w:sz="4"/>
+              <w:left w:val="single" w:color="BFBFBF" w:sz="4"/>
+              <w:bottom w:val="single" w:color="BFBFBF" w:sz="4"/>
+              <w:right w:val="single" w:color="BFBFBF" w:sz="4"/>
+            </w:tcBorders>
+            <w:vAlign w:val="center"/>
+          </w:tcPr>
+          <w:p>
+            <w:pPr>
+              <w:jc w:val="left"/>
+            </w:pPr>
+            <w:r>
+              <w:rPr>
+                <w:rFonts w:ascii="Arial" w:cs="Arial" w:eastAsia="Arial" w:hAnsi="Arial"/>
+                <w:sz w:val="18"/>
+                <w:szCs w:val="18"/>
+              </w:rPr>
+              <w:t xml:space="preserve">16</w:t>
+            </w:r>
+          </w:p>
+        </w:tc>
+        <w:tc>
+          <w:tcPr>
+            <w:tcW w:type="dxa" w:w="3180"/>
+            <w:tcBorders>
+              <w:top w:val="single" w:color="BFBFBF" w:sz="4"/>
+              <w:left w:val="single" w:color="BFBFBF" w:sz="4"/>
+              <w:bottom w:val="single" w:color="BFBFBF" w:sz="4"/>
+              <w:right w:val="single" w:color="BFBFBF" w:sz="4"/>
+            </w:tcBorders>
+            <w:vAlign w:val="center"/>
+          </w:tcPr>
+          <w:p>
+            <w:pPr>
+              <w:jc w:val="left"/>
+            </w:pPr>
+            <w:r>
+              <w:rPr>
+                <w:rFonts w:ascii="Arial" w:cs="Arial" w:eastAsia="Arial" w:hAnsi="Arial"/>
+                <w:sz w:val="18"/>
+                <w:szCs w:val="18"/>
+              </w:rPr>
+              <w:t xml:space="preserve">20</w:t>
+            </w:r>
+          </w:p>
+        </w:tc>
+      </w:tr>
+      <w:tr>
+        <w:tc>
+          <w:tcPr>
+            <w:tcW w:type="dxa" w:w="3000"/>
+            <w:tcBorders>
+              <w:top w:val="single" w:color="BFBFBF" w:sz="4"/>
+              <w:left w:val="single" w:color="BFBFBF" w:sz="4"/>
+              <w:bottom w:val="single" w:color="BFBFBF" w:sz="4"/>
+              <w:right w:val="single" w:color="BFBFBF" w:sz="4"/>
+            </w:tcBorders>
+            <w:vAlign w:val="center"/>
+          </w:tcPr>
+          <w:p>
+            <w:pPr>
+              <w:jc w:val="left"/>
+            </w:pPr>
+            <w:r>
+              <w:rPr>
+                <w:rFonts w:ascii="Arial" w:cs="Arial" w:eastAsia="Arial" w:hAnsi="Arial"/>
+                <w:sz w:val="18"/>
+                <w:szCs w:val="18"/>
+              </w:rPr>
+              <w:t xml:space="preserve">Tirs TBL sur la glace</w:t>
+            </w:r>
+          </w:p>
+        </w:tc>
+        <w:tc>
+          <w:tcPr>
+            <w:tcW w:type="dxa" w:w="3180"/>
+            <w:tcBorders>
+              <w:top w:val="single" w:color="BFBFBF" w:sz="4"/>
+              <w:left w:val="single" w:color="BFBFBF" w:sz="4"/>
+              <w:bottom w:val="single" w:color="BFBFBF" w:sz="4"/>
+              <w:right w:val="single" w:color="BFBFBF" w:sz="4"/>
+            </w:tcBorders>
+            <w:vAlign w:val="center"/>
+          </w:tcPr>
+          <w:p>
+            <w:pPr>
+              <w:jc w:val="left"/>
+            </w:pPr>
+            <w:r>
+              <w:rPr>
+                <w:rFonts w:ascii="Arial" w:cs="Arial" w:eastAsia="Arial" w:hAnsi="Arial"/>
+                <w:sz w:val="18"/>
+                <w:szCs w:val="18"/>
+              </w:rPr>
+              <w:t xml:space="preserve">11</w:t>
+            </w:r>
+          </w:p>
+        </w:tc>
+        <w:tc>
+          <w:tcPr>
+            <w:tcW w:type="dxa" w:w="3180"/>
+            <w:tcBorders>
+              <w:top w:val="single" w:color="BFBFBF" w:sz="4"/>
+              <w:left w:val="single" w:color="BFBFBF" w:sz="4"/>
+              <w:bottom w:val="single" w:color="BFBFBF" w:sz="4"/>
+              <w:right w:val="single" w:color="BFBFBF" w:sz="4"/>
+            </w:tcBorders>
+            <w:vAlign w:val="center"/>
+          </w:tcPr>
+          <w:p>
+            <w:pPr>
+              <w:jc w:val="left"/>
+            </w:pPr>
+            <w:r>
+              <w:rPr>
+                <w:rFonts w:ascii="Arial" w:cs="Arial" w:eastAsia="Arial" w:hAnsi="Arial"/>
+                <w:sz w:val="18"/>
+                <w:szCs w:val="18"/>
+              </w:rPr>
+              <w:t xml:space="preserve">9</w:t>
+            </w:r>
+          </w:p>
+        </w:tc>
+      </w:tr>
+      <w:tr>
+        <w:tc>
+          <w:tcPr>
+            <w:tcW w:type="dxa" w:w="3000"/>
+            <w:tcBorders>
+              <w:top w:val="single" w:color="BFBFBF" w:sz="4"/>
+              <w:left w:val="single" w:color="BFBFBF" w:sz="4"/>
+              <w:bottom w:val="single" w:color="BFBFBF" w:sz="4"/>
+              <w:right w:val="single" w:color="BFBFBF" w:sz="4"/>
+            </w:tcBorders>
+            <w:vAlign w:val="center"/>
+          </w:tcPr>
+          <w:p>
+            <w:pPr>
+              <w:jc w:val="left"/>
+            </w:pPr>
+            <w:r>
+              <w:rPr>
+                <w:rFonts w:ascii="Arial" w:cs="Arial" w:eastAsia="Arial" w:hAnsi="Arial"/>
+                <w:sz w:val="18"/>
+                <w:szCs w:val="18"/>
+              </w:rPr>
+              <w:t xml:space="preserve">Buts MTL sur la glace</w:t>
+            </w:r>
+          </w:p>
+        </w:tc>
+        <w:tc>
+          <w:tcPr>
+            <w:tcW w:type="dxa" w:w="3180"/>
+            <w:tcBorders>
+              <w:top w:val="single" w:color="BFBFBF" w:sz="4"/>
+              <w:left w:val="single" w:color="BFBFBF" w:sz="4"/>
+              <w:bottom w:val="single" w:color="BFBFBF" w:sz="4"/>
+              <w:right w:val="single" w:color="BFBFBF" w:sz="4"/>
+            </w:tcBorders>
+            <w:vAlign w:val="center"/>
+          </w:tcPr>
+          <w:p>
+            <w:pPr>
+              <w:jc w:val="left"/>
+            </w:pPr>
+            <w:r>
+              <w:rPr>
+                <w:rFonts w:ascii="Arial" w:cs="Arial" w:eastAsia="Arial" w:hAnsi="Arial"/>
+                <w:sz w:val="18"/>
+                <w:szCs w:val="18"/>
+              </w:rPr>
+              <w:t xml:space="preserve">5</w:t>
+            </w:r>
+          </w:p>
+        </w:tc>
+        <w:tc>
+          <w:tcPr>
+            <w:tcW w:type="dxa" w:w="3180"/>
+            <w:tcBorders>
+              <w:top w:val="single" w:color="BFBFBF" w:sz="4"/>
+              <w:left w:val="single" w:color="BFBFBF" w:sz="4"/>
+              <w:bottom w:val="single" w:color="BFBFBF" w:sz="4"/>
+              <w:right w:val="single" w:color="BFBFBF" w:sz="4"/>
+            </w:tcBorders>
+            <w:vAlign w:val="center"/>
+          </w:tcPr>
+          <w:p>
+            <w:pPr>
+              <w:jc w:val="left"/>
+            </w:pPr>
+            <w:r>
+              <w:rPr>
+                <w:rFonts w:ascii="Arial" w:cs="Arial" w:eastAsia="Arial" w:hAnsi="Arial"/>
+                <w:sz w:val="18"/>
+                <w:szCs w:val="18"/>
+              </w:rPr>
+              <w:t xml:space="preserve">2</w:t>
+            </w:r>
+          </w:p>
+        </w:tc>
+      </w:tr>
+      <w:tr>
+        <w:tc>
+          <w:tcPr>
+            <w:tcW w:type="dxa" w:w="3000"/>
+            <w:tcBorders>
+              <w:top w:val="single" w:color="BFBFBF" w:sz="4"/>
+              <w:left w:val="single" w:color="BFBFBF" w:sz="4"/>
+              <w:bottom w:val="single" w:color="BFBFBF" w:sz="4"/>
+              <w:right w:val="single" w:color="BFBFBF" w:sz="4"/>
+            </w:tcBorders>
+            <w:vAlign w:val="center"/>
+          </w:tcPr>
+          <w:p>
+            <w:pPr>
+              <w:jc w:val="left"/>
+            </w:pPr>
+            <w:r>
+              <w:rPr>
+                <w:rFonts w:ascii="Arial" w:cs="Arial" w:eastAsia="Arial" w:hAnsi="Arial"/>
+                <w:sz w:val="18"/>
+                <w:szCs w:val="18"/>
+              </w:rPr>
+              <w:t xml:space="preserve">Buts TBL sur la glace</w:t>
+            </w:r>
+          </w:p>
+        </w:tc>
+        <w:tc>
+          <w:tcPr>
+            <w:tcW w:type="dxa" w:w="3180"/>
+            <w:tcBorders>
+              <w:top w:val="single" w:color="BFBFBF" w:sz="4"/>
+              <w:left w:val="single" w:color="BFBFBF" w:sz="4"/>
+              <w:bottom w:val="single" w:color="BFBFBF" w:sz="4"/>
+              <w:right w:val="single" w:color="BFBFBF" w:sz="4"/>
+            </w:tcBorders>
+            <w:vAlign w:val="center"/>
+          </w:tcPr>
+          <w:p>
+            <w:pPr>
+              <w:jc w:val="left"/>
+            </w:pPr>
+            <w:r>
+              <w:rPr>
+                <w:rFonts w:ascii="Arial" w:cs="Arial" w:eastAsia="Arial" w:hAnsi="Arial"/>
+                <w:sz w:val="18"/>
+                <w:szCs w:val="18"/>
+              </w:rPr>
+              <w:t xml:space="preserve">4</w:t>
+            </w:r>
+          </w:p>
+        </w:tc>
+        <w:tc>
+          <w:tcPr>
+            <w:tcW w:type="dxa" w:w="3180"/>
+            <w:tcBorders>
+              <w:top w:val="single" w:color="BFBFBF" w:sz="4"/>
+              <w:left w:val="single" w:color="BFBFBF" w:sz="4"/>
+              <w:bottom w:val="single" w:color="BFBFBF" w:sz="4"/>
+              <w:right w:val="single" w:color="BFBFBF" w:sz="4"/>
+            </w:tcBorders>
+            <w:vAlign w:val="center"/>
+          </w:tcPr>
+          <w:p>
+            <w:pPr>
+              <w:jc w:val="left"/>
+            </w:pPr>
+            <w:r>
+              <w:rPr>
+                <w:rFonts w:ascii="Arial" w:cs="Arial" w:eastAsia="Arial" w:hAnsi="Arial"/>
+                <w:sz w:val="18"/>
+                <w:szCs w:val="18"/>
+              </w:rPr>
+              <w:t xml:space="preserve">1</w:t>
+            </w:r>
+          </w:p>
+        </w:tc>
+      </w:tr>
+    </w:tbl>
+    <w:p>
+      <w:pPr>
+        <w:pStyle w:val="Heading1"/>
+      </w:pPr>
+      <w:r>
+        <w:rPr>
+          <w:rFonts w:ascii="Arial" w:cs="Arial" w:eastAsia="Arial" w:hAnsi="Arial"/>
+          <w:b/>
+          <w:bCs/>
+          <w:color w:val="1F2F4A"/>
+          <w:sz w:val="30"/>
+          <w:szCs w:val="30"/>
+        </w:rPr>
+        <w:t xml:space="preserve">7. Ce que les chiffres ne disent pas (encore)</w:t>
       </w:r>
     </w:p>
     <w:p>
@@ -7088,7 +8792,7 @@
           <w:sz w:val="20"/>
           <w:szCs w:val="20"/>
         </w:rPr>
-        <w:t xml:space="preserve">Si la baisse de tirs de Slafkovský après le combat est psychologique ou tactique. Le modèle ne voit que son temps de jeu et ce qui s'y passe.</w:t>
+        <w:t xml:space="preserve">Si les nouveaux trios du CH tiendront au match no 4 ou s'il s'agit d'un ajustement d'un soir. St-Louis n'a pas dévoilé ses intentions publiquement.</w:t>
       </w:r>
     </w:p>
     <w:p>
@@ -7106,7 +8810,7 @@
           <w:sz w:val="20"/>
           <w:szCs w:val="20"/>
         </w:rPr>
-        <w:t xml:space="preserve">Combien de l'avantage qualité du CH est soutenable contre un Vasilevskiy qui n'a pas encore joué à son sommet habituel. La régression PDO va dans les deux sens.</w:t>
+        <w:t xml:space="preserve">Combien de l'avantage qualitatif du CH est soutenable contre un Vasilevskiy qui n'a pas encore joué à son sommet de série. La régression PDO va dans les deux sens.</w:t>
       </w:r>
     </w:p>
     <w:p>
@@ -7124,7 +8828,7 @@
           <w:sz w:val="20"/>
           <w:szCs w:val="20"/>
         </w:rPr>
-        <w:t xml:space="preserve">Comment TBL ajustera sa formation au Match 4 — et si son avantage numérique (qui a produit leur seul but au M3) obtient plus de chances. La variance arbitrale est une inconnue.</w:t>
+        <w:t xml:space="preserve">Si la baisse de tirs de Slafkovský après le combat est psychologique, tactique ou simplement le hasard d'un petit échantillon. Le modèle ne voit que son temps de glace et ce qui s'y passe.</w:t>
       </w:r>
     </w:p>
     <w:p>
@@ -7142,7 +8846,7 @@
           <w:sz w:val="20"/>
           <w:szCs w:val="20"/>
         </w:rPr>
-        <w:t xml:space="preserve">Si la fatigue des séries a frappé un joueur en particulier — le TOI sur petit échantillon et la densité des présences ne suffisent pas à le dire.</w:t>
+        <w:t xml:space="preserve">La variance arbitrale — le seul but de Tampa au match no 3 est venu en avantage numérique. Les arbitres assignés au match no 4 comptent.</w:t>
       </w:r>
     </w:p>
     <w:p>
@@ -7158,7 +8862,23 @@
           <w:sz w:val="30"/>
           <w:szCs w:val="30"/>
         </w:rPr>
-        <w:t xml:space="preserve">Sources</w:t>
+        <w:t xml:space="preserve">8. Sources</w:t>
+      </w:r>
+    </w:p>
+    <w:p>
+      <w:pPr>
+        <w:spacing w:before="120" w:after="60"/>
+      </w:pPr>
+      <w:r>
+        <w:rPr>
+          <w:rFonts w:ascii="Arial" w:cs="Arial" w:eastAsia="Arial" w:hAnsi="Arial"/>
+          <w:b/>
+          <w:bCs/>
+          <w:color w:val="2F4A70"/>
+          <w:sz w:val="22"/>
+          <w:szCs w:val="22"/>
+        </w:rPr>
+        <w:t xml:space="preserve">Données</w:t>
       </w:r>
     </w:p>
     <w:p>
@@ -7170,7 +8890,7 @@
         </w:numPr>
         <w:spacing w:after="60"/>
       </w:pPr>
-      <w:hyperlink w:history="1" r:id="rIddjw3-pym3p6ksrrcdqc1x">
+      <w:hyperlink w:history="1" r:id="rIdaukaqc32ahtv5q_kb2ukm">
         <w:r>
           <w:rPr>
             <w:rStyle w:val="Hyperlink"/>
@@ -7191,7 +8911,7 @@
         </w:numPr>
         <w:spacing w:after="60"/>
       </w:pPr>
-      <w:hyperlink w:history="1" r:id="rIdxok34kf_zhducbwdzmgdv">
+      <w:hyperlink w:history="1" r:id="rId8z435-th-cmtw6eicyr3u">
         <w:r>
           <w:rPr>
             <w:rStyle w:val="Hyperlink"/>
@@ -7205,6 +8925,22 @@
     </w:p>
     <w:p>
       <w:pPr>
+        <w:spacing w:before="120" w:after="60"/>
+      </w:pPr>
+      <w:r>
+        <w:rPr>
+          <w:rFonts w:ascii="Arial" w:cs="Arial" w:eastAsia="Arial" w:hAnsi="Arial"/>
+          <w:b/>
+          <w:bCs/>
+          <w:color w:val="2F4A70"/>
+          <w:sz w:val="22"/>
+          <w:szCs w:val="22"/>
+        </w:rPr>
+        <w:t xml:space="preserve">Presse francophone</w:t>
+      </w:r>
+    </w:p>
+    <w:p>
+      <w:pPr>
         <w:pStyle w:val="ListParagraph"/>
         <w:numPr>
           <w:ilvl w:val="0"/>
@@ -7212,7 +8948,7 @@
         </w:numPr>
         <w:spacing w:after="60"/>
       </w:pPr>
-      <w:hyperlink w:history="1" r:id="rIdy4lxaplg-l_dxt1exkdps">
+      <w:hyperlink w:history="1" r:id="rId7vweucdej8dwwpcxdb6si">
         <w:r>
           <w:rPr>
             <w:rStyle w:val="Hyperlink"/>
@@ -7220,7 +8956,7 @@
             <w:sz w:val="18"/>
             <w:szCs w:val="18"/>
           </w:rPr>
-          <w:t xml:space="preserve">New York Post — analyse Lightning vs Canadiens M3</w:t>
+          <w:t xml:space="preserve">RDS — Lane Hutson donne la victoire en prolongation aux Canadiens (Éric Leblanc)</w:t>
         </w:r>
       </w:hyperlink>
     </w:p>
@@ -7233,7 +8969,7 @@
         </w:numPr>
         <w:spacing w:after="60"/>
       </w:pPr>
-      <w:hyperlink w:history="1" r:id="rId88u3s0vz-0gujfwz23zyn">
+      <w:hyperlink w:history="1" r:id="rIdobnaja0uk0xydl3z5zqns">
         <w:r>
           <w:rPr>
             <w:rStyle w:val="Hyperlink"/>
@@ -7241,7 +8977,7 @@
             <w:sz w:val="18"/>
             <w:szCs w:val="18"/>
           </w:rPr>
-          <w:t xml:space="preserve">Habs Eyes On The Prize — aperçu du Match 3</w:t>
+          <w:t xml:space="preserve">RDS — Rédemption et tir frappé (François Gagnon, chronique)</w:t>
         </w:r>
       </w:hyperlink>
     </w:p>
@@ -7254,7 +8990,7 @@
         </w:numPr>
         <w:spacing w:after="60"/>
       </w:pPr>
-      <w:hyperlink w:history="1" r:id="rIdyhbaj1jwnprq2cjbrgtyq">
+      <w:hyperlink w:history="1" r:id="rIda_iwbcrxfsjicvq8rwuov">
         <w:r>
           <w:rPr>
             <w:rStyle w:val="Hyperlink"/>
@@ -7262,7 +8998,7 @@
             <w:sz w:val="18"/>
             <w:szCs w:val="18"/>
           </w:rPr>
-          <w:t xml:space="preserve">HockeyDB — sommaire du Match 3</w:t>
+          <w:t xml:space="preserve">Radio-Canada — Lane Hutson joue les héros en prolongation</w:t>
         </w:r>
       </w:hyperlink>
     </w:p>
@@ -7275,7 +9011,149 @@
         </w:numPr>
         <w:spacing w:after="60"/>
       </w:pPr>
-      <w:hyperlink w:history="1" r:id="rIdaafhf8oy8pgqgvhapfiwz">
+      <w:hyperlink w:history="1" r:id="rIda_0hhisdzljcvdhm0fjwg">
+        <w:r>
+          <w:rPr>
+            <w:rStyle w:val="Hyperlink"/>
+            <w:rFonts w:ascii="Arial" w:cs="Arial" w:eastAsia="Arial" w:hAnsi="Arial"/>
+            <w:sz w:val="18"/>
+            <w:szCs w:val="18"/>
+          </w:rPr>
+          <w:t xml:space="preserve">Radio-Canada — Les effronteries de Jon Cooper (Martin Leclerc, chronique)</w:t>
+        </w:r>
+      </w:hyperlink>
+    </w:p>
+    <w:p>
+      <w:pPr>
+        <w:pStyle w:val="ListParagraph"/>
+        <w:numPr>
+          <w:ilvl w:val="0"/>
+          <w:numId w:val="2"/>
+        </w:numPr>
+        <w:spacing w:after="60"/>
+      </w:pPr>
+      <w:hyperlink w:history="1" r:id="rIdwjfn5h1mkazu6atybiuj2">
+        <w:r>
+          <w:rPr>
+            <w:rStyle w:val="Hyperlink"/>
+            <w:rFonts w:ascii="Arial" w:cs="Arial" w:eastAsia="Arial" w:hAnsi="Arial"/>
+            <w:sz w:val="18"/>
+            <w:szCs w:val="18"/>
+          </w:rPr>
+          <w:t xml:space="preserve">La Presse — Une formation intacte pour accueillir une foule en délire</w:t>
+        </w:r>
+      </w:hyperlink>
+    </w:p>
+    <w:p>
+      <w:pPr>
+        <w:pStyle w:val="ListParagraph"/>
+        <w:numPr>
+          <w:ilvl w:val="0"/>
+          <w:numId w:val="2"/>
+        </w:numPr>
+        <w:spacing w:after="60"/>
+      </w:pPr>
+      <w:hyperlink w:history="1" r:id="rIdzfabvjdv2le246bsyokqb">
+        <w:r>
+          <w:rPr>
+            <w:rStyle w:val="Hyperlink"/>
+            <w:rFonts w:ascii="Arial" w:cs="Arial" w:eastAsia="Arial" w:hAnsi="Arial"/>
+            <w:sz w:val="18"/>
+            <w:szCs w:val="18"/>
+          </w:rPr>
+          <w:t xml:space="preserve">La Presse — À la défense de Kirby Dach</w:t>
+        </w:r>
+      </w:hyperlink>
+    </w:p>
+    <w:p>
+      <w:pPr>
+        <w:spacing w:before="120" w:after="60"/>
+      </w:pPr>
+      <w:r>
+        <w:rPr>
+          <w:rFonts w:ascii="Arial" w:cs="Arial" w:eastAsia="Arial" w:hAnsi="Arial"/>
+          <w:b/>
+          <w:bCs/>
+          <w:color w:val="2F4A70"/>
+          <w:sz w:val="22"/>
+          <w:szCs w:val="22"/>
+        </w:rPr>
+        <w:t xml:space="preserve">Presse anglophone</w:t>
+      </w:r>
+    </w:p>
+    <w:p>
+      <w:pPr>
+        <w:pStyle w:val="ListParagraph"/>
+        <w:numPr>
+          <w:ilvl w:val="0"/>
+          <w:numId w:val="2"/>
+        </w:numPr>
+        <w:spacing w:after="60"/>
+      </w:pPr>
+      <w:hyperlink w:history="1" r:id="rId7xk7subvnbcrqchlr-ahg">
+        <w:r>
+          <w:rPr>
+            <w:rStyle w:val="Hyperlink"/>
+            <w:rFonts w:ascii="Arial" w:cs="Arial" w:eastAsia="Arial" w:hAnsi="Arial"/>
+            <w:sz w:val="18"/>
+            <w:szCs w:val="18"/>
+          </w:rPr>
+          <w:t xml:space="preserve">New York Post — Analyse Lightning vs Canadiens M3</w:t>
+        </w:r>
+      </w:hyperlink>
+    </w:p>
+    <w:p>
+      <w:pPr>
+        <w:pStyle w:val="ListParagraph"/>
+        <w:numPr>
+          <w:ilvl w:val="0"/>
+          <w:numId w:val="2"/>
+        </w:numPr>
+        <w:spacing w:after="60"/>
+      </w:pPr>
+      <w:hyperlink w:history="1" r:id="rIdppsuo8wg2yp4ufvszgx47">
+        <w:r>
+          <w:rPr>
+            <w:rStyle w:val="Hyperlink"/>
+            <w:rFonts w:ascii="Arial" w:cs="Arial" w:eastAsia="Arial" w:hAnsi="Arial"/>
+            <w:sz w:val="18"/>
+            <w:szCs w:val="18"/>
+          </w:rPr>
+          <w:t xml:space="preserve">Habs Eyes On The Prize — aperçu du M3</w:t>
+        </w:r>
+      </w:hyperlink>
+    </w:p>
+    <w:p>
+      <w:pPr>
+        <w:pStyle w:val="ListParagraph"/>
+        <w:numPr>
+          <w:ilvl w:val="0"/>
+          <w:numId w:val="2"/>
+        </w:numPr>
+        <w:spacing w:after="60"/>
+      </w:pPr>
+      <w:hyperlink w:history="1" r:id="rIdzoscb7vsubdio9zle7qpd">
+        <w:r>
+          <w:rPr>
+            <w:rStyle w:val="Hyperlink"/>
+            <w:rFonts w:ascii="Arial" w:cs="Arial" w:eastAsia="Arial" w:hAnsi="Arial"/>
+            <w:sz w:val="18"/>
+            <w:szCs w:val="18"/>
+          </w:rPr>
+          <w:t xml:space="preserve">HockeyDB — sommaire du M3</w:t>
+        </w:r>
+      </w:hyperlink>
+    </w:p>
+    <w:p>
+      <w:pPr>
+        <w:pStyle w:val="ListParagraph"/>
+        <w:numPr>
+          <w:ilvl w:val="0"/>
+          <w:numId w:val="2"/>
+        </w:numPr>
+        <w:spacing w:after="60"/>
+      </w:pPr>
+      <w:hyperlink w:history="1" r:id="rId7s2cnwbizyc5xrpjrqeog">
         <w:r>
           <w:rPr>
             <w:rStyle w:val="Hyperlink"/>
@@ -7406,7 +9284,7 @@
         <w:sz w:val="16"/>
         <w:szCs w:val="16"/>
       </w:rPr>
-      <w:t xml:space="preserve">LEMIEUX · Analyse du match 3</w:t>
+      <w:t xml:space="preserve">LEMIEUX · Analyse du match no 3</w:t>
     </w:r>
   </w:p>
 </w:hdr>

--- a/examples/habs_round1_2026/game3_post_2026-04-25_FR.docx
+++ b/examples/habs_round1_2026/game3_post_2026-04-25_FR.docx
@@ -96,7 +96,7 @@
           <w:sz w:val="20"/>
           <w:szCs w:val="20"/>
         </w:rPr>
-        <w:t xml:space="preserve"> Le CH a gardé ses 18 patineurs, mais Martin St-Louis a défait deux trios de la veille : Texier (AG) part en flanc avec Dach (C) et Bolduc (AD), et Kapanen prend le centre entre Newhook et Demidov (le poste qu'occupait Newhook au M2). Le nouveau trio Texier-Dach-Bolduc a partagé 6 minutes 42 sur la glace à 5 c. 5 et a produit 2 des 3 buts de Montréal. Radio-Canada avait annoncé le changement avant la mise au jeu; les présences réelles le confirment.</w:t>
+        <w:t xml:space="preserve"> Le CH a gardé ses 18 patineurs, mais Martin St-Louis a défait deux trios de la veille : Alexandre Texier (L) passe avec Kirby Dach et Zachary Bolduc, et Oliver Kapanen prend le centre entre Alex Newhook et Ivan Demidov (poste qu'occupait Alex Newhook au M2). Le nouveau trio Alexandre Texier-Kirby Dach-Zachary Bolduc a partagé 6,7 minutes sur la glace à 5 c. 5 et a produit 2 des 3 buts de Montréal. Radio-Canada avait annoncé le changement avant la mise au jeu; les présences réelles le confirment.</w:t>
       </w:r>
     </w:p>
     <w:p>
@@ -359,7 +359,7 @@
           <w:sz w:val="20"/>
           <w:szCs w:val="20"/>
         </w:rPr>
-        <w:t xml:space="preserve">L'intuition voulant que « le CH avait la même formation » est à moitié juste. Les 18 patineurs étaient les mêmes, mais deux des quatre trios offensifs ont été reconfigurés. Selon Radio-Canada avant la rencontre, St-Louis a placé Kapanen au centre entre Newhook et Demidov (en remplacement de Newhook, qui était centre de ce trio au M2 et qui glisse à l'aile), et il a déplacé Texier de ce trio vers celui de Dach et Bolduc. On a recoupé avec les présences réelles tirées de LNH.com — le changement concorde.</w:t>
+        <w:t xml:space="preserve">L'intuition voulant que « le CH avait la même formation » est à moitié juste. Les 18 patineurs étaient les mêmes, mais deux des quatre trios offensifs ont été reconfigurés. Selon Radio-Canada avant la rencontre, St-Louis a placé Oliver Kapanen au centre entre Alex Newhook et Ivan Demidov (en remplacement de Alex Newhook, centre de ce trio au M2 et qui glisse à l'aile), et il a déplacé Alexandre Texier de ce trio vers celui de Kirby Dach. Données et reportage concordent une fois recoupés avec les présences réelles tirées de LNH.com.</w:t>
       </w:r>
     </w:p>
     <w:p>
@@ -8867,7 +8867,7 @@
     </w:p>
     <w:p>
       <w:pPr>
-        <w:spacing w:before="120" w:after="60"/>
+        <w:spacing w:after="60" w:before="120"/>
       </w:pPr>
       <w:r>
         <w:rPr>
@@ -8890,7 +8890,7 @@
         </w:numPr>
         <w:spacing w:after="60"/>
       </w:pPr>
-      <w:hyperlink w:history="1" r:id="rIdaukaqc32ahtv5q_kb2ukm">
+      <w:hyperlink w:history="1" r:id="rIdr5gwv9xkf4tvsoryjnh4z">
         <w:r>
           <w:rPr>
             <w:rStyle w:val="Hyperlink"/>
@@ -8911,7 +8911,7 @@
         </w:numPr>
         <w:spacing w:after="60"/>
       </w:pPr>
-      <w:hyperlink w:history="1" r:id="rId8z435-th-cmtw6eicyr3u">
+      <w:hyperlink w:history="1" r:id="rIdfjsuthzflagpmczwxdat7">
         <w:r>
           <w:rPr>
             <w:rStyle w:val="Hyperlink"/>
@@ -8925,7 +8925,7 @@
     </w:p>
     <w:p>
       <w:pPr>
-        <w:spacing w:before="120" w:after="60"/>
+        <w:spacing w:after="60" w:before="120"/>
       </w:pPr>
       <w:r>
         <w:rPr>
@@ -8948,7 +8948,7 @@
         </w:numPr>
         <w:spacing w:after="60"/>
       </w:pPr>
-      <w:hyperlink w:history="1" r:id="rId7vweucdej8dwwpcxdb6si">
+      <w:hyperlink w:history="1" r:id="rIdpda67edniwox-qxqpiqnj">
         <w:r>
           <w:rPr>
             <w:rStyle w:val="Hyperlink"/>
@@ -8969,7 +8969,7 @@
         </w:numPr>
         <w:spacing w:after="60"/>
       </w:pPr>
-      <w:hyperlink w:history="1" r:id="rIdobnaja0uk0xydl3z5zqns">
+      <w:hyperlink w:history="1" r:id="rId9gn6q7ysolvxr_rm49r47">
         <w:r>
           <w:rPr>
             <w:rStyle w:val="Hyperlink"/>
@@ -8990,7 +8990,7 @@
         </w:numPr>
         <w:spacing w:after="60"/>
       </w:pPr>
-      <w:hyperlink w:history="1" r:id="rIda_iwbcrxfsjicvq8rwuov">
+      <w:hyperlink w:history="1" r:id="rIdd0mbbefx1-wgq6p_rielc">
         <w:r>
           <w:rPr>
             <w:rStyle w:val="Hyperlink"/>
@@ -9011,7 +9011,7 @@
         </w:numPr>
         <w:spacing w:after="60"/>
       </w:pPr>
-      <w:hyperlink w:history="1" r:id="rIda_0hhisdzljcvdhm0fjwg">
+      <w:hyperlink w:history="1" r:id="rIdkzj5y7zhryk3u7x16wpp8">
         <w:r>
           <w:rPr>
             <w:rStyle w:val="Hyperlink"/>
@@ -9032,7 +9032,7 @@
         </w:numPr>
         <w:spacing w:after="60"/>
       </w:pPr>
-      <w:hyperlink w:history="1" r:id="rIdwjfn5h1mkazu6atybiuj2">
+      <w:hyperlink w:history="1" r:id="rIdrja95mv2vi06geqgq3ooj">
         <w:r>
           <w:rPr>
             <w:rStyle w:val="Hyperlink"/>
@@ -9053,7 +9053,7 @@
         </w:numPr>
         <w:spacing w:after="60"/>
       </w:pPr>
-      <w:hyperlink w:history="1" r:id="rIdzfabvjdv2le246bsyokqb">
+      <w:hyperlink w:history="1" r:id="rIdeff6mhtg9si-qjdugg4nj">
         <w:r>
           <w:rPr>
             <w:rStyle w:val="Hyperlink"/>
@@ -9067,7 +9067,7 @@
     </w:p>
     <w:p>
       <w:pPr>
-        <w:spacing w:before="120" w:after="60"/>
+        <w:spacing w:after="60" w:before="120"/>
       </w:pPr>
       <w:r>
         <w:rPr>
@@ -9090,7 +9090,7 @@
         </w:numPr>
         <w:spacing w:after="60"/>
       </w:pPr>
-      <w:hyperlink w:history="1" r:id="rId7xk7subvnbcrqchlr-ahg">
+      <w:hyperlink w:history="1" r:id="rIdat4kbklv51borarzv0drt">
         <w:r>
           <w:rPr>
             <w:rStyle w:val="Hyperlink"/>
@@ -9111,7 +9111,7 @@
         </w:numPr>
         <w:spacing w:after="60"/>
       </w:pPr>
-      <w:hyperlink w:history="1" r:id="rIdppsuo8wg2yp4ufvszgx47">
+      <w:hyperlink w:history="1" r:id="rIdunjycrciya8p6ui3lcnpp">
         <w:r>
           <w:rPr>
             <w:rStyle w:val="Hyperlink"/>
@@ -9132,7 +9132,7 @@
         </w:numPr>
         <w:spacing w:after="60"/>
       </w:pPr>
-      <w:hyperlink w:history="1" r:id="rIdzoscb7vsubdio9zle7qpd">
+      <w:hyperlink w:history="1" r:id="rIdhahsadgb1nrhupsdeynza">
         <w:r>
           <w:rPr>
             <w:rStyle w:val="Hyperlink"/>
@@ -9153,7 +9153,7 @@
         </w:numPr>
         <w:spacing w:after="60"/>
       </w:pPr>
-      <w:hyperlink w:history="1" r:id="rId7s2cnwbizyc5xrpjrqeog">
+      <w:hyperlink w:history="1" r:id="rIdxtwyee2ftmuj6azcziru_">
         <w:r>
           <w:rPr>
             <w:rStyle w:val="Hyperlink"/>
@@ -9166,8 +9166,8 @@
       </w:hyperlink>
     </w:p>
     <w:sectPr>
-      <w:headerReference w:type="default" r:id="rId6"/>
-      <w:footerReference w:type="default" r:id="rId7"/>
+      <w:headerReference w:type="default" r:id="rId7"/>
+      <w:footerReference w:type="default" r:id="rId8"/>
       <w:pgSz w:w="11906" w:h="16838" w:orient="portrait"/>
       <w:pgMar w:top="1080" w:right="1080" w:bottom="1080" w:left="1080" w:header="708" w:footer="708" w:gutter="0"/>
       <w:pgNumType/>
@@ -9179,6 +9179,43 @@
 
 <file path=word/comments.xml><?xml version="1.0" encoding="utf-8"?>
 <w:comments xmlns:cx="http://schemas.microsoft.com/office/drawing/2014/chartex" xmlns:cx1="http://schemas.microsoft.com/office/drawing/2015/9/8/chartex" xmlns:cx2="http://schemas.microsoft.com/office/drawing/2015/10/21/chartex" xmlns:cx3="http://schemas.microsoft.com/office/drawing/2016/5/9/chartex" xmlns:cx4="http://schemas.microsoft.com/office/drawing/2016/5/10/chartex" xmlns:cx5="http://schemas.microsoft.com/office/drawing/2016/5/11/chartex" xmlns:cx6="http://schemas.microsoft.com/office/drawing/2016/5/12/chartex" xmlns:cx7="http://schemas.microsoft.com/office/drawing/2016/5/13/chartex" xmlns:cx8="http://schemas.microsoft.com/office/drawing/2016/5/14/chartex" xmlns:mc="http://schemas.openxmlformats.org/markup-compatibility/2006" xmlns:aink="http://schemas.microsoft.com/office/drawing/2016/ink" xmlns:am3d="http://schemas.microsoft.com/office/drawing/2017/model3d" xmlns:o="urn:schemas-microsoft-com:office:office" xmlns:r="http://schemas.openxmlformats.org/officeDocument/2006/relationships" xmlns:m="http://schemas.openxmlformats.org/officeDocument/2006/math" xmlns:v="urn:schemas-microsoft-com:vml" xmlns:wp14="http://schemas.microsoft.com/office/word/2010/wordprocessingDrawing" xmlns:wp="http://schemas.openxmlformats.org/drawingml/2006/wordprocessingDrawing" xmlns:w10="urn:schemas-microsoft-com:office:word" xmlns:w="http://schemas.openxmlformats.org/wordprocessingml/2006/main" xmlns:w14="http://schemas.microsoft.com/office/word/2010/wordml" xmlns:w15="http://schemas.microsoft.com/office/word/2012/wordml" xmlns:w16cex="http://schemas.microsoft.com/office/word/2018/wordml/cex" xmlns:w16cid="http://schemas.microsoft.com/office/word/2016/wordml/cid" xmlns:w16="http://schemas.microsoft.com/office/word/2018/wordml" xmlns:w16sdtdh="http://schemas.microsoft.com/office/word/2020/wordml/sdtdatahash" xmlns:w16se="http://schemas.microsoft.com/office/word/2015/wordml/symex" xmlns:wpg="http://schemas.microsoft.com/office/word/2010/wordprocessingGroup" xmlns:wpi="http://schemas.microsoft.com/office/word/2010/wordprocessingInk" xmlns:wne="http://schemas.microsoft.com/office/word/2006/wordml" xmlns:wps="http://schemas.microsoft.com/office/word/2010/wordprocessingShape"/>
+</file>
+
+<file path=word/endnotes.xml><?xml version="1.0" encoding="utf-8"?>
+<w:endnotes xmlns:wpc="http://schemas.microsoft.com/office/word/2010/wordprocessingCanvas" xmlns:mc="http://schemas.openxmlformats.org/markup-compatibility/2006" xmlns:o="urn:schemas-microsoft-com:office:office" xmlns:r="http://schemas.openxmlformats.org/officeDocument/2006/relationships" xmlns:m="http://schemas.openxmlformats.org/officeDocument/2006/math" xmlns:v="urn:schemas-microsoft-com:vml" xmlns:wp14="http://schemas.microsoft.com/office/word/2010/wordprocessingDrawing" xmlns:wp="http://schemas.openxmlformats.org/drawingml/2006/wordprocessingDrawing" xmlns:w10="urn:schemas-microsoft-com:office:word" xmlns:w="http://schemas.openxmlformats.org/wordprocessingml/2006/main" xmlns:w14="http://schemas.microsoft.com/office/word/2010/wordml" xmlns:w15="http://schemas.microsoft.com/office/word/2012/wordml" xmlns:wpg="http://schemas.microsoft.com/office/word/2010/wordprocessingGroup" xmlns:wpi="http://schemas.microsoft.com/office/word/2010/wordprocessingInk" xmlns:wne="http://schemas.microsoft.com/office/word/2006/wordml" xmlns:wps="http://schemas.microsoft.com/office/word/2010/wordprocessingShape" mc:Ignorable="w14 w15 wp14">
+  <w:endnote w:type="separator" w:id="-1">
+    <w:p>
+      <w:pPr>
+        <w:spacing w:after="0" w:line="240" w:lineRule="auto"/>
+      </w:pPr>
+      <w:r>
+        <w:rPr>
+          <w:rStyle w:val="EndnoteReference"/>
+        </w:rPr>
+        <w:endnoteRef/>
+      </w:r>
+      <w:r>
+        <w:separator/>
+      </w:r>
+    </w:p>
+  </w:endnote>
+  <w:endnote w:type="continuationSeparator" w:id="0">
+    <w:p>
+      <w:pPr>
+        <w:spacing w:after="0" w:line="240" w:lineRule="auto"/>
+      </w:pPr>
+      <w:r>
+        <w:rPr>
+          <w:rStyle w:val="EndnoteReference"/>
+        </w:rPr>
+        <w:endnoteRef/>
+      </w:r>
+      <w:r>
+        <w:continuationSeparator/>
+      </w:r>
+    </w:p>
+  </w:endnote>
+</w:endnotes>
 </file>
 
 <file path=word/footer1.xml><?xml version="1.0" encoding="utf-8"?>
@@ -9553,13 +9590,50 @@
       <w:szCs w:val="20"/>
     </w:rPr>
   </w:style>
+  <w:style w:type="character" w:styleId="EndnoteReference">
+    <w:name w:val="endnote reference"/>
+    <w:basedOn w:val="DefaultParagraphFont"/>
+    <w:uiPriority w:val="99"/>
+    <w:semiHidden/>
+    <w:unhideWhenUsed/>
+    <w:rPr>
+      <w:vertAlign w:val="superscript"/>
+    </w:rPr>
+  </w:style>
+  <w:style w:type="paragraph" w:styleId="EndnoteText">
+    <w:name w:val="endnote text"/>
+    <w:basedOn w:val="Normal"/>
+    <w:link w:val="EndnoteTextChar"/>
+    <w:uiPriority w:val="99"/>
+    <w:semiHidden/>
+    <w:unhideWhenUsed/>
+    <w:pPr>
+      <w:spacing w:after="0" w:line="240" w:lineRule="auto"/>
+    </w:pPr>
+    <w:rPr>
+      <w:sz w:val="20"/>
+      <w:szCs w:val="20"/>
+    </w:rPr>
+  </w:style>
+  <w:style w:type="character" w:styleId="EndnoteTextChar">
+    <w:name w:val="Endnote Text Char"/>
+    <w:basedOn w:val="DefaultParagraphFont"/>
+    <w:link w:val="EndnoteText"/>
+    <w:uiPriority w:val="99"/>
+    <w:semiHidden/>
+    <w:unhideWhenUsed/>
+    <w:rPr>
+      <w:sz w:val="20"/>
+      <w:szCs w:val="20"/>
+    </w:rPr>
+  </w:style>
   <w:style w:type="paragraph" w:styleId="Heading1">
     <w:name w:val="Heading 1"/>
     <w:basedOn w:val="Normal"/>
     <w:next w:val="Normal"/>
     <w:qFormat/>
     <w:pPr>
-      <w:spacing w:before="280" w:after="140"/>
+      <w:spacing w:after="140" w:before="280"/>
       <w:outlineLvl w:val="0"/>
     </w:pPr>
     <w:rPr>
@@ -9577,7 +9651,7 @@
     <w:next w:val="Normal"/>
     <w:qFormat/>
     <w:pPr>
-      <w:spacing w:before="200" w:after="100"/>
+      <w:spacing w:after="100" w:before="200"/>
       <w:outlineLvl w:val="1"/>
     </w:pPr>
     <w:rPr>

--- a/examples/habs_round1_2026/game3_post_2026-04-25_FR.docx
+++ b/examples/habs_round1_2026/game3_post_2026-04-25_FR.docx
@@ -88,7 +88,7 @@
           <w:sz w:val="20"/>
           <w:szCs w:val="20"/>
         </w:rPr>
-        <w:t xml:space="preserve">La victoire du match no 3 vient d'un brassage de trios, pas d'une formation intacte.</w:t>
+        <w:t xml:space="preserve">Mêmes 18 patineurs au match no 3, mais deux trios reconfigurés.</w:t>
       </w:r>
       <w:r>
         <w:rPr>
@@ -96,7 +96,7 @@
           <w:sz w:val="20"/>
           <w:szCs w:val="20"/>
         </w:rPr>
-        <w:t xml:space="preserve"> Le CH a gardé ses 18 patineurs, mais Martin St-Louis a défait deux trios de la veille : Alexandre Texier (L) passe avec Kirby Dach et Zachary Bolduc, et Oliver Kapanen prend le centre entre Alex Newhook et Ivan Demidov (poste qu'occupait Alex Newhook au M2). Le nouveau trio Alexandre Texier-Kirby Dach-Zachary Bolduc a partagé 6,7 minutes sur la glace à 5 c. 5 et a produit 2 des 3 buts de Montréal. Radio-Canada avait annoncé le changement avant la mise au jeu; les présences réelles le confirment.</w:t>
+        <w:t xml:space="preserve"> Alexandre Texier (L) passe avec Kirby Dach et Bolduc, et Oliver Kapanen prend le centre entre Newhook et Demidov — poste qu'occupait Alex Newhook au M2. Le nouveau trio Texier-Dach-Bolduc a partagé 6,7 minutes sur la glace à 5 c. 5 et a inscrit 2 des 3 buts du CH. Radio-Canada avait annoncé le brassage avant la mise au jeu; les présences réelles le confirment.</w:t>
       </w:r>
     </w:p>
     <w:p>
@@ -8890,7 +8890,7 @@
         </w:numPr>
         <w:spacing w:after="60"/>
       </w:pPr>
-      <w:hyperlink w:history="1" r:id="rIdr5gwv9xkf4tvsoryjnh4z">
+      <w:hyperlink w:history="1" r:id="rId1mfo6lmvbn_dobpuuyo5o">
         <w:r>
           <w:rPr>
             <w:rStyle w:val="Hyperlink"/>
@@ -8911,7 +8911,7 @@
         </w:numPr>
         <w:spacing w:after="60"/>
       </w:pPr>
-      <w:hyperlink w:history="1" r:id="rIdfjsuthzflagpmczwxdat7">
+      <w:hyperlink w:history="1" r:id="rIdbrpycdzalebbgasup7qfw">
         <w:r>
           <w:rPr>
             <w:rStyle w:val="Hyperlink"/>
@@ -8948,7 +8948,7 @@
         </w:numPr>
         <w:spacing w:after="60"/>
       </w:pPr>
-      <w:hyperlink w:history="1" r:id="rIdpda67edniwox-qxqpiqnj">
+      <w:hyperlink w:history="1" r:id="rIdjewqkyjj7iohwwhdghkrt">
         <w:r>
           <w:rPr>
             <w:rStyle w:val="Hyperlink"/>
@@ -8969,7 +8969,7 @@
         </w:numPr>
         <w:spacing w:after="60"/>
       </w:pPr>
-      <w:hyperlink w:history="1" r:id="rId9gn6q7ysolvxr_rm49r47">
+      <w:hyperlink w:history="1" r:id="rIdjbnwbvgwxvgmqkgctqfuj">
         <w:r>
           <w:rPr>
             <w:rStyle w:val="Hyperlink"/>
@@ -8990,7 +8990,7 @@
         </w:numPr>
         <w:spacing w:after="60"/>
       </w:pPr>
-      <w:hyperlink w:history="1" r:id="rIdd0mbbefx1-wgq6p_rielc">
+      <w:hyperlink w:history="1" r:id="rIdzlcvboogiq4jl4cokrxyl">
         <w:r>
           <w:rPr>
             <w:rStyle w:val="Hyperlink"/>
@@ -9011,7 +9011,7 @@
         </w:numPr>
         <w:spacing w:after="60"/>
       </w:pPr>
-      <w:hyperlink w:history="1" r:id="rIdkzj5y7zhryk3u7x16wpp8">
+      <w:hyperlink w:history="1" r:id="rIdugeqeyimfk0drdzul5lqm">
         <w:r>
           <w:rPr>
             <w:rStyle w:val="Hyperlink"/>
@@ -9032,7 +9032,7 @@
         </w:numPr>
         <w:spacing w:after="60"/>
       </w:pPr>
-      <w:hyperlink w:history="1" r:id="rIdrja95mv2vi06geqgq3ooj">
+      <w:hyperlink w:history="1" r:id="rIdt22zhtceqg7fiiflt8jhv">
         <w:r>
           <w:rPr>
             <w:rStyle w:val="Hyperlink"/>
@@ -9053,7 +9053,7 @@
         </w:numPr>
         <w:spacing w:after="60"/>
       </w:pPr>
-      <w:hyperlink w:history="1" r:id="rIdeff6mhtg9si-qjdugg4nj">
+      <w:hyperlink w:history="1" r:id="rIdw7yobckz5aps6jjyrygvu">
         <w:r>
           <w:rPr>
             <w:rStyle w:val="Hyperlink"/>
@@ -9090,7 +9090,7 @@
         </w:numPr>
         <w:spacing w:after="60"/>
       </w:pPr>
-      <w:hyperlink w:history="1" r:id="rIdat4kbklv51borarzv0drt">
+      <w:hyperlink w:history="1" r:id="rId1d5qc9mt72dydoghfuulu">
         <w:r>
           <w:rPr>
             <w:rStyle w:val="Hyperlink"/>
@@ -9111,7 +9111,7 @@
         </w:numPr>
         <w:spacing w:after="60"/>
       </w:pPr>
-      <w:hyperlink w:history="1" r:id="rIdunjycrciya8p6ui3lcnpp">
+      <w:hyperlink w:history="1" r:id="rId6kkuknxupzekvmozatlz8">
         <w:r>
           <w:rPr>
             <w:rStyle w:val="Hyperlink"/>
@@ -9132,7 +9132,7 @@
         </w:numPr>
         <w:spacing w:after="60"/>
       </w:pPr>
-      <w:hyperlink w:history="1" r:id="rIdhahsadgb1nrhupsdeynza">
+      <w:hyperlink w:history="1" r:id="rId8r56gr8bh13hg2oeqocho">
         <w:r>
           <w:rPr>
             <w:rStyle w:val="Hyperlink"/>
@@ -9153,7 +9153,7 @@
         </w:numPr>
         <w:spacing w:after="60"/>
       </w:pPr>
-      <w:hyperlink w:history="1" r:id="rIdxtwyee2ftmuj6azcziru_">
+      <w:hyperlink w:history="1" r:id="rIdz_btnsc6puofmsuea_-zj">
         <w:r>
           <w:rPr>
             <w:rStyle w:val="Hyperlink"/>

--- a/examples/habs_round1_2026/game3_post_2026-04-25_FR.docx
+++ b/examples/habs_round1_2026/game3_post_2026-04-25_FR.docx
@@ -88,7 +88,7 @@
           <w:sz w:val="20"/>
           <w:szCs w:val="20"/>
         </w:rPr>
-        <w:t xml:space="preserve">Mêmes 18 patineurs au match no 3, mais deux trios reconfigurés.</w:t>
+        <w:t xml:space="preserve">Les deux buts du CH à 5 c. 5 sont venus d'un trio qui n'existait pas avant ce soir.</w:t>
       </w:r>
       <w:r>
         <w:rPr>
@@ -96,7 +96,7 @@
           <w:sz w:val="20"/>
           <w:szCs w:val="20"/>
         </w:rPr>
-        <w:t xml:space="preserve"> Alexandre Texier (L) passe avec Kirby Dach et Bolduc, et Oliver Kapanen prend le centre entre Newhook et Demidov — poste qu'occupait Alex Newhook au M2. Le nouveau trio Texier-Dach-Bolduc a partagé 6,7 minutes sur la glace à 5 c. 5 et a inscrit 2 des 3 buts du CH. Radio-Canada avait annoncé le brassage avant la mise au jeu; les présences réelles le confirment.</w:t>
+        <w:t xml:space="preserve"> Texier-Dach-Bolduc a partagé 6,7 minutes sur la glace ensemble — Texier a ouvert la marque, Dach a égalisé en deuxième. Le trio est une création de St-Louis pour le M3 : il a déplacé Texier (L) du flanc de Alex Newhook pour le mettre avec Dach (C) et Bolduc, et a placé Kapanen au centre entre Newhook et Demidov. Mêmes 18 patineurs qu'au M2, mais une production qui ne ressemblait à aucun trio précédent.</w:t>
       </w:r>
     </w:p>
     <w:p>
@@ -346,7 +346,7 @@
           <w:sz w:val="30"/>
           <w:szCs w:val="30"/>
         </w:rPr>
-        <w:t xml:space="preserve">1. Le brassage de trios du match no 3 — et ce qu'il a produit</w:t>
+        <w:t xml:space="preserve">1. Le nouveau trio qui a marqué les deux buts du CH à 5 c. 5</w:t>
       </w:r>
     </w:p>
     <w:p>
@@ -359,7 +359,7 @@
           <w:sz w:val="20"/>
           <w:szCs w:val="20"/>
         </w:rPr>
-        <w:t xml:space="preserve">L'intuition voulant que « le CH avait la même formation » est à moitié juste. Les 18 patineurs étaient les mêmes, mais deux des quatre trios offensifs ont été reconfigurés. Selon Radio-Canada avant la rencontre, St-Louis a placé Oliver Kapanen au centre entre Alex Newhook et Ivan Demidov (en remplacement de Alex Newhook, centre de ce trio au M2 et qui glisse à l'aile), et il a déplacé Alexandre Texier de ce trio vers celui de Kirby Dach. Données et reportage concordent une fois recoupés avec les présences réelles tirées de LNH.com.</w:t>
+        <w:t xml:space="preserve">Le trio Texier-Dach-Bolduc a inscrit les deux buts à 5 c. 5 du CH (6,7 min ensemble, 4e en TG d'équipe parmi les trios MTL). C'est de la production qui n'existait pas dans les deux premiers matchs, parce que le trio lui-même n'existait pas. Cette section explique d'où il sort et ce que les chiffres disent de sa performance — la composition (avant/après) est dans le tableau ci-dessous comme contexte, pas comme nouvelle.</w:t>
       </w:r>
     </w:p>
     <w:p>
@@ -375,7 +375,7 @@
           <w:sz w:val="24"/>
           <w:szCs w:val="24"/>
         </w:rPr>
-        <w:t xml:space="preserve">Trios du CH, match no 2 → match no 3</w:t>
+        <w:t xml:space="preserve">Pour le contexte — trios du CH, M2 → M3</w:t>
       </w:r>
     </w:p>
     <w:p>
@@ -391,7 +391,7 @@
           <w:sz w:val="20"/>
           <w:szCs w:val="20"/>
         </w:rPr>
-        <w:t xml:space="preserve">Trios offensifs par total de secondes ensemble sur la glace, toutes situations confondues, à partir des présences réelles (et non des formations annoncées avant-match).</w:t>
+        <w:t xml:space="preserve">Trios offensifs par total de secondes ensemble sur la glace, toutes situations confondues, à partir des présences réelles (et non des formations annoncées avant-match). Ordre de lecture : la production d'abord (plus haut), la composition ici comme contexte explicatif.</w:t>
       </w:r>
     </w:p>
     <w:tbl>
@@ -977,7 +977,7 @@
           <w:sz w:val="24"/>
           <w:szCs w:val="24"/>
         </w:rPr>
-        <w:t xml:space="preserve">Le brassage a-t-il rapporté ?</w:t>
+        <w:t xml:space="preserve">Comment les nouveaux trios ont produit</w:t>
       </w:r>
     </w:p>
     <w:p>
@@ -8890,7 +8890,7 @@
         </w:numPr>
         <w:spacing w:after="60"/>
       </w:pPr>
-      <w:hyperlink w:history="1" r:id="rId1mfo6lmvbn_dobpuuyo5o">
+      <w:hyperlink w:history="1" r:id="rId-snogrrle5tgrfqkazs85">
         <w:r>
           <w:rPr>
             <w:rStyle w:val="Hyperlink"/>
@@ -8911,7 +8911,7 @@
         </w:numPr>
         <w:spacing w:after="60"/>
       </w:pPr>
-      <w:hyperlink w:history="1" r:id="rIdbrpycdzalebbgasup7qfw">
+      <w:hyperlink w:history="1" r:id="rIdgtgxsa3wg1509phjv-f05">
         <w:r>
           <w:rPr>
             <w:rStyle w:val="Hyperlink"/>
@@ -8948,7 +8948,7 @@
         </w:numPr>
         <w:spacing w:after="60"/>
       </w:pPr>
-      <w:hyperlink w:history="1" r:id="rIdjewqkyjj7iohwwhdghkrt">
+      <w:hyperlink w:history="1" r:id="rIdjufftvrnpogm9i7ier-q7">
         <w:r>
           <w:rPr>
             <w:rStyle w:val="Hyperlink"/>
@@ -8969,7 +8969,7 @@
         </w:numPr>
         <w:spacing w:after="60"/>
       </w:pPr>
-      <w:hyperlink w:history="1" r:id="rIdjbnwbvgwxvgmqkgctqfuj">
+      <w:hyperlink w:history="1" r:id="rIddufjphqalqaz79tptl56l">
         <w:r>
           <w:rPr>
             <w:rStyle w:val="Hyperlink"/>
@@ -8990,7 +8990,7 @@
         </w:numPr>
         <w:spacing w:after="60"/>
       </w:pPr>
-      <w:hyperlink w:history="1" r:id="rIdzlcvboogiq4jl4cokrxyl">
+      <w:hyperlink w:history="1" r:id="rIdxgoztjhzuzn0ulzpfz0zt">
         <w:r>
           <w:rPr>
             <w:rStyle w:val="Hyperlink"/>
@@ -9011,7 +9011,7 @@
         </w:numPr>
         <w:spacing w:after="60"/>
       </w:pPr>
-      <w:hyperlink w:history="1" r:id="rIdugeqeyimfk0drdzul5lqm">
+      <w:hyperlink w:history="1" r:id="rIdlmn-kn-zrtiqr3kb_dcxr">
         <w:r>
           <w:rPr>
             <w:rStyle w:val="Hyperlink"/>
@@ -9032,7 +9032,7 @@
         </w:numPr>
         <w:spacing w:after="60"/>
       </w:pPr>
-      <w:hyperlink w:history="1" r:id="rIdt22zhtceqg7fiiflt8jhv">
+      <w:hyperlink w:history="1" r:id="rIdlxpswblylqm4b0nzxkucg">
         <w:r>
           <w:rPr>
             <w:rStyle w:val="Hyperlink"/>
@@ -9053,7 +9053,7 @@
         </w:numPr>
         <w:spacing w:after="60"/>
       </w:pPr>
-      <w:hyperlink w:history="1" r:id="rIdw7yobckz5aps6jjyrygvu">
+      <w:hyperlink w:history="1" r:id="rIdpzj0wgqq04vmsnz86y5yn">
         <w:r>
           <w:rPr>
             <w:rStyle w:val="Hyperlink"/>
@@ -9090,7 +9090,7 @@
         </w:numPr>
         <w:spacing w:after="60"/>
       </w:pPr>
-      <w:hyperlink w:history="1" r:id="rId1d5qc9mt72dydoghfuulu">
+      <w:hyperlink w:history="1" r:id="rIdme1had1ex51hx0l4kyyml">
         <w:r>
           <w:rPr>
             <w:rStyle w:val="Hyperlink"/>
@@ -9111,7 +9111,7 @@
         </w:numPr>
         <w:spacing w:after="60"/>
       </w:pPr>
-      <w:hyperlink w:history="1" r:id="rId6kkuknxupzekvmozatlz8">
+      <w:hyperlink w:history="1" r:id="rIdkmhmp1pr2ovkhqghpfrqc">
         <w:r>
           <w:rPr>
             <w:rStyle w:val="Hyperlink"/>
@@ -9132,7 +9132,7 @@
         </w:numPr>
         <w:spacing w:after="60"/>
       </w:pPr>
-      <w:hyperlink w:history="1" r:id="rId8r56gr8bh13hg2oeqocho">
+      <w:hyperlink w:history="1" r:id="rIdrtumksdktzqboxdrfzzzs">
         <w:r>
           <w:rPr>
             <w:rStyle w:val="Hyperlink"/>
@@ -9153,7 +9153,7 @@
         </w:numPr>
         <w:spacing w:after="60"/>
       </w:pPr>
-      <w:hyperlink w:history="1" r:id="rIdz_btnsc6puofmsuea_-zj">
+      <w:hyperlink w:history="1" r:id="rId0j_zhygbvanuwmd6jqryb">
         <w:r>
           <w:rPr>
             <w:rStyle w:val="Hyperlink"/>

--- a/examples/habs_round1_2026/game3_post_2026-04-25_FR.docx
+++ b/examples/habs_round1_2026/game3_post_2026-04-25_FR.docx
@@ -359,7 +359,7 @@
           <w:sz w:val="20"/>
           <w:szCs w:val="20"/>
         </w:rPr>
-        <w:t xml:space="preserve">Le trio Texier-Dach-Bolduc a inscrit les deux buts à 5 c. 5 du CH (6,7 min ensemble, 4e en TG d'équipe parmi les trios MTL). C'est de la production qui n'existait pas dans les deux premiers matchs, parce que le trio lui-même n'existait pas. Cette section explique d'où il sort et ce que les chiffres disent de sa performance — la composition (avant/après) est dans le tableau ci-dessous comme contexte, pas comme nouvelle.</w:t>
+        <w:t xml:space="preserve">Le trio Texier-Dach-Bolduc a inscrit les deux buts à 5 c. 5 du CH (6,7 min ensemble, 4e en TG d'équipe parmi les trios MTL). Une production que les deux premiers matchs n'ont pas vue, parce que le trio lui-même n'existait pas avant ce soir.</w:t>
       </w:r>
     </w:p>
     <w:p>
@@ -375,7 +375,7 @@
           <w:sz w:val="24"/>
           <w:szCs w:val="24"/>
         </w:rPr>
-        <w:t xml:space="preserve">Pour le contexte — trios du CH, M2 → M3</w:t>
+        <w:t xml:space="preserve">Trios offensifs du CH, M2 → M3</w:t>
       </w:r>
     </w:p>
     <w:p>
@@ -391,7 +391,7 @@
           <w:sz w:val="20"/>
           <w:szCs w:val="20"/>
         </w:rPr>
-        <w:t xml:space="preserve">Trios offensifs par total de secondes ensemble sur la glace, toutes situations confondues, à partir des présences réelles (et non des formations annoncées avant-match). Ordre de lecture : la production d'abord (plus haut), la composition ici comme contexte explicatif.</w:t>
+        <w:t xml:space="preserve">Trios offensifs par total de secondes ensemble sur la glace, toutes situations confondues, à partir des présences réelles (et non des formations annoncées avant-match).</w:t>
       </w:r>
     </w:p>
     <w:tbl>
@@ -8890,7 +8890,7 @@
         </w:numPr>
         <w:spacing w:after="60"/>
       </w:pPr>
-      <w:hyperlink w:history="1" r:id="rId-snogrrle5tgrfqkazs85">
+      <w:hyperlink w:history="1" r:id="rId2kss7yv_stqxe8bbrvtw9">
         <w:r>
           <w:rPr>
             <w:rStyle w:val="Hyperlink"/>
@@ -8911,7 +8911,7 @@
         </w:numPr>
         <w:spacing w:after="60"/>
       </w:pPr>
-      <w:hyperlink w:history="1" r:id="rIdgtgxsa3wg1509phjv-f05">
+      <w:hyperlink w:history="1" r:id="rIdxxrbaasgdx_fjqmyvpitj">
         <w:r>
           <w:rPr>
             <w:rStyle w:val="Hyperlink"/>
@@ -8948,7 +8948,7 @@
         </w:numPr>
         <w:spacing w:after="60"/>
       </w:pPr>
-      <w:hyperlink w:history="1" r:id="rIdjufftvrnpogm9i7ier-q7">
+      <w:hyperlink w:history="1" r:id="rId1ir0vnx-sirb4kk__zswb">
         <w:r>
           <w:rPr>
             <w:rStyle w:val="Hyperlink"/>
@@ -8969,7 +8969,7 @@
         </w:numPr>
         <w:spacing w:after="60"/>
       </w:pPr>
-      <w:hyperlink w:history="1" r:id="rIddufjphqalqaz79tptl56l">
+      <w:hyperlink w:history="1" r:id="rIdehstfdwlxlwogupmqcgey">
         <w:r>
           <w:rPr>
             <w:rStyle w:val="Hyperlink"/>
@@ -8990,7 +8990,7 @@
         </w:numPr>
         <w:spacing w:after="60"/>
       </w:pPr>
-      <w:hyperlink w:history="1" r:id="rIdxgoztjhzuzn0ulzpfz0zt">
+      <w:hyperlink w:history="1" r:id="rId8bxj7vffy6tepvuokfvsc">
         <w:r>
           <w:rPr>
             <w:rStyle w:val="Hyperlink"/>
@@ -9011,7 +9011,7 @@
         </w:numPr>
         <w:spacing w:after="60"/>
       </w:pPr>
-      <w:hyperlink w:history="1" r:id="rIdlmn-kn-zrtiqr3kb_dcxr">
+      <w:hyperlink w:history="1" r:id="rIdzyszmqflllhckbuaddean">
         <w:r>
           <w:rPr>
             <w:rStyle w:val="Hyperlink"/>
@@ -9032,7 +9032,7 @@
         </w:numPr>
         <w:spacing w:after="60"/>
       </w:pPr>
-      <w:hyperlink w:history="1" r:id="rIdlxpswblylqm4b0nzxkucg">
+      <w:hyperlink w:history="1" r:id="rIdivbjgbnzpochzgab3rtol">
         <w:r>
           <w:rPr>
             <w:rStyle w:val="Hyperlink"/>
@@ -9053,7 +9053,7 @@
         </w:numPr>
         <w:spacing w:after="60"/>
       </w:pPr>
-      <w:hyperlink w:history="1" r:id="rIdpzj0wgqq04vmsnz86y5yn">
+      <w:hyperlink w:history="1" r:id="rId886x3_qcy3ojdnr3btb33">
         <w:r>
           <w:rPr>
             <w:rStyle w:val="Hyperlink"/>
@@ -9090,7 +9090,7 @@
         </w:numPr>
         <w:spacing w:after="60"/>
       </w:pPr>
-      <w:hyperlink w:history="1" r:id="rIdme1had1ex51hx0l4kyyml">
+      <w:hyperlink w:history="1" r:id="rIdlpwph2n2eoqwfsehmtstg">
         <w:r>
           <w:rPr>
             <w:rStyle w:val="Hyperlink"/>
@@ -9111,7 +9111,7 @@
         </w:numPr>
         <w:spacing w:after="60"/>
       </w:pPr>
-      <w:hyperlink w:history="1" r:id="rIdkmhmp1pr2ovkhqghpfrqc">
+      <w:hyperlink w:history="1" r:id="rIdxrdkfq0_flk3rnzrelokn">
         <w:r>
           <w:rPr>
             <w:rStyle w:val="Hyperlink"/>
@@ -9132,7 +9132,7 @@
         </w:numPr>
         <w:spacing w:after="60"/>
       </w:pPr>
-      <w:hyperlink w:history="1" r:id="rIdrtumksdktzqboxdrfzzzs">
+      <w:hyperlink w:history="1" r:id="rIdksjtmynmver7nmyslyxg5">
         <w:r>
           <w:rPr>
             <w:rStyle w:val="Hyperlink"/>
@@ -9153,7 +9153,7 @@
         </w:numPr>
         <w:spacing w:after="60"/>
       </w:pPr>
-      <w:hyperlink w:history="1" r:id="rId0j_zhygbvanuwmd6jqryb">
+      <w:hyperlink w:history="1" r:id="rIdaqar1jebftp8laz879lgq">
         <w:r>
           <w:rPr>
             <w:rStyle w:val="Hyperlink"/>

--- a/examples/habs_round1_2026/game3_post_2026-04-25_FR.docx
+++ b/examples/habs_round1_2026/game3_post_2026-04-25_FR.docx
@@ -88,7 +88,7 @@
           <w:sz w:val="20"/>
           <w:szCs w:val="20"/>
         </w:rPr>
-        <w:t xml:space="preserve">Les deux buts du CH à 5 c. 5 sont venus d'un trio qui n'existait pas avant ce soir.</w:t>
+        <w:t xml:space="preserve">Texier-Dach-Bolduc, un trio que St-Louis a assemblé pour le M3, a inscrit les deux buts du CH à 5 c. 5 en 6,7 minutes ensemble.</w:t>
       </w:r>
       <w:r>
         <w:rPr>
@@ -96,7 +96,7 @@
           <w:sz w:val="20"/>
           <w:szCs w:val="20"/>
         </w:rPr>
-        <w:t xml:space="preserve"> Texier-Dach-Bolduc a partagé 6,7 minutes sur la glace ensemble — Texier a ouvert la marque, Dach a égalisé en deuxième. Le trio est une création de St-Louis pour le M3 : il a déplacé Texier (L) du flanc de Alex Newhook pour le mettre avec Dach (C) et Bolduc, et a placé Kapanen au centre entre Newhook et Demidov. Mêmes 18 patineurs qu'au M2, mais une production qui ne ressemblait à aucun trio précédent.</w:t>
+        <w:t xml:space="preserve"> Texier ouvre le pointage en première, Dach égalise en deuxième sur un tir dévié contre la jambe de Ryan McDonagh.</w:t>
       </w:r>
     </w:p>
     <w:p>
@@ -114,7 +114,7 @@
           <w:sz w:val="20"/>
           <w:szCs w:val="20"/>
         </w:rPr>
-        <w:t xml:space="preserve">Tampa Bay </w:t>
+        <w:t xml:space="preserve">À 5 c. 5 sur trois matchs, Tampa détient 55,4 % des tentatives Corsi; Montréal s'arroge 56,1 % des buts attendus et </w:t>
       </w:r>
       <w:r>
         <w:rPr>
@@ -124,7 +124,7 @@
           <w:sz w:val="20"/>
           <w:szCs w:val="20"/>
         </w:rPr>
-        <w:t xml:space="preserve">a brassé encore davantage</w:t>
+        <w:t xml:space="preserve">75 %</w:t>
       </w:r>
       <w:r>
         <w:rPr>
@@ -132,7 +132,7 @@
           <w:sz w:val="20"/>
           <w:szCs w:val="20"/>
         </w:rPr>
-        <w:t xml:space="preserve"> : seul un de leurs six trios les plus utilisés du match no 2 est revenu intact. Les deux entraîneurs ont cligné.</w:t>
+        <w:t xml:space="preserve"> des chances à haut danger. Tampa génère le volume; Montréal convertit la qualité.</w:t>
       </w:r>
     </w:p>
     <w:p>
@@ -150,43 +150,7 @@
           <w:sz w:val="20"/>
           <w:szCs w:val="20"/>
         </w:rPr>
-        <w:t xml:space="preserve">La série conserve son visage tactique : </w:t>
-      </w:r>
-      <w:r>
-        <w:rPr>
-          <w:rFonts w:ascii="Arial" w:cs="Arial" w:eastAsia="Arial" w:hAnsi="Arial"/>
-          <w:b/>
-          <w:bCs/>
-          <w:sz w:val="20"/>
-          <w:szCs w:val="20"/>
-        </w:rPr>
-        <w:t xml:space="preserve">Tampa génère le volume, le CH convertit sur la qualité</w:t>
-      </w:r>
-      <w:r>
-        <w:rPr>
-          <w:rFonts w:ascii="Arial" w:cs="Arial" w:eastAsia="Arial" w:hAnsi="Arial"/>
-          <w:sz w:val="20"/>
-          <w:szCs w:val="20"/>
-        </w:rPr>
-        <w:t xml:space="preserve">. À 5 c. 5 sur trois matchs, le TBL détient 55,4 % des tentatives Corsi mais le CH s'arroge </w:t>
-      </w:r>
-      <w:r>
-        <w:rPr>
-          <w:rFonts w:ascii="Arial" w:cs="Arial" w:eastAsia="Arial" w:hAnsi="Arial"/>
-          <w:b/>
-          <w:bCs/>
-          <w:sz w:val="20"/>
-          <w:szCs w:val="20"/>
-        </w:rPr>
-        <w:t xml:space="preserve">75 %</w:t>
-      </w:r>
-      <w:r>
-        <w:rPr>
-          <w:rFonts w:ascii="Arial" w:cs="Arial" w:eastAsia="Arial" w:hAnsi="Arial"/>
-          <w:sz w:val="20"/>
-          <w:szCs w:val="20"/>
-        </w:rPr>
-        <w:t xml:space="preserve"> des chances à haut danger et 56,1 % des buts attendus.</w:t>
+        <w:t xml:space="preserve">Hutson, Caufield et Suzuki ont tous marqué — et tous ont un impact net isolé à 5 c. 5 inférieur à leur saison régulière. Le jeu sous-jacent est porté par la profondeur (Bolduc, Dach, Texier, Struble, Xhekaj). Les buts passent par les vedettes; le travail qui les précède, beaucoup moins.</w:t>
       </w:r>
     </w:p>
     <w:p>
@@ -204,7 +168,7 @@
           <w:sz w:val="20"/>
           <w:szCs w:val="20"/>
         </w:rPr>
-        <w:t xml:space="preserve">L'argument d'avant-série voulant que Vasilevskiy soit « plus fiable » que Dobes ne tient pas à l'examen des trois premiers matchs : le pourcentage d'arrêts implicite de Dobes (,905) est en fait légèrement supérieur à celui de Vasilevskiy (,893), avec des charges de travail quasi identiques (74 c. 75 tirs subis).</w:t>
+        <w:t xml:space="preserve">Vasilevskiy : 75 tirs subis, 8 buts accordés, ,893 d'arrêts implicites. Dobes : 74, 7, ,905. Charges quasi identiques, écart mince, et Dobes légèrement supérieur. L'argument d'avant-série plaçant Vasilevskiy au-dessus ne tient pas sur ces trois matchs.</w:t>
       </w:r>
     </w:p>
     <w:p>
@@ -359,7 +323,7 @@
           <w:sz w:val="20"/>
           <w:szCs w:val="20"/>
         </w:rPr>
-        <w:t xml:space="preserve">Le trio Texier-Dach-Bolduc a inscrit les deux buts à 5 c. 5 du CH (6,7 min ensemble, 4e en TG d'équipe parmi les trios MTL). Une production que les deux premiers matchs n'ont pas vue, parce que le trio lui-même n'existait pas avant ce soir.</w:t>
+        <w:t xml:space="preserve">Le trio Texier-Dach-Bolduc a partagé 6,7 minutes à 5 c. 5 — 4e trio offensif le plus utilisé du CH ce soir et a inscrit les deux buts à forces égales. Texier marque à 4:53 de la première; Dach égalise à 12:43 de la deuxième sur un tir dévié contre la jambe de Ryan McDonagh. Le trio sort de l'esprit de St-Louis pour le M3 : Texier passe du flanc de Newhook à celui de Dach, Kapanen prend le centre entre Newhook (qui glisse à l'aile) et Demidov.</w:t>
       </w:r>
     </w:p>
     <w:p>
@@ -977,7 +941,53 @@
           <w:sz w:val="24"/>
           <w:szCs w:val="24"/>
         </w:rPr>
-        <w:t xml:space="preserve">Comment les nouveaux trios ont produit</w:t>
+        <w:t xml:space="preserve">Les deux nouveaux trios</w:t>
+      </w:r>
+    </w:p>
+    <w:p>
+      <w:pPr>
+        <w:spacing w:after="100"/>
+      </w:pPr>
+      <w:r>
+        <w:rPr>
+          <w:rFonts w:ascii="Arial" w:cs="Arial" w:eastAsia="Arial" w:hAnsi="Arial"/>
+          <w:b/>
+          <w:bCs/>
+          <w:sz w:val="20"/>
+          <w:szCs w:val="20"/>
+        </w:rPr>
+        <w:t xml:space="preserve">Texier-Dach-Bolduc :</w:t>
+      </w:r>
+      <w:r>
+        <w:rPr>
+          <w:rFonts w:ascii="Arial" w:cs="Arial" w:eastAsia="Arial" w:hAnsi="Arial"/>
+          <w:sz w:val="20"/>
+          <w:szCs w:val="20"/>
+        </w:rPr>
+        <w:t xml:space="preserve"> 6,7 minutes à 5 c. 5, deux buts, six points combinés (Texier marque, Dach marque, Bolduc passe principale sur les deux).</w:t>
+      </w:r>
+    </w:p>
+    <w:p>
+      <w:pPr>
+        <w:spacing w:after="100"/>
+      </w:pPr>
+      <w:r>
+        <w:rPr>
+          <w:rFonts w:ascii="Arial" w:cs="Arial" w:eastAsia="Arial" w:hAnsi="Arial"/>
+          <w:b/>
+          <w:bCs/>
+          <w:sz w:val="20"/>
+          <w:szCs w:val="20"/>
+        </w:rPr>
+        <w:t xml:space="preserve">Kapanen-Newhook-Demidov :</w:t>
+      </w:r>
+      <w:r>
+        <w:rPr>
+          <w:rFonts w:ascii="Arial" w:cs="Arial" w:eastAsia="Arial" w:hAnsi="Arial"/>
+          <w:sz w:val="20"/>
+          <w:szCs w:val="20"/>
+        </w:rPr>
+        <w:t xml:space="preserve"> 7,9 minutes à 5 c. 5, aucun but pour ou contre. Début discret et défensivement responsable.</w:t>
       </w:r>
     </w:p>
     <w:p>
@@ -990,69 +1000,7 @@
           <w:sz w:val="20"/>
           <w:szCs w:val="20"/>
         </w:rPr>
-        <w:t xml:space="preserve">Le nouveau trio </w:t>
-      </w:r>
-      <w:r>
-        <w:rPr>
-          <w:rFonts w:ascii="Arial" w:cs="Arial" w:eastAsia="Arial" w:hAnsi="Arial"/>
-          <w:b/>
-          <w:bCs/>
-          <w:sz w:val="20"/>
-          <w:szCs w:val="20"/>
-        </w:rPr>
-        <w:t xml:space="preserve">Texier-Dach-Bolduc</w:t>
-      </w:r>
-      <w:r>
-        <w:rPr>
-          <w:rFonts w:ascii="Arial" w:cs="Arial" w:eastAsia="Arial" w:hAnsi="Arial"/>
-          <w:sz w:val="20"/>
-          <w:szCs w:val="20"/>
-        </w:rPr>
-        <w:t xml:space="preserve"> a inscrit les deux buts à 5 c. 5 du CH (Texier en début de match, Dach en deuxième) et a totalisé 6 points. Selon la chronique de Martin Leclerc à Radio-Canada, ce trio a piloté la victoire.</w:t>
-      </w:r>
-    </w:p>
-    <w:p>
-      <w:pPr>
-        <w:spacing w:after="100"/>
-      </w:pPr>
-      <w:r>
-        <w:rPr>
-          <w:rFonts w:ascii="Arial" w:cs="Arial" w:eastAsia="Arial" w:hAnsi="Arial"/>
-          <w:sz w:val="20"/>
-          <w:szCs w:val="20"/>
-        </w:rPr>
-        <w:t xml:space="preserve">Le nouveau trio </w:t>
-      </w:r>
-      <w:r>
-        <w:rPr>
-          <w:rFonts w:ascii="Arial" w:cs="Arial" w:eastAsia="Arial" w:hAnsi="Arial"/>
-          <w:b/>
-          <w:bCs/>
-          <w:sz w:val="20"/>
-          <w:szCs w:val="20"/>
-        </w:rPr>
-        <w:t xml:space="preserve">Kapanen-Newhook-Demidov</w:t>
-      </w:r>
-      <w:r>
-        <w:rPr>
-          <w:rFonts w:ascii="Arial" w:cs="Arial" w:eastAsia="Arial" w:hAnsi="Arial"/>
-          <w:sz w:val="20"/>
-          <w:szCs w:val="20"/>
-        </w:rPr>
-        <w:t xml:space="preserve"> a partagé 7 minutes 54 et n'a accordé aucun but : début discret mais responsable défensivement.</w:t>
-      </w:r>
-    </w:p>
-    <w:p>
-      <w:pPr>
-        <w:spacing w:after="100"/>
-      </w:pPr>
-      <w:r>
-        <w:rPr>
-          <w:rFonts w:ascii="Arial" w:cs="Arial" w:eastAsia="Arial" w:hAnsi="Arial"/>
-          <w:sz w:val="20"/>
-          <w:szCs w:val="20"/>
-        </w:rPr>
-        <w:t xml:space="preserve">François Gagnon a présenté le tout comme une rédemption pour Dach, après les attaques en ligne qui ont suivi son match no 2. La réponse de St-Louis : « Je n'abandonnerai jamais un joueur à moins qu'il n'abandonne sur lui-même. » Les chiffres confortent la lecture : le trio de Dach a dominé territorialement.</w:t>
+        <w:t xml:space="preserve">François Gagnon (RDS) sur le cas Dach : St-Louis a refusé de le mettre à l'écart après le M2 et lui a plutôt confié un rôle élargi. Citation : *« Je n'abandonnerai jamais un joueur à moins qu'il n'abandonne sur lui-même. »*</w:t>
       </w:r>
     </w:p>
     <w:p>
@@ -1068,7 +1016,7 @@
           <w:sz w:val="24"/>
           <w:szCs w:val="24"/>
         </w:rPr>
-        <w:t xml:space="preserve">Le Lightning a cligné aussi</w:t>
+        <w:t xml:space="preserve">La formation de Tampa a brassé aussi</w:t>
       </w:r>
     </w:p>
     <w:p>
@@ -1081,7 +1029,7 @@
           <w:sz w:val="20"/>
           <w:szCs w:val="20"/>
         </w:rPr>
-        <w:t xml:space="preserve">Tampa a brassé encore plus agressivement — un seul de leurs six trios les plus utilisés au match no 2 est revenu au match no 3, contre cinq nouveaux. Les choix de Jon Cooper sont eux-mêmes une histoire; Martin Leclerc s'en est pris à un en particulier — Scott Sabourin obtenant 45 secondes en prolongation après n'avoir joué que 3 minutes en temps réglementaire. Sa formule : « Si Martin St-Louis avait pris de telles décisions dans des matchs de cette importance, il serait probablement en disgrâce à jamais auprès des partisans du Canadien. »</w:t>
+        <w:t xml:space="preserve">Un seul des six trios offensifs les plus utilisés du M2 par Tampa est revenu au M3. Le geste de Cooper qui a soulevé le plus de critiques (Martin Leclerc, Radio-Canada) : Sabourin obtient 45 secondes en prolongation après 3 minutes en temps réglementaire. Citation : *« Si Martin St-Louis avait pris de telles décisions dans des matchs de cette importance, il serait probablement en disgrâce à jamais auprès des partisans du Canadien. »*</w:t>
       </w:r>
     </w:p>
     <w:p>
@@ -8890,7 +8838,7 @@
         </w:numPr>
         <w:spacing w:after="60"/>
       </w:pPr>
-      <w:hyperlink w:history="1" r:id="rId2kss7yv_stqxe8bbrvtw9">
+      <w:hyperlink w:history="1" r:id="rId4vyo_vpbq0tep5hdn8g2f">
         <w:r>
           <w:rPr>
             <w:rStyle w:val="Hyperlink"/>
@@ -8911,7 +8859,7 @@
         </w:numPr>
         <w:spacing w:after="60"/>
       </w:pPr>
-      <w:hyperlink w:history="1" r:id="rIdxxrbaasgdx_fjqmyvpitj">
+      <w:hyperlink w:history="1" r:id="rIdbcpu1p7sdbykklmgrswwu">
         <w:r>
           <w:rPr>
             <w:rStyle w:val="Hyperlink"/>
@@ -8948,7 +8896,7 @@
         </w:numPr>
         <w:spacing w:after="60"/>
       </w:pPr>
-      <w:hyperlink w:history="1" r:id="rId1ir0vnx-sirb4kk__zswb">
+      <w:hyperlink w:history="1" r:id="rIdocci_mnjxd13lgd0sqpti">
         <w:r>
           <w:rPr>
             <w:rStyle w:val="Hyperlink"/>
@@ -8969,7 +8917,7 @@
         </w:numPr>
         <w:spacing w:after="60"/>
       </w:pPr>
-      <w:hyperlink w:history="1" r:id="rIdehstfdwlxlwogupmqcgey">
+      <w:hyperlink w:history="1" r:id="rIdnoq_up4ffvpujrnlpxu9x">
         <w:r>
           <w:rPr>
             <w:rStyle w:val="Hyperlink"/>
@@ -8990,7 +8938,7 @@
         </w:numPr>
         <w:spacing w:after="60"/>
       </w:pPr>
-      <w:hyperlink w:history="1" r:id="rId8bxj7vffy6tepvuokfvsc">
+      <w:hyperlink w:history="1" r:id="rIdlpooc3ih6ohxg5yzxewey">
         <w:r>
           <w:rPr>
             <w:rStyle w:val="Hyperlink"/>
@@ -9011,7 +8959,7 @@
         </w:numPr>
         <w:spacing w:after="60"/>
       </w:pPr>
-      <w:hyperlink w:history="1" r:id="rIdzyszmqflllhckbuaddean">
+      <w:hyperlink w:history="1" r:id="rIdt-vmyhyrn6-pnqg04sjjw">
         <w:r>
           <w:rPr>
             <w:rStyle w:val="Hyperlink"/>
@@ -9032,7 +8980,7 @@
         </w:numPr>
         <w:spacing w:after="60"/>
       </w:pPr>
-      <w:hyperlink w:history="1" r:id="rIdivbjgbnzpochzgab3rtol">
+      <w:hyperlink w:history="1" r:id="rIdnk1dyvzxqtfsqfn8f0mrq">
         <w:r>
           <w:rPr>
             <w:rStyle w:val="Hyperlink"/>
@@ -9053,7 +9001,7 @@
         </w:numPr>
         <w:spacing w:after="60"/>
       </w:pPr>
-      <w:hyperlink w:history="1" r:id="rId886x3_qcy3ojdnr3btb33">
+      <w:hyperlink w:history="1" r:id="rIdm7amjier9wgsg5mssp1dd">
         <w:r>
           <w:rPr>
             <w:rStyle w:val="Hyperlink"/>
@@ -9090,7 +9038,7 @@
         </w:numPr>
         <w:spacing w:after="60"/>
       </w:pPr>
-      <w:hyperlink w:history="1" r:id="rIdlpwph2n2eoqwfsehmtstg">
+      <w:hyperlink w:history="1" r:id="rId-aj2ewzlq37_wucb6zvrp">
         <w:r>
           <w:rPr>
             <w:rStyle w:val="Hyperlink"/>
@@ -9111,7 +9059,7 @@
         </w:numPr>
         <w:spacing w:after="60"/>
       </w:pPr>
-      <w:hyperlink w:history="1" r:id="rIdxrdkfq0_flk3rnzrelokn">
+      <w:hyperlink w:history="1" r:id="rIdm16_fcpxkpdrwb5wb7kra">
         <w:r>
           <w:rPr>
             <w:rStyle w:val="Hyperlink"/>
@@ -9132,7 +9080,7 @@
         </w:numPr>
         <w:spacing w:after="60"/>
       </w:pPr>
-      <w:hyperlink w:history="1" r:id="rIdksjtmynmver7nmyslyxg5">
+      <w:hyperlink w:history="1" r:id="rIdf5ven8qjkl3f9aqhcysaa">
         <w:r>
           <w:rPr>
             <w:rStyle w:val="Hyperlink"/>
@@ -9153,7 +9101,7 @@
         </w:numPr>
         <w:spacing w:after="60"/>
       </w:pPr>
-      <w:hyperlink w:history="1" r:id="rIdaqar1jebftp8laz879lgq">
+      <w:hyperlink w:history="1" r:id="rIdhwtmj_0uww5323eq4ylgx">
         <w:r>
           <w:rPr>
             <w:rStyle w:val="Hyperlink"/>

--- a/examples/habs_round1_2026/game3_post_2026-04-25_FR.docx
+++ b/examples/habs_round1_2026/game3_post_2026-04-25_FR.docx
@@ -88,7 +88,7 @@
           <w:sz w:val="20"/>
           <w:szCs w:val="20"/>
         </w:rPr>
-        <w:t xml:space="preserve">Texier-Dach-Bolduc, un trio que St-Louis a assemblé pour le M3, a inscrit les deux buts du CH à 5 c. 5 en 6,7 minutes ensemble.</w:t>
+        <w:t xml:space="preserve">Texier-Dach-Bolduc a marqué les deux buts du CH à 5 c. 5 en seulement 6,7 minutes ensemble — 4e trio le plus utilisé du CH ce soir, mais le plus productif.</w:t>
       </w:r>
       <w:r>
         <w:rPr>
@@ -96,7 +96,7 @@
           <w:sz w:val="20"/>
           <w:szCs w:val="20"/>
         </w:rPr>
-        <w:t xml:space="preserve"> Texier ouvre le pointage en première, Dach égalise en deuxième sur un tir dévié contre la jambe de Ryan McDonagh.</w:t>
+        <w:t xml:space="preserve"> Le quatrième trio porte l'offensive au lieu d'un trio Suzuki-Caufield-Slafkovský qui en a partagé 9,6 mais n'a pas trouvé le filet à 5 c. 5.</w:t>
       </w:r>
     </w:p>
     <w:p>
@@ -114,25 +114,7 @@
           <w:sz w:val="20"/>
           <w:szCs w:val="20"/>
         </w:rPr>
-        <w:t xml:space="preserve">À 5 c. 5 sur trois matchs, Tampa détient 55,4 % des tentatives Corsi; Montréal s'arroge 56,1 % des buts attendus et </w:t>
-      </w:r>
-      <w:r>
-        <w:rPr>
-          <w:rFonts w:ascii="Arial" w:cs="Arial" w:eastAsia="Arial" w:hAnsi="Arial"/>
-          <w:b/>
-          <w:bCs/>
-          <w:sz w:val="20"/>
-          <w:szCs w:val="20"/>
-        </w:rPr>
-        <w:t xml:space="preserve">75 %</w:t>
-      </w:r>
-      <w:r>
-        <w:rPr>
-          <w:rFonts w:ascii="Arial" w:cs="Arial" w:eastAsia="Arial" w:hAnsi="Arial"/>
-          <w:sz w:val="20"/>
-          <w:szCs w:val="20"/>
-        </w:rPr>
-        <w:t xml:space="preserve"> des chances à haut danger. Tampa génère le volume; Montréal convertit la qualité.</w:t>
+        <w:t xml:space="preserve">Hutson, Caufield et Suzuki ont tous marqué — et tous ont un impact net isolé à 5 c. 5 inférieur à leur saison régulière. Les buts passent par les vedettes; le jeu qui les précède est porté par la profondeur (Bolduc, Dach, Texier, Struble, Xhekaj). L'œil voit les vedettes finir; les chiffres voient les vedettes profiter de leur trio.</w:t>
       </w:r>
     </w:p>
     <w:p>
@@ -150,7 +132,7 @@
           <w:sz w:val="20"/>
           <w:szCs w:val="20"/>
         </w:rPr>
-        <w:t xml:space="preserve">Hutson, Caufield et Suzuki ont tous marqué — et tous ont un impact net isolé à 5 c. 5 inférieur à leur saison régulière. Le jeu sous-jacent est porté par la profondeur (Bolduc, Dach, Texier, Struble, Xhekaj). Les buts passent par les vedettes; le travail qui les précède, beaucoup moins.</w:t>
+        <w:t xml:space="preserve">Sur les trois matchs, Dobes a un pourcentage d'arrêts implicite supérieur à Vasilevskiy (,905 c. ,893) sur des charges quasi identiques (74 c. 75 tirs subis). Le M3 (29-17) est l'exception; le cumul renverse l'argument d'avant-série voulant Vasilevskiy plus fiable.</w:t>
       </w:r>
     </w:p>
     <w:p>
@@ -168,7 +150,25 @@
           <w:sz w:val="20"/>
           <w:szCs w:val="20"/>
         </w:rPr>
-        <w:t xml:space="preserve">Vasilevskiy : 75 tirs subis, 8 buts accordés, ,893 d'arrêts implicites. Dobes : 74, 7, ,905. Charges quasi identiques, écart mince, et Dobes légèrement supérieur. L'argument d'avant-série plaçant Vasilevskiy au-dessus ne tient pas sur ces trois matchs.</w:t>
+        <w:t xml:space="preserve">Le CH détient </w:t>
+      </w:r>
+      <w:r>
+        <w:rPr>
+          <w:rFonts w:ascii="Arial" w:cs="Arial" w:eastAsia="Arial" w:hAnsi="Arial"/>
+          <w:b/>
+          <w:bCs/>
+          <w:sz w:val="20"/>
+          <w:szCs w:val="20"/>
+        </w:rPr>
+        <w:t xml:space="preserve">75 % des chances à haut danger à 5 c. 5</w:t>
+      </w:r>
+      <w:r>
+        <w:rPr>
+          <w:rFonts w:ascii="Arial" w:cs="Arial" w:eastAsia="Arial" w:hAnsi="Arial"/>
+          <w:sz w:val="20"/>
+          <w:szCs w:val="20"/>
+        </w:rPr>
+        <w:t xml:space="preserve"> sur trois matchs. C'est un déséquilibre rare pour toute équipe dans toute série — un chiffre qui régresse presque toujours, mais qui s'est maintenu trois matchs d'affilée. À surveiller pour le point d'inflexion, pas encore pour le retour à la moyenne attendu.</w:t>
       </w:r>
     </w:p>
     <w:p>
@@ -323,7 +323,7 @@
           <w:sz w:val="20"/>
           <w:szCs w:val="20"/>
         </w:rPr>
-        <w:t xml:space="preserve">Le trio Texier-Dach-Bolduc a partagé 6,7 minutes à 5 c. 5 — 4e trio offensif le plus utilisé du CH ce soir et a inscrit les deux buts à forces égales. Texier marque à 4:53 de la première; Dach égalise à 12:43 de la deuxième sur un tir dévié contre la jambe de Ryan McDonagh. Le trio sort de l'esprit de St-Louis pour le M3 : Texier passe du flanc de Newhook à celui de Dach, Kapanen prend le centre entre Newhook (qui glisse à l'aile) et Demidov.</w:t>
+        <w:t xml:space="preserve">Texier-Dach-Bolduc a inscrit les deux buts à 5 c. 5 du CH (Texier à 4:53 de la première, Dach à 12:43 de la deuxième sur un tir dévié contre la jambe de McDonagh) en 6,7 minutes ensemble. Lecture inhabituelle : c'est le 4e trio offensif le plus utilisé du CH au M3, mais c'est lui qui a déverrouillé le filet à forces égales — pas le trio Suzuki-Caufield-Slafkovský (9,6 min, 0 but à 5 c. 5) ni la troisième vague Newhook-Kapanen-Demidov (7,9 min, 0 but).</w:t>
       </w:r>
     </w:p>
     <w:p>
@@ -8838,7 +8838,7 @@
         </w:numPr>
         <w:spacing w:after="60"/>
       </w:pPr>
-      <w:hyperlink w:history="1" r:id="rId4vyo_vpbq0tep5hdn8g2f">
+      <w:hyperlink w:history="1" r:id="rIdb3i16vchufjv5dthsvhk3">
         <w:r>
           <w:rPr>
             <w:rStyle w:val="Hyperlink"/>
@@ -8859,7 +8859,7 @@
         </w:numPr>
         <w:spacing w:after="60"/>
       </w:pPr>
-      <w:hyperlink w:history="1" r:id="rIdbcpu1p7sdbykklmgrswwu">
+      <w:hyperlink w:history="1" r:id="rId2tgjm0c1masbwapdpiwj8">
         <w:r>
           <w:rPr>
             <w:rStyle w:val="Hyperlink"/>
@@ -8896,7 +8896,7 @@
         </w:numPr>
         <w:spacing w:after="60"/>
       </w:pPr>
-      <w:hyperlink w:history="1" r:id="rIdocci_mnjxd13lgd0sqpti">
+      <w:hyperlink w:history="1" r:id="rId5imv_gsxtdbjmc3whnjlf">
         <w:r>
           <w:rPr>
             <w:rStyle w:val="Hyperlink"/>
@@ -8917,7 +8917,7 @@
         </w:numPr>
         <w:spacing w:after="60"/>
       </w:pPr>
-      <w:hyperlink w:history="1" r:id="rIdnoq_up4ffvpujrnlpxu9x">
+      <w:hyperlink w:history="1" r:id="rIdvkweagzb_pszijc0-tisj">
         <w:r>
           <w:rPr>
             <w:rStyle w:val="Hyperlink"/>
@@ -8938,7 +8938,7 @@
         </w:numPr>
         <w:spacing w:after="60"/>
       </w:pPr>
-      <w:hyperlink w:history="1" r:id="rIdlpooc3ih6ohxg5yzxewey">
+      <w:hyperlink w:history="1" r:id="rIdqhkxuwbvtlaul3m6in_91">
         <w:r>
           <w:rPr>
             <w:rStyle w:val="Hyperlink"/>
@@ -8959,7 +8959,7 @@
         </w:numPr>
         <w:spacing w:after="60"/>
       </w:pPr>
-      <w:hyperlink w:history="1" r:id="rIdt-vmyhyrn6-pnqg04sjjw">
+      <w:hyperlink w:history="1" r:id="rIdbwdmdsatcxjdgn7hjl4sb">
         <w:r>
           <w:rPr>
             <w:rStyle w:val="Hyperlink"/>
@@ -8980,7 +8980,7 @@
         </w:numPr>
         <w:spacing w:after="60"/>
       </w:pPr>
-      <w:hyperlink w:history="1" r:id="rIdnk1dyvzxqtfsqfn8f0mrq">
+      <w:hyperlink w:history="1" r:id="rIdr47yxidh2qj8kymjaqkyw">
         <w:r>
           <w:rPr>
             <w:rStyle w:val="Hyperlink"/>
@@ -9001,7 +9001,7 @@
         </w:numPr>
         <w:spacing w:after="60"/>
       </w:pPr>
-      <w:hyperlink w:history="1" r:id="rIdm7amjier9wgsg5mssp1dd">
+      <w:hyperlink w:history="1" r:id="rIdtleao5mxujpkchey8k5t0">
         <w:r>
           <w:rPr>
             <w:rStyle w:val="Hyperlink"/>
@@ -9038,7 +9038,7 @@
         </w:numPr>
         <w:spacing w:after="60"/>
       </w:pPr>
-      <w:hyperlink w:history="1" r:id="rId-aj2ewzlq37_wucb6zvrp">
+      <w:hyperlink w:history="1" r:id="rIdrajgcce7ewz-ia6qmxwan">
         <w:r>
           <w:rPr>
             <w:rStyle w:val="Hyperlink"/>
@@ -9059,7 +9059,7 @@
         </w:numPr>
         <w:spacing w:after="60"/>
       </w:pPr>
-      <w:hyperlink w:history="1" r:id="rIdm16_fcpxkpdrwb5wb7kra">
+      <w:hyperlink w:history="1" r:id="rId40e1j-7lguo_t1wuka7bg">
         <w:r>
           <w:rPr>
             <w:rStyle w:val="Hyperlink"/>
@@ -9080,7 +9080,7 @@
         </w:numPr>
         <w:spacing w:after="60"/>
       </w:pPr>
-      <w:hyperlink w:history="1" r:id="rIdf5ven8qjkl3f9aqhcysaa">
+      <w:hyperlink w:history="1" r:id="rIdz_z8slunqbrqxnjaf_15u">
         <w:r>
           <w:rPr>
             <w:rStyle w:val="Hyperlink"/>
@@ -9101,7 +9101,7 @@
         </w:numPr>
         <w:spacing w:after="60"/>
       </w:pPr>
-      <w:hyperlink w:history="1" r:id="rIdhwtmj_0uww5323eq4ylgx">
+      <w:hyperlink w:history="1" r:id="rIdu3lsz1tobdaovlz2gbgfz">
         <w:r>
           <w:rPr>
             <w:rStyle w:val="Hyperlink"/>

--- a/examples/habs_round1_2026/game3_post_2026-04-25_FR.docx
+++ b/examples/habs_round1_2026/game3_post_2026-04-25_FR.docx
@@ -114,7 +114,7 @@
           <w:sz w:val="20"/>
           <w:szCs w:val="20"/>
         </w:rPr>
-        <w:t xml:space="preserve">Hutson, Caufield et Suzuki ont tous marqué — et tous ont un impact net isolé à 5 c. 5 inférieur à leur saison régulière. Les buts passent par les vedettes; le jeu qui les précède est porté par la profondeur (Bolduc, Dach, Texier, Struble, Xhekaj). L'œil voit les vedettes finir; les chiffres voient les vedettes profiter de leur trio.</w:t>
+        <w:t xml:space="preserve">Les trois plus grandes régressions d'impact net isolé entre la saison régulière et les séries à 5 c. 5 sont Hutson, Caufield et Suzuki — et un seul des trois a produit. Hutson est au pointage (M2 + le but vainqueur en prolongation au M3); Caufield et Suzuki n'ont pas marqué. La profondeur (Bolduc, Dach, Texier, Struble, Xhekaj) porte à la fois le jeu sous-jacent et le pointage final — Dach et Texier ont marqué à 5 c. 5 au M3, Bolduc a obtenu une passe principale sur chaque but.</w:t>
       </w:r>
     </w:p>
     <w:p>
@@ -8838,7 +8838,7 @@
         </w:numPr>
         <w:spacing w:after="60"/>
       </w:pPr>
-      <w:hyperlink w:history="1" r:id="rIdb3i16vchufjv5dthsvhk3">
+      <w:hyperlink w:history="1" r:id="rIdwr0tqi6qgcc7mu-41x0k8">
         <w:r>
           <w:rPr>
             <w:rStyle w:val="Hyperlink"/>
@@ -8859,7 +8859,7 @@
         </w:numPr>
         <w:spacing w:after="60"/>
       </w:pPr>
-      <w:hyperlink w:history="1" r:id="rId2tgjm0c1masbwapdpiwj8">
+      <w:hyperlink w:history="1" r:id="rId4yrdlosfi6mqcdxftsk0c">
         <w:r>
           <w:rPr>
             <w:rStyle w:val="Hyperlink"/>
@@ -8896,7 +8896,7 @@
         </w:numPr>
         <w:spacing w:after="60"/>
       </w:pPr>
-      <w:hyperlink w:history="1" r:id="rId5imv_gsxtdbjmc3whnjlf">
+      <w:hyperlink w:history="1" r:id="rIdyq4dkr90m97vjsz0zhedi">
         <w:r>
           <w:rPr>
             <w:rStyle w:val="Hyperlink"/>
@@ -8917,7 +8917,7 @@
         </w:numPr>
         <w:spacing w:after="60"/>
       </w:pPr>
-      <w:hyperlink w:history="1" r:id="rIdvkweagzb_pszijc0-tisj">
+      <w:hyperlink w:history="1" r:id="rIdtwwtolk9u1oadlfv3rxbk">
         <w:r>
           <w:rPr>
             <w:rStyle w:val="Hyperlink"/>
@@ -8938,7 +8938,7 @@
         </w:numPr>
         <w:spacing w:after="60"/>
       </w:pPr>
-      <w:hyperlink w:history="1" r:id="rIdqhkxuwbvtlaul3m6in_91">
+      <w:hyperlink w:history="1" r:id="rIdmow3bktyetrafmkwkx3io">
         <w:r>
           <w:rPr>
             <w:rStyle w:val="Hyperlink"/>
@@ -8959,7 +8959,7 @@
         </w:numPr>
         <w:spacing w:after="60"/>
       </w:pPr>
-      <w:hyperlink w:history="1" r:id="rIdbwdmdsatcxjdgn7hjl4sb">
+      <w:hyperlink w:history="1" r:id="rIdlu-76xf-oaqudopqakpru">
         <w:r>
           <w:rPr>
             <w:rStyle w:val="Hyperlink"/>
@@ -8980,7 +8980,7 @@
         </w:numPr>
         <w:spacing w:after="60"/>
       </w:pPr>
-      <w:hyperlink w:history="1" r:id="rIdr47yxidh2qj8kymjaqkyw">
+      <w:hyperlink w:history="1" r:id="rIdsmpvqemqqg4n9keqrnnj0">
         <w:r>
           <w:rPr>
             <w:rStyle w:val="Hyperlink"/>
@@ -9001,7 +9001,7 @@
         </w:numPr>
         <w:spacing w:after="60"/>
       </w:pPr>
-      <w:hyperlink w:history="1" r:id="rIdtleao5mxujpkchey8k5t0">
+      <w:hyperlink w:history="1" r:id="rIdawfn-9gl7-5tva8k0ief5">
         <w:r>
           <w:rPr>
             <w:rStyle w:val="Hyperlink"/>
@@ -9038,7 +9038,7 @@
         </w:numPr>
         <w:spacing w:after="60"/>
       </w:pPr>
-      <w:hyperlink w:history="1" r:id="rIdrajgcce7ewz-ia6qmxwan">
+      <w:hyperlink w:history="1" r:id="rIdt0hetxcus74dfm1q8kxug">
         <w:r>
           <w:rPr>
             <w:rStyle w:val="Hyperlink"/>
@@ -9059,7 +9059,7 @@
         </w:numPr>
         <w:spacing w:after="60"/>
       </w:pPr>
-      <w:hyperlink w:history="1" r:id="rId40e1j-7lguo_t1wuka7bg">
+      <w:hyperlink w:history="1" r:id="rIdpyyawdun3te26p3-6augw">
         <w:r>
           <w:rPr>
             <w:rStyle w:val="Hyperlink"/>
@@ -9080,7 +9080,7 @@
         </w:numPr>
         <w:spacing w:after="60"/>
       </w:pPr>
-      <w:hyperlink w:history="1" r:id="rIdz_z8slunqbrqxnjaf_15u">
+      <w:hyperlink w:history="1" r:id="rIdj-6_uivk9x9tdg-8uk2t7">
         <w:r>
           <w:rPr>
             <w:rStyle w:val="Hyperlink"/>
@@ -9101,7 +9101,7 @@
         </w:numPr>
         <w:spacing w:after="60"/>
       </w:pPr>
-      <w:hyperlink w:history="1" r:id="rIdu3lsz1tobdaovlz2gbgfz">
+      <w:hyperlink w:history="1" r:id="rIdjlpcqhmhhwszrwlpabdgw">
         <w:r>
           <w:rPr>
             <w:rStyle w:val="Hyperlink"/>

--- a/examples/habs_round1_2026/game3_post_2026-04-25_FR.docx
+++ b/examples/habs_round1_2026/game3_post_2026-04-25_FR.docx
@@ -8838,7 +8838,7 @@
         </w:numPr>
         <w:spacing w:after="60"/>
       </w:pPr>
-      <w:hyperlink w:history="1" r:id="rIdwr0tqi6qgcc7mu-41x0k8">
+      <w:hyperlink w:history="1" r:id="rId3eyf71ok9_6nden2pc6_3">
         <w:r>
           <w:rPr>
             <w:rStyle w:val="Hyperlink"/>
@@ -8859,7 +8859,7 @@
         </w:numPr>
         <w:spacing w:after="60"/>
       </w:pPr>
-      <w:hyperlink w:history="1" r:id="rId4yrdlosfi6mqcdxftsk0c">
+      <w:hyperlink w:history="1" r:id="rIdrqpgs6905iudqzbqms1ra">
         <w:r>
           <w:rPr>
             <w:rStyle w:val="Hyperlink"/>
@@ -8896,7 +8896,7 @@
         </w:numPr>
         <w:spacing w:after="60"/>
       </w:pPr>
-      <w:hyperlink w:history="1" r:id="rIdyq4dkr90m97vjsz0zhedi">
+      <w:hyperlink w:history="1" r:id="rIdsbch3i0yqgpk-n-411qog">
         <w:r>
           <w:rPr>
             <w:rStyle w:val="Hyperlink"/>
@@ -8917,7 +8917,7 @@
         </w:numPr>
         <w:spacing w:after="60"/>
       </w:pPr>
-      <w:hyperlink w:history="1" r:id="rIdtwwtolk9u1oadlfv3rxbk">
+      <w:hyperlink w:history="1" r:id="rId7onnicd0qpkzorqq9b5xv">
         <w:r>
           <w:rPr>
             <w:rStyle w:val="Hyperlink"/>
@@ -8938,7 +8938,7 @@
         </w:numPr>
         <w:spacing w:after="60"/>
       </w:pPr>
-      <w:hyperlink w:history="1" r:id="rIdmow3bktyetrafmkwkx3io">
+      <w:hyperlink w:history="1" r:id="rId8ndc5y9mybpye89of0j76">
         <w:r>
           <w:rPr>
             <w:rStyle w:val="Hyperlink"/>
@@ -8959,7 +8959,7 @@
         </w:numPr>
         <w:spacing w:after="60"/>
       </w:pPr>
-      <w:hyperlink w:history="1" r:id="rIdlu-76xf-oaqudopqakpru">
+      <w:hyperlink w:history="1" r:id="rIdt7idvviq9soy4jhlty1-k">
         <w:r>
           <w:rPr>
             <w:rStyle w:val="Hyperlink"/>
@@ -8980,7 +8980,7 @@
         </w:numPr>
         <w:spacing w:after="60"/>
       </w:pPr>
-      <w:hyperlink w:history="1" r:id="rIdsmpvqemqqg4n9keqrnnj0">
+      <w:hyperlink w:history="1" r:id="rIdajctajyv-pnlo0x-g3ojf">
         <w:r>
           <w:rPr>
             <w:rStyle w:val="Hyperlink"/>
@@ -9001,7 +9001,7 @@
         </w:numPr>
         <w:spacing w:after="60"/>
       </w:pPr>
-      <w:hyperlink w:history="1" r:id="rIdawfn-9gl7-5tva8k0ief5">
+      <w:hyperlink w:history="1" r:id="rIdvievnjhn-h5byygdgxj2t">
         <w:r>
           <w:rPr>
             <w:rStyle w:val="Hyperlink"/>
@@ -9038,7 +9038,7 @@
         </w:numPr>
         <w:spacing w:after="60"/>
       </w:pPr>
-      <w:hyperlink w:history="1" r:id="rIdt0hetxcus74dfm1q8kxug">
+      <w:hyperlink w:history="1" r:id="rId8nuvtx_evk7jhlomni-tv">
         <w:r>
           <w:rPr>
             <w:rStyle w:val="Hyperlink"/>
@@ -9059,7 +9059,7 @@
         </w:numPr>
         <w:spacing w:after="60"/>
       </w:pPr>
-      <w:hyperlink w:history="1" r:id="rIdpyyawdun3te26p3-6augw">
+      <w:hyperlink w:history="1" r:id="rIdhpzqhezsappa61wm_tjpg">
         <w:r>
           <w:rPr>
             <w:rStyle w:val="Hyperlink"/>
@@ -9080,7 +9080,7 @@
         </w:numPr>
         <w:spacing w:after="60"/>
       </w:pPr>
-      <w:hyperlink w:history="1" r:id="rIdj-6_uivk9x9tdg-8uk2t7">
+      <w:hyperlink w:history="1" r:id="rIddxyll9ersnaaykpbz2wln">
         <w:r>
           <w:rPr>
             <w:rStyle w:val="Hyperlink"/>
@@ -9101,7 +9101,7 @@
         </w:numPr>
         <w:spacing w:after="60"/>
       </w:pPr>
-      <w:hyperlink w:history="1" r:id="rIdjlpcqhmhhwszrwlpabdgw">
+      <w:hyperlink w:history="1" r:id="rId67wuwejw9glh2e0jxcxlq">
         <w:r>
           <w:rPr>
             <w:rStyle w:val="Hyperlink"/>

--- a/examples/habs_round1_2026/game3_post_2026-04-25_FR.docx
+++ b/examples/habs_round1_2026/game3_post_2026-04-25_FR.docx
@@ -132,7 +132,7 @@
           <w:sz w:val="20"/>
           <w:szCs w:val="20"/>
         </w:rPr>
-        <w:t xml:space="preserve">Sur les trois matchs, Dobes a un pourcentage d'arrêts implicite supérieur à Vasilevskiy (,905 c. ,893) sur des charges quasi identiques (74 c. 75 tirs subis). Le M3 (29-17) est l'exception; le cumul renverse l'argument d'avant-série voulant Vasilevskiy plus fiable.</w:t>
+        <w:t xml:space="preserve">Sur les trois matchs, Dobes a un pourcentage d'arrêts implicite supérieur à Vasilevskiy (,892 c. ,880) sur des charges quasi identiques (74 c. 75 tirs subis). Le M3 (29-17) est l'exception; le cumul renverse l'argument d'avant-série voulant Vasilevskiy plus fiable.</w:t>
       </w:r>
     </w:p>
     <w:p>
@@ -3062,7 +3062,7 @@
                 <w:sz w:val="18"/>
                 <w:szCs w:val="18"/>
               </w:rPr>
-              <w:t xml:space="preserve">Sur 3 matchs, le pourcentage d'arrêts implicite de Dobes (,905) est légèrement supérieur à celui de Vasilevskiy (,893). La chronique colle aux chiffres.</w:t>
+              <w:t xml:space="preserve">Sur 3 matchs, le pourcentage d'arrêts implicite de Dobes (,892) est légèrement supérieur à celui de Vasilevskiy (,880). La chronique colle aux chiffres.</w:t>
             </w:r>
           </w:p>
         </w:tc>
@@ -8838,7 +8838,7 @@
         </w:numPr>
         <w:spacing w:after="60"/>
       </w:pPr>
-      <w:hyperlink w:history="1" r:id="rId3eyf71ok9_6nden2pc6_3">
+      <w:hyperlink w:history="1" r:id="rId2wb7jorxdvf6k6hdwtawg">
         <w:r>
           <w:rPr>
             <w:rStyle w:val="Hyperlink"/>
@@ -8859,7 +8859,7 @@
         </w:numPr>
         <w:spacing w:after="60"/>
       </w:pPr>
-      <w:hyperlink w:history="1" r:id="rIdrqpgs6905iudqzbqms1ra">
+      <w:hyperlink w:history="1" r:id="rIduvep68alenssgbxlbj5ob">
         <w:r>
           <w:rPr>
             <w:rStyle w:val="Hyperlink"/>
@@ -8896,7 +8896,7 @@
         </w:numPr>
         <w:spacing w:after="60"/>
       </w:pPr>
-      <w:hyperlink w:history="1" r:id="rIdsbch3i0yqgpk-n-411qog">
+      <w:hyperlink w:history="1" r:id="rIdsfyu9dleqebbh_anyp2pu">
         <w:r>
           <w:rPr>
             <w:rStyle w:val="Hyperlink"/>
@@ -8917,7 +8917,7 @@
         </w:numPr>
         <w:spacing w:after="60"/>
       </w:pPr>
-      <w:hyperlink w:history="1" r:id="rId7onnicd0qpkzorqq9b5xv">
+      <w:hyperlink w:history="1" r:id="rIdj9pwiv02yxzflejxw5yb3">
         <w:r>
           <w:rPr>
             <w:rStyle w:val="Hyperlink"/>
@@ -8938,7 +8938,7 @@
         </w:numPr>
         <w:spacing w:after="60"/>
       </w:pPr>
-      <w:hyperlink w:history="1" r:id="rId8ndc5y9mybpye89of0j76">
+      <w:hyperlink w:history="1" r:id="rId2srmylonbfel3u-w4athm">
         <w:r>
           <w:rPr>
             <w:rStyle w:val="Hyperlink"/>
@@ -8959,7 +8959,7 @@
         </w:numPr>
         <w:spacing w:after="60"/>
       </w:pPr>
-      <w:hyperlink w:history="1" r:id="rIdt7idvviq9soy4jhlty1-k">
+      <w:hyperlink w:history="1" r:id="rIdqg1vtvwisyz8fcy3cytiq">
         <w:r>
           <w:rPr>
             <w:rStyle w:val="Hyperlink"/>
@@ -8980,7 +8980,7 @@
         </w:numPr>
         <w:spacing w:after="60"/>
       </w:pPr>
-      <w:hyperlink w:history="1" r:id="rIdajctajyv-pnlo0x-g3ojf">
+      <w:hyperlink w:history="1" r:id="rIdxgzbe6giecqkkjitqcxuk">
         <w:r>
           <w:rPr>
             <w:rStyle w:val="Hyperlink"/>
@@ -9001,7 +9001,7 @@
         </w:numPr>
         <w:spacing w:after="60"/>
       </w:pPr>
-      <w:hyperlink w:history="1" r:id="rIdvievnjhn-h5byygdgxj2t">
+      <w:hyperlink w:history="1" r:id="rIdb42ri2sy0vgt9rskehlns">
         <w:r>
           <w:rPr>
             <w:rStyle w:val="Hyperlink"/>
@@ -9038,7 +9038,7 @@
         </w:numPr>
         <w:spacing w:after="60"/>
       </w:pPr>
-      <w:hyperlink w:history="1" r:id="rId8nuvtx_evk7jhlomni-tv">
+      <w:hyperlink w:history="1" r:id="rIdg3qeds22ws2iuuie8nsos">
         <w:r>
           <w:rPr>
             <w:rStyle w:val="Hyperlink"/>
@@ -9059,7 +9059,7 @@
         </w:numPr>
         <w:spacing w:after="60"/>
       </w:pPr>
-      <w:hyperlink w:history="1" r:id="rIdhpzqhezsappa61wm_tjpg">
+      <w:hyperlink w:history="1" r:id="rIddxnwowxceelpbec5lxcn8">
         <w:r>
           <w:rPr>
             <w:rStyle w:val="Hyperlink"/>
@@ -9080,7 +9080,7 @@
         </w:numPr>
         <w:spacing w:after="60"/>
       </w:pPr>
-      <w:hyperlink w:history="1" r:id="rIddxyll9ersnaaykpbz2wln">
+      <w:hyperlink w:history="1" r:id="rId5ltzcha09vwrcwtg7fjce">
         <w:r>
           <w:rPr>
             <w:rStyle w:val="Hyperlink"/>
@@ -9101,7 +9101,7 @@
         </w:numPr>
         <w:spacing w:after="60"/>
       </w:pPr>
-      <w:hyperlink w:history="1" r:id="rId67wuwejw9glh2e0jxcxlq">
+      <w:hyperlink w:history="1" r:id="rIdefi_3uibfvphxyttrgkeg">
         <w:r>
           <w:rPr>
             <w:rStyle w:val="Hyperlink"/>

--- a/examples/habs_round1_2026/game3_post_2026-04-25_FR.docx
+++ b/examples/habs_round1_2026/game3_post_2026-04-25_FR.docx
@@ -8838,7 +8838,7 @@
         </w:numPr>
         <w:spacing w:after="60"/>
       </w:pPr>
-      <w:hyperlink w:history="1" r:id="rId2wb7jorxdvf6k6hdwtawg">
+      <w:hyperlink w:history="1" r:id="rIdxdwnwylxkglykqhiws6m_">
         <w:r>
           <w:rPr>
             <w:rStyle w:val="Hyperlink"/>
@@ -8859,7 +8859,7 @@
         </w:numPr>
         <w:spacing w:after="60"/>
       </w:pPr>
-      <w:hyperlink w:history="1" r:id="rIduvep68alenssgbxlbj5ob">
+      <w:hyperlink w:history="1" r:id="rIdnxos-bymzmq_o4oodijvx">
         <w:r>
           <w:rPr>
             <w:rStyle w:val="Hyperlink"/>
@@ -8896,7 +8896,7 @@
         </w:numPr>
         <w:spacing w:after="60"/>
       </w:pPr>
-      <w:hyperlink w:history="1" r:id="rIdsfyu9dleqebbh_anyp2pu">
+      <w:hyperlink w:history="1" r:id="rIdricra-flpoyruelivcfsc">
         <w:r>
           <w:rPr>
             <w:rStyle w:val="Hyperlink"/>
@@ -8917,7 +8917,7 @@
         </w:numPr>
         <w:spacing w:after="60"/>
       </w:pPr>
-      <w:hyperlink w:history="1" r:id="rIdj9pwiv02yxzflejxw5yb3">
+      <w:hyperlink w:history="1" r:id="rIdaxjlreipxu5e3gmb4cffc">
         <w:r>
           <w:rPr>
             <w:rStyle w:val="Hyperlink"/>
@@ -8938,7 +8938,7 @@
         </w:numPr>
         <w:spacing w:after="60"/>
       </w:pPr>
-      <w:hyperlink w:history="1" r:id="rId2srmylonbfel3u-w4athm">
+      <w:hyperlink w:history="1" r:id="rId_3fqstvnstyuupeevtzav">
         <w:r>
           <w:rPr>
             <w:rStyle w:val="Hyperlink"/>
@@ -8959,7 +8959,7 @@
         </w:numPr>
         <w:spacing w:after="60"/>
       </w:pPr>
-      <w:hyperlink w:history="1" r:id="rIdqg1vtvwisyz8fcy3cytiq">
+      <w:hyperlink w:history="1" r:id="rIdzcb2xhv0pifsifcwzxxh6">
         <w:r>
           <w:rPr>
             <w:rStyle w:val="Hyperlink"/>
@@ -8980,7 +8980,7 @@
         </w:numPr>
         <w:spacing w:after="60"/>
       </w:pPr>
-      <w:hyperlink w:history="1" r:id="rIdxgzbe6giecqkkjitqcxuk">
+      <w:hyperlink w:history="1" r:id="rIdthzvwbipv8cgyygzngkxy">
         <w:r>
           <w:rPr>
             <w:rStyle w:val="Hyperlink"/>
@@ -9001,7 +9001,7 @@
         </w:numPr>
         <w:spacing w:after="60"/>
       </w:pPr>
-      <w:hyperlink w:history="1" r:id="rIdb42ri2sy0vgt9rskehlns">
+      <w:hyperlink w:history="1" r:id="rIdlvgxyg2rrovney2em2apg">
         <w:r>
           <w:rPr>
             <w:rStyle w:val="Hyperlink"/>
@@ -9038,7 +9038,7 @@
         </w:numPr>
         <w:spacing w:after="60"/>
       </w:pPr>
-      <w:hyperlink w:history="1" r:id="rIdg3qeds22ws2iuuie8nsos">
+      <w:hyperlink w:history="1" r:id="rIdul8q9emhjshujr1ucgtwe">
         <w:r>
           <w:rPr>
             <w:rStyle w:val="Hyperlink"/>
@@ -9059,7 +9059,7 @@
         </w:numPr>
         <w:spacing w:after="60"/>
       </w:pPr>
-      <w:hyperlink w:history="1" r:id="rIddxnwowxceelpbec5lxcn8">
+      <w:hyperlink w:history="1" r:id="rIdeitok2bjh3fdvyg8ciyrv">
         <w:r>
           <w:rPr>
             <w:rStyle w:val="Hyperlink"/>
@@ -9080,7 +9080,7 @@
         </w:numPr>
         <w:spacing w:after="60"/>
       </w:pPr>
-      <w:hyperlink w:history="1" r:id="rId5ltzcha09vwrcwtg7fjce">
+      <w:hyperlink w:history="1" r:id="rIdfls8y4qazbncorvczizvx">
         <w:r>
           <w:rPr>
             <w:rStyle w:val="Hyperlink"/>
@@ -9101,7 +9101,7 @@
         </w:numPr>
         <w:spacing w:after="60"/>
       </w:pPr>
-      <w:hyperlink w:history="1" r:id="rIdefi_3uibfvphxyttrgkeg">
+      <w:hyperlink w:history="1" r:id="rId_9xpv7wlcokmewf7iylfg">
         <w:r>
           <w:rPr>
             <w:rStyle w:val="Hyperlink"/>
